--- a/rpd_corpus/rpd_54.docx
+++ b/rpd_corpus/rpd_54.docx
@@ -102,7 +102,7 @@
         <w:ind w:left="5360"/>
       </w:pPr>
       <w:r>
-        <w:t>30.06.2022</w:t>
+        <w:t>30.06.2026</w:t>
       </w:r>
     </w:p>
     <w:p>
@@ -164,7 +164,7 @@
           <w:bCs/>
           <w:color w:val="000000"/>
         </w:rPr>
-        <w:t>(38012)Алгоритмы и структуры данных</w:t>
+        <w:t>(38052)Облачные вычисления и DevOps</w:t>
       </w:r>
     </w:p>
     <w:p>
@@ -203,7 +203,7 @@
           <w:bCs/>
           <w:color w:val="000000"/>
         </w:rPr>
-        <w:t>09.03.01 Информатика и вычислительная техника</w:t>
+        <w:t>09.04.01 Информатика и вычислительная техника</w:t>
       </w:r>
     </w:p>
     <w:p>
@@ -248,7 +248,7 @@
           <w:bCs/>
           <w:color w:val="000000"/>
         </w:rPr>
-        <w:t>профиль«Программное обеспечение средств вычислительной техники и автоматизированных систем»</w:t>
+        <w:t>профиль «Разработка и применение интеллектуальных систем»</w:t>
       </w:r>
     </w:p>
     <w:p>
@@ -291,7 +291,7 @@
           <w:bCs/>
           <w:color w:val="000000"/>
         </w:rPr>
-        <w:t>бакалавриат</w:t>
+        <w:t>магистратура</w:t>
       </w:r>
     </w:p>
     <w:p>
@@ -530,7 +530,7 @@
         <w:jc w:val="center"/>
       </w:pPr>
       <w:r>
-        <w:t>Уфа 2022</w:t>
+        <w:t>Уфа 2026</w:t>
       </w:r>
     </w:p>
     <w:p>
@@ -599,7 +599,7 @@
               </w:rPr>
             </w:pPr>
             <w:r>
-              <w:t>д.т.н., профессор Еникеев Ф.У.</w:t>
+              <w:t>д.т.н., профессор Баязитов Ф.А.</w:t>
             </w:r>
           </w:p>
         </w:tc>
@@ -685,7 +685,7 @@
               </w:rPr>
             </w:pPr>
             <w:r>
-              <w:t>к.физ.-мат. наук, доцент Зарипов Д.М.</w:t>
+              <w:t>к.т.н., доцент Зарипов Д.М.</w:t>
             </w:r>
           </w:p>
         </w:tc>
@@ -749,7 +749,7 @@
           <w:i w:val="0"/>
           <w:iCs w:val="0"/>
         </w:rPr>
-        <w:t>Рабочая программа дисциплины  рассмотрена и одобрена на заседании кафедры Вычислительная техника и инженерная кибернетика (ВТИК);, обеспечивающей преподавание дисциплины 26.01.2022, протокол №6.</w:t>
+        <w:t>Рабочая программа дисциплины  рассмотрена и одобрена на заседании кафедры Вычислительная техника и инженерная кибернетика (ВТИК);, обеспечивающей преподавание дисциплины 26.01.2026, протокол №6.</w:t>
       </w:r>
     </w:p>
     <w:p>
@@ -968,7 +968,7 @@
           <w:i w:val="0"/>
           <w:iCs w:val="0"/>
         </w:rPr>
-        <w:t>Год приема 2022 г.</w:t>
+        <w:t>Год приема 2026 г.</w:t>
       </w:r>
     </w:p>
     <w:p>
@@ -1047,7 +1047,7 @@
           <w:sz w:val="24"/>
           <w:szCs w:val="24"/>
         </w:rPr>
-        <w:t xml:space="preserve">08.06.2022 </w:t>
+        <w:t xml:space="preserve">08.06.2026 </w:t>
       </w:r>
       <w:r>
         <w:rPr>
@@ -1664,7 +1664,7 @@
               <w:rPr>
                 <w:bCs/>
               </w:rPr>
-              <w:t>7</w:t>
+              <w:t>1</w:t>
             </w:r>
           </w:p>
         </w:tc>
@@ -1688,7 +1688,7 @@
               <w:rPr>
                 <w:bCs/>
               </w:rPr>
-              <w:t>5</w:t>
+              <w:t>4</w:t>
             </w:r>
           </w:p>
         </w:tc>
@@ -1712,7 +1712,7 @@
               <w:rPr>
                 <w:bCs/>
               </w:rPr>
-              <w:t>180</w:t>
+              <w:t>108</w:t>
             </w:r>
           </w:p>
         </w:tc>
@@ -1737,7 +1737,7 @@
               <w:rPr>
                 <w:bCs/>
               </w:rPr>
-              <w:t>82</w:t>
+              <w:t>44</w:t>
             </w:r>
           </w:p>
         </w:tc>
@@ -1762,7 +1762,7 @@
               <w:rPr>
                 <w:bCs/>
               </w:rPr>
-              <w:t>98</w:t>
+              <w:t>64</w:t>
             </w:r>
           </w:p>
         </w:tc>
@@ -1786,7 +1786,7 @@
               <w:rPr>
                 <w:bCs/>
               </w:rPr>
-              <w:t>диф.зачет;</w:t>
+              <w:t>экзамен;</w:t>
             </w:r>
           </w:p>
         </w:tc>
@@ -1836,7 +1836,7 @@
               <w:rPr>
                 <w:bCs/>
               </w:rPr>
-              <w:t>5</w:t>
+              <w:t>4</w:t>
             </w:r>
           </w:p>
         </w:tc>
@@ -1860,7 +1860,7 @@
               <w:rPr>
                 <w:bCs/>
               </w:rPr>
-              <w:t>180</w:t>
+              <w:t>108</w:t>
             </w:r>
           </w:p>
         </w:tc>
@@ -1885,7 +1885,7 @@
               <w:rPr>
                 <w:bCs/>
               </w:rPr>
-              <w:t>82</w:t>
+              <w:t>44</w:t>
             </w:r>
           </w:p>
         </w:tc>
@@ -1910,7 +1910,7 @@
               <w:rPr>
                 <w:bCs/>
               </w:rPr>
-              <w:t>98</w:t>
+              <w:t>64</w:t>
             </w:r>
           </w:p>
         </w:tc>
@@ -2182,7 +2182,7 @@
               <w:rPr>
                 <w:bCs/>
               </w:rPr>
-              <w:t>Способен проектировать и реализовывать распределённые алгоритмы обработки данных</w:t>
+              <w:t>Способен осуществлять критический анализ проблемных ситуаций на основе системного подхода, вырабатывать стратегию действий</w:t>
             </w:r>
           </w:p>
         </w:tc>
@@ -2207,7 +2207,7 @@
               <w:rPr>
                 <w:bCs/>
               </w:rPr>
-              <w:t>УК-1</w:t>
+              <w:t>УК-1-</w:t>
             </w:r>
           </w:p>
         </w:tc>
@@ -2263,7 +2263,7 @@
               <w:rPr>
                 <w:bCs/>
               </w:rPr>
-              <w:t>Способен разрабатывать и анализировать алгоритмы и структуры данных для решения вычислительных задач</w:t>
+              <w:t>Способен применять современные методы и инструменты DevOps при разработке и эксплуатации программных систем</w:t>
             </w:r>
           </w:p>
         </w:tc>
@@ -2288,7 +2288,7 @@
               <w:rPr>
                 <w:bCs/>
               </w:rPr>
-              <w:t>ОПК-2</w:t>
+              <w:t>ОПК-2-</w:t>
             </w:r>
           </w:p>
         </w:tc>
@@ -2344,7 +2344,7 @@
               <w:rPr>
                 <w:bCs/>
               </w:rPr>
-              <w:t>Способен разрабатывать масштабируемые микросервисные архитектуры</w:t>
+              <w:t>Способен проектировать и реализовывать облачную инфраструктуру и конвейеры непрерывной интеграции и доставки</w:t>
             </w:r>
           </w:p>
         </w:tc>
@@ -2369,7 +2369,7 @@
               <w:rPr>
                 <w:bCs/>
               </w:rPr>
-              <w:t>ОПК-4</w:t>
+              <w:t>ПК-5-</w:t>
             </w:r>
           </w:p>
         </w:tc>
@@ -2425,7 +2425,7 @@
               <w:rPr>
                 <w:bCs/>
               </w:rPr>
-              <w:t>Способен оценивать производительность и масштабируемость распределённых систем</w:t>
+              <w:t>Способен представлять и публиковать результаты в области облачных технологий и DevOps в научных изданиях</w:t>
             </w:r>
           </w:p>
         </w:tc>
@@ -2450,7 +2450,7 @@
               <w:rPr>
                 <w:bCs/>
               </w:rPr>
-              <w:t>ПК-1</w:t>
+              <w:t>ОПК-3-</w:t>
             </w:r>
           </w:p>
         </w:tc>
@@ -2601,13 +2601,16 @@
               <w:rPr>
                 <w:bCs/>
               </w:rPr>
-              <w:t>УК-1</w:t>
-            </w:r>
-            <w:r/>
-            <w:r>
-              <w:rPr>
-                <w:bCs/>
-              </w:rPr>
+              <w:t>ПК-1</w:t>
+            </w:r>
+            <w:r>
+              <w:t xml:space="preserve"> </w:t>
+            </w:r>
+            <w:r>
+              <w:rPr>
+                <w:bCs/>
+              </w:rPr>
+              <w:t/>
             </w:r>
           </w:p>
           <w:p>
@@ -2632,7 +2635,17 @@
               <w:rPr>
                 <w:bCs/>
               </w:rPr>
-              <w:t>УК-1.1 Анализирует архитектуры распределённых систем</w:t>
+              <w:t>УК-1.1 Анализирует проблемы масштабирования, надёжности и развёртывания ИТ-систем</w:t>
+              <w:br/>
+              <w:t>УК-1.2 Формулирует требования к облачной архитектуре и обосновывает выбор провайдера и сервисов</w:t>
+              <w:br/>
+              <w:t>УК-1.3 Критически оценивает облачные решения AWS/Azure/GCP и Kubernetes по выбранным метрикам</w:t>
+              <w:br/>
+              <w:t>УК-1.4 Интерпретирует результаты нагрузочного тестирования и метрики производительности системы</w:t>
+              <w:br/>
+              <w:t>УК-1.5 Оценивает риски безопасности и предлагает направления улучшения DevOps-практик</w:t>
+              <w:br/>
+              <w:t xml:space="preserve"> </w:t>
             </w:r>
           </w:p>
         </w:tc>
@@ -2652,7 +2665,7 @@
               <w:rPr>
                 <w:bCs/>
               </w:rPr>
-              <w:t>З(УК-1)</w:t>
+              <w:t>З(ПК-3)</w:t>
             </w:r>
           </w:p>
         </w:tc>
@@ -2669,7 +2682,9 @@
               <w:rPr>
                 <w:bCs/>
               </w:rPr>
-              <w:t>Знать: принципы построения клиент-серверных, P2P и микросервисных архитектур</w:t>
+              <w:t>Знать:</w:t>
+              <w:br/>
+              <w:t>Облачные платформы AWS, Azure, GCP: сервисы, архитектуры, IaC-инструменты (Terraform, Ansible)</w:t>
             </w:r>
           </w:p>
         </w:tc>
@@ -2680,7 +2695,7 @@
         </w:trPr>
         <w:tc>
           <w:tcPr>
-            <w:vMerge w:val="restart"/>
+            <w:vMerge w:val="continue"/>
             <w:tcW w:w="2717" w:type="dxa"/>
             <w:vAlign w:val="center"/>
           </w:tcPr>
@@ -2699,24 +2714,27 @@
               <w:rPr>
                 <w:bCs/>
               </w:rPr>
-              <w:t>УК-1</w:t>
-            </w:r>
-            <w:r/>
-            <w:r>
-              <w:rPr>
-                <w:bCs/>
-              </w:rPr>
-            </w:r>
-          </w:p>
-          <w:p>
-            <w:pPr>
-              <w:jc w:val="center"/>
-            </w:pPr>
-          </w:p>
-        </w:tc>
-        <w:tc>
-          <w:tcPr>
-            <w:vMerge w:val="restart"/>
+              <w:t>ПК-1</w:t>
+            </w:r>
+            <w:r>
+              <w:t xml:space="preserve"> </w:t>
+            </w:r>
+            <w:r>
+              <w:rPr>
+                <w:bCs/>
+              </w:rPr>
+              <w:t/>
+            </w:r>
+          </w:p>
+          <w:p>
+            <w:pPr>
+              <w:jc w:val="center"/>
+            </w:pPr>
+          </w:p>
+        </w:tc>
+        <w:tc>
+          <w:tcPr>
+            <w:vMerge w:val="continue"/>
             <w:tcW w:w="3770" w:type="dxa"/>
           </w:tcPr>
           <w:p>
@@ -2730,7 +2748,17 @@
               <w:rPr>
                 <w:bCs/>
               </w:rPr>
-              <w:t>УК-1.1 Анализирует архитектуры распределённых систем</w:t>
+              <w:t>УК-1.1 Анализирует проблемы масштабирования, надёжности и развёртывания ИТ-систем</w:t>
+              <w:br/>
+              <w:t>УК-1.2 Формулирует требования к облачной архитектуре и обосновывает выбор провайдера и сервисов</w:t>
+              <w:br/>
+              <w:t>УК-1.3 Критически оценивает облачные решения AWS/Azure/GCP и Kubernetes по выбранным метрикам</w:t>
+              <w:br/>
+              <w:t>УК-1.4 Интерпретирует результаты нагрузочного тестирования и метрики производительности системы</w:t>
+              <w:br/>
+              <w:t>УК-1.5 Оценивает риски безопасности и предлагает направления улучшения DevOps-практик</w:t>
+              <w:br/>
+              <w:t xml:space="preserve"> </w:t>
             </w:r>
           </w:p>
         </w:tc>
@@ -2750,7 +2778,7 @@
               <w:rPr>
                 <w:bCs/>
               </w:rPr>
-              <w:t>У(УК-1)</w:t>
+              <w:t>У(ПК-3)</w:t>
             </w:r>
           </w:p>
         </w:tc>
@@ -2767,7 +2795,9 @@
               <w:rPr>
                 <w:bCs/>
               </w:rPr>
-              <w:t>Уметь: проектировать распределённые системы с учётом CAP-теоремы</w:t>
+              <w:t>Уметь:</w:t>
+              <w:br/>
+              <w:t>Проектировать и развёртывать облачную инфраструктуру с использованием Terraform и Kubernetes</w:t>
             </w:r>
           </w:p>
         </w:tc>
@@ -2778,7 +2808,7 @@
         </w:trPr>
         <w:tc>
           <w:tcPr>
-            <w:vMerge w:val="restart"/>
+            <w:vMerge w:val="continue"/>
             <w:tcW w:w="2717" w:type="dxa"/>
             <w:vAlign w:val="center"/>
           </w:tcPr>
@@ -2797,24 +2827,27 @@
               <w:rPr>
                 <w:bCs/>
               </w:rPr>
-              <w:t>УК-1</w:t>
-            </w:r>
-            <w:r/>
-            <w:r>
-              <w:rPr>
-                <w:bCs/>
-              </w:rPr>
-            </w:r>
-          </w:p>
-          <w:p>
-            <w:pPr>
-              <w:jc w:val="center"/>
-            </w:pPr>
-          </w:p>
-        </w:tc>
-        <w:tc>
-          <w:tcPr>
-            <w:vMerge w:val="restart"/>
+              <w:t>ПК-1</w:t>
+            </w:r>
+            <w:r>
+              <w:t xml:space="preserve"> </w:t>
+            </w:r>
+            <w:r>
+              <w:rPr>
+                <w:bCs/>
+              </w:rPr>
+              <w:t/>
+            </w:r>
+          </w:p>
+          <w:p>
+            <w:pPr>
+              <w:jc w:val="center"/>
+            </w:pPr>
+          </w:p>
+        </w:tc>
+        <w:tc>
+          <w:tcPr>
+            <w:vMerge w:val="continue"/>
             <w:tcW w:w="3770" w:type="dxa"/>
           </w:tcPr>
           <w:p>
@@ -2828,7 +2861,17 @@
               <w:rPr>
                 <w:bCs/>
               </w:rPr>
-              <w:t>УК-1.1 Анализирует архитектуры распределённых систем</w:t>
+              <w:t>УК-1.1 Анализирует проблемы масштабирования, надёжности и развёртывания ИТ-систем</w:t>
+              <w:br/>
+              <w:t>УК-1.2 Формулирует требования к облачной архитектуре и обосновывает выбор провайдера и сервисов</w:t>
+              <w:br/>
+              <w:t>УК-1.3 Критически оценивает облачные решения AWS/Azure/GCP и Kubernetes по выбранным метрикам</w:t>
+              <w:br/>
+              <w:t>УК-1.4 Интерпретирует результаты нагрузочного тестирования и метрики производительности системы</w:t>
+              <w:br/>
+              <w:t>УК-1.5 Оценивает риски безопасности и предлагает направления улучшения DevOps-практик</w:t>
+              <w:br/>
+              <w:t xml:space="preserve"> </w:t>
             </w:r>
           </w:p>
         </w:tc>
@@ -2848,7 +2891,7 @@
               <w:rPr>
                 <w:bCs/>
               </w:rPr>
-              <w:t>В(УК-1)</w:t>
+              <w:t>В(ПК-3)</w:t>
             </w:r>
           </w:p>
         </w:tc>
@@ -2865,7 +2908,9 @@
               <w:rPr>
                 <w:bCs/>
               </w:rPr>
-              <w:t>Владеть: навыками развёртывания сервисов в контейнерной среде</w:t>
+              <w:t>Владеть:</w:t>
+              <w:br/>
+              <w:t>Навыками создания CI/CD пайплайнов и управления облачной инфраструктурой как кодом</w:t>
             </w:r>
           </w:p>
         </w:tc>
@@ -2895,13 +2940,16 @@
               <w:rPr>
                 <w:bCs/>
               </w:rPr>
-              <w:t>ОПК-2</w:t>
-            </w:r>
-            <w:r/>
-            <w:r>
-              <w:rPr>
-                <w:bCs/>
-              </w:rPr>
+              <w:t>ПК-2</w:t>
+            </w:r>
+            <w:r>
+              <w:t xml:space="preserve"> </w:t>
+            </w:r>
+            <w:r>
+              <w:rPr>
+                <w:bCs/>
+              </w:rPr>
+              <w:t/>
             </w:r>
           </w:p>
           <w:p>
@@ -2926,7 +2974,23 @@
               <w:rPr>
                 <w:bCs/>
               </w:rPr>
-              <w:t>ОПК-2.1 Применяет классические структуры данных и алгоритмы</w:t>
+              <w:t>ОПК-2.1 Разворачивает облачную инфраструктуру с использованием Terraform и Ansible</w:t>
+              <w:br/>
+              <w:t>ОПК-2.2 Настраивает CI/CD пайплайн (GitLab CI / GitHub Actions) для автоматизации сборки и тестирования</w:t>
+              <w:br/>
+              <w:t>ОПК-2.3 Разрабатывает и запускает контейнеризованные приложения с использованием Docker</w:t>
+              <w:br/>
+              <w:t>ОПК-2.4 Настраивает кластер Kubernetes: Deployment, Service, Ingress, HPA</w:t>
+              <w:br/>
+              <w:t>ОПК-2.5 Реализует мониторинг и алертинг с помощью Prometheus и Grafana</w:t>
+              <w:br/>
+              <w:t>ОПК-2.6 Обеспечивает безопасность DevOps-пайплайна: SAST, DAST, secrets management</w:t>
+              <w:br/>
+              <w:t>ОПК-2.7 Применяет GitOps-подход (ArgoCD/Flux) для управления конфигурациями</w:t>
+              <w:br/>
+              <w:t>ОПК-2.8 Оптимизирует облачные расходы: autoscaling, spot instances, cost monitoring</w:t>
+              <w:br/>
+              <w:t xml:space="preserve"> </w:t>
             </w:r>
           </w:p>
         </w:tc>
@@ -2946,7 +3010,7 @@
               <w:rPr>
                 <w:bCs/>
               </w:rPr>
-              <w:t>З(ОПК-2)</w:t>
+              <w:t>З(ПК-5)</w:t>
             </w:r>
           </w:p>
         </w:tc>
@@ -2963,7 +3027,9 @@
               <w:rPr>
                 <w:bCs/>
               </w:rPr>
-              <w:t>Знать: основные структуры данных (массивы, списки, деревья, графы, хеш-таблицы) и алгоритмы их обработки</w:t>
+              <w:t>Знать:</w:t>
+              <w:br/>
+              <w:t>Методы контейнеризации (Docker) и оркестрации (Kubernetes): архитектура, компоненты, настройка</w:t>
             </w:r>
           </w:p>
         </w:tc>
@@ -2974,7 +3040,7 @@
         </w:trPr>
         <w:tc>
           <w:tcPr>
-            <w:vMerge w:val="restart"/>
+            <w:vMerge w:val="continue"/>
             <w:tcW w:w="2717" w:type="dxa"/>
             <w:vAlign w:val="center"/>
           </w:tcPr>
@@ -2993,24 +3059,27 @@
               <w:rPr>
                 <w:bCs/>
               </w:rPr>
-              <w:t>ОПК-2</w:t>
-            </w:r>
-            <w:r/>
-            <w:r>
-              <w:rPr>
-                <w:bCs/>
-              </w:rPr>
-            </w:r>
-          </w:p>
-          <w:p>
-            <w:pPr>
-              <w:jc w:val="center"/>
-            </w:pPr>
-          </w:p>
-        </w:tc>
-        <w:tc>
-          <w:tcPr>
-            <w:vMerge w:val="restart"/>
+              <w:t>ПК-2</w:t>
+            </w:r>
+            <w:r>
+              <w:t xml:space="preserve"> </w:t>
+            </w:r>
+            <w:r>
+              <w:rPr>
+                <w:bCs/>
+              </w:rPr>
+              <w:t/>
+            </w:r>
+          </w:p>
+          <w:p>
+            <w:pPr>
+              <w:jc w:val="center"/>
+            </w:pPr>
+          </w:p>
+        </w:tc>
+        <w:tc>
+          <w:tcPr>
+            <w:vMerge w:val="continue"/>
             <w:tcW w:w="3770" w:type="dxa"/>
           </w:tcPr>
           <w:p>
@@ -3024,7 +3093,23 @@
               <w:rPr>
                 <w:bCs/>
               </w:rPr>
-              <w:t>ОПК-2.1 Применяет классические структуры данных и алгоритмы</w:t>
+              <w:t>ОПК-2.1 Разворачивает облачную инфраструктуру с использованием Terraform и Ansible</w:t>
+              <w:br/>
+              <w:t>ОПК-2.2 Настраивает CI/CD пайплайн (GitLab CI / GitHub Actions) для автоматизации сборки и тестирования</w:t>
+              <w:br/>
+              <w:t>ОПК-2.3 Разрабатывает и запускает контейнеризованные приложения с использованием Docker</w:t>
+              <w:br/>
+              <w:t>ОПК-2.4 Настраивает кластер Kubernetes: Deployment, Service, Ingress, HPA</w:t>
+              <w:br/>
+              <w:t>ОПК-2.5 Реализует мониторинг и алертинг с помощью Prometheus и Grafana</w:t>
+              <w:br/>
+              <w:t>ОПК-2.6 Обеспечивает безопасность DevOps-пайплайна: SAST, DAST, secrets management</w:t>
+              <w:br/>
+              <w:t>ОПК-2.7 Применяет GitOps-подход (ArgoCD/Flux) для управления конфигурациями</w:t>
+              <w:br/>
+              <w:t>ОПК-2.8 Оптимизирует облачные расходы: autoscaling, spot instances, cost monitoring</w:t>
+              <w:br/>
+              <w:t xml:space="preserve"> </w:t>
             </w:r>
           </w:p>
         </w:tc>
@@ -3044,7 +3129,7 @@
               <w:rPr>
                 <w:bCs/>
               </w:rPr>
-              <w:t>У(ОПК-2)</w:t>
+              <w:t>У(ПК-5)</w:t>
             </w:r>
           </w:p>
         </w:tc>
@@ -3061,7 +3146,9 @@
               <w:rPr>
                 <w:bCs/>
               </w:rPr>
-              <w:t>Уметь: проводить асимптотический анализ сложности алгоритмов по времени и памяти</w:t>
+              <w:t>Уметь:</w:t>
+              <w:br/>
+              <w:t>Настраивать Kubernetes кластеры, реализовывать автомасштабирование и управление ресурсами</w:t>
             </w:r>
           </w:p>
         </w:tc>
@@ -3072,7 +3159,7 @@
         </w:trPr>
         <w:tc>
           <w:tcPr>
-            <w:vMerge w:val="restart"/>
+            <w:vMerge w:val="continue"/>
             <w:tcW w:w="2717" w:type="dxa"/>
             <w:vAlign w:val="center"/>
           </w:tcPr>
@@ -3091,24 +3178,27 @@
               <w:rPr>
                 <w:bCs/>
               </w:rPr>
-              <w:t>ОПК-2</w:t>
-            </w:r>
-            <w:r/>
-            <w:r>
-              <w:rPr>
-                <w:bCs/>
-              </w:rPr>
-            </w:r>
-          </w:p>
-          <w:p>
-            <w:pPr>
-              <w:jc w:val="center"/>
-            </w:pPr>
-          </w:p>
-        </w:tc>
-        <w:tc>
-          <w:tcPr>
-            <w:vMerge w:val="restart"/>
+              <w:t>ПК-2</w:t>
+            </w:r>
+            <w:r>
+              <w:t xml:space="preserve"> </w:t>
+            </w:r>
+            <w:r>
+              <w:rPr>
+                <w:bCs/>
+              </w:rPr>
+              <w:t/>
+            </w:r>
+          </w:p>
+          <w:p>
+            <w:pPr>
+              <w:jc w:val="center"/>
+            </w:pPr>
+          </w:p>
+        </w:tc>
+        <w:tc>
+          <w:tcPr>
+            <w:vMerge w:val="continue"/>
             <w:tcW w:w="3770" w:type="dxa"/>
           </w:tcPr>
           <w:p>
@@ -3122,7 +3212,23 @@
               <w:rPr>
                 <w:bCs/>
               </w:rPr>
-              <w:t>ОПК-2.1 Применяет классические структуры данных и алгоритмы</w:t>
+              <w:t>ОПК-2.1 Разворачивает облачную инфраструктуру с использованием Terraform и Ansible</w:t>
+              <w:br/>
+              <w:t>ОПК-2.2 Настраивает CI/CD пайплайн (GitLab CI / GitHub Actions) для автоматизации сборки и тестирования</w:t>
+              <w:br/>
+              <w:t>ОПК-2.3 Разрабатывает и запускает контейнеризованные приложения с использованием Docker</w:t>
+              <w:br/>
+              <w:t>ОПК-2.4 Настраивает кластер Kubernetes: Deployment, Service, Ingress, HPA</w:t>
+              <w:br/>
+              <w:t>ОПК-2.5 Реализует мониторинг и алертинг с помощью Prometheus и Grafana</w:t>
+              <w:br/>
+              <w:t>ОПК-2.6 Обеспечивает безопасность DevOps-пайплайна: SAST, DAST, secrets management</w:t>
+              <w:br/>
+              <w:t>ОПК-2.7 Применяет GitOps-подход (ArgoCD/Flux) для управления конфигурациями</w:t>
+              <w:br/>
+              <w:t>ОПК-2.8 Оптимизирует облачные расходы: autoscaling, spot instances, cost monitoring</w:t>
+              <w:br/>
+              <w:t xml:space="preserve"> </w:t>
             </w:r>
           </w:p>
         </w:tc>
@@ -3142,7 +3248,7 @@
               <w:rPr>
                 <w:bCs/>
               </w:rPr>
-              <w:t>В(ОПК-2)</w:t>
+              <w:t>В(ПК-5)</w:t>
             </w:r>
           </w:p>
         </w:tc>
@@ -3159,7 +3265,9 @@
               <w:rPr>
                 <w:bCs/>
               </w:rPr>
-              <w:t>Владеть: методами проектирования алгоритмов: динамическое программирование, жадные алгоритмы, метод ветвей и границ</w:t>
+              <w:t>Владеть:</w:t>
+              <w:br/>
+              <w:t>Навыками контейнеризации приложений и их оркестрации в среде Kubernetes и Docker Swarm</w:t>
             </w:r>
           </w:p>
         </w:tc>
@@ -3189,13 +3297,16 @@
               <w:rPr>
                 <w:bCs/>
               </w:rPr>
-              <w:t>ОПК-4</w:t>
-            </w:r>
-            <w:r/>
-            <w:r>
-              <w:rPr>
-                <w:bCs/>
-              </w:rPr>
+              <w:t>ПК-5</w:t>
+            </w:r>
+            <w:r>
+              <w:t xml:space="preserve"> </w:t>
+            </w:r>
+            <w:r>
+              <w:rPr>
+                <w:bCs/>
+              </w:rPr>
+              <w:t/>
             </w:r>
           </w:p>
           <w:p>
@@ -3220,7 +3331,21 @@
               <w:rPr>
                 <w:bCs/>
               </w:rPr>
-              <w:t>ОПК-4.1 Проектирует масштабируемые архитектуры</w:t>
+              <w:t>ПК-1.1 Проектирует микросервисную архитектуру с API Gateway и service mesh</w:t>
+              <w:br/>
+              <w:t>ПК-1.2 Разворачивает приложение в облаке AWS/Azure/GCP с использованием managed-сервисов</w:t>
+              <w:br/>
+              <w:t>ПК-1.3 Настраивает распределённое хранилище и базы данных в облаке (RDS, S3, NoSQL)</w:t>
+              <w:br/>
+              <w:t>ПК-1.4 Реализует Infrastructure as Code с использованием Terraform и CloudFormation</w:t>
+              <w:br/>
+              <w:t>ПК-1.5 Проводит нагрузочное тестирование (k6, Locust) и анализирует SLO/SLA метрики</w:t>
+              <w:br/>
+              <w:t>ПК-1.6 Публикует результаты исследований облачных архитектур в формате научной статьи</w:t>
+              <w:br/>
+              <w:t>ПК-1.7 Применяет serverless-вычисления (AWS Lambda, Azure Functions) для event-driven задач</w:t>
+              <w:br/>
+              <w:t xml:space="preserve"> </w:t>
             </w:r>
           </w:p>
         </w:tc>
@@ -3240,7 +3365,7 @@
               <w:rPr>
                 <w:bCs/>
               </w:rPr>
-              <w:t>З(ОПК-4)</w:t>
+              <w:t>З(ПК-7)</w:t>
             </w:r>
           </w:p>
         </w:tc>
@@ -3257,7 +3382,9 @@
               <w:rPr>
                 <w:bCs/>
               </w:rPr>
-              <w:t>Знать: паттерны микросервисной архитектуры и инструменты оркестрации</w:t>
+              <w:t>Знать:</w:t>
+              <w:br/>
+              <w:t xml:space="preserve">Принципы построения CI/CD пайплайнов: GitLab CI, GitHub Actions, Jenkins, ArgoCD</w:t>
             </w:r>
           </w:p>
         </w:tc>
@@ -3268,7 +3395,7 @@
         </w:trPr>
         <w:tc>
           <w:tcPr>
-            <w:vMerge w:val="restart"/>
+            <w:vMerge w:val="continue"/>
             <w:tcW w:w="2717" w:type="dxa"/>
             <w:vAlign w:val="center"/>
           </w:tcPr>
@@ -3287,24 +3414,27 @@
               <w:rPr>
                 <w:bCs/>
               </w:rPr>
-              <w:t>ОПК-4</w:t>
-            </w:r>
-            <w:r/>
-            <w:r>
-              <w:rPr>
-                <w:bCs/>
-              </w:rPr>
-            </w:r>
-          </w:p>
-          <w:p>
-            <w:pPr>
-              <w:jc w:val="center"/>
-            </w:pPr>
-          </w:p>
-        </w:tc>
-        <w:tc>
-          <w:tcPr>
-            <w:vMerge w:val="restart"/>
+              <w:t>ПК-5</w:t>
+            </w:r>
+            <w:r>
+              <w:t xml:space="preserve"> </w:t>
+            </w:r>
+            <w:r>
+              <w:rPr>
+                <w:bCs/>
+              </w:rPr>
+              <w:t/>
+            </w:r>
+          </w:p>
+          <w:p>
+            <w:pPr>
+              <w:jc w:val="center"/>
+            </w:pPr>
+          </w:p>
+        </w:tc>
+        <w:tc>
+          <w:tcPr>
+            <w:vMerge w:val="continue"/>
             <w:tcW w:w="3770" w:type="dxa"/>
           </w:tcPr>
           <w:p>
@@ -3318,7 +3448,21 @@
               <w:rPr>
                 <w:bCs/>
               </w:rPr>
-              <w:t>ОПК-4.1 Проектирует масштабируемые архитектуры</w:t>
+              <w:t>ПК-1.1 Проектирует микросервисную архитектуру с API Gateway и service mesh</w:t>
+              <w:br/>
+              <w:t>ПК-1.2 Разворачивает приложение в облаке AWS/Azure/GCP с использованием managed-сервисов</w:t>
+              <w:br/>
+              <w:t>ПК-1.3 Настраивает распределённое хранилище и базы данных в облаке (RDS, S3, NoSQL)</w:t>
+              <w:br/>
+              <w:t>ПК-1.4 Реализует Infrastructure as Code с использованием Terraform и CloudFormation</w:t>
+              <w:br/>
+              <w:t>ПК-1.5 Проводит нагрузочное тестирование (k6, Locust) и анализирует SLO/SLA метрики</w:t>
+              <w:br/>
+              <w:t>ПК-1.6 Публикует результаты исследований облачных архитектур в формате научной статьи</w:t>
+              <w:br/>
+              <w:t>ПК-1.7 Применяет serverless-вычисления (AWS Lambda, Azure Functions) для event-driven задач</w:t>
+              <w:br/>
+              <w:t xml:space="preserve"> </w:t>
             </w:r>
           </w:p>
         </w:tc>
@@ -3338,7 +3482,7 @@
               <w:rPr>
                 <w:bCs/>
               </w:rPr>
-              <w:t>У(ОПК-4)</w:t>
+              <w:t>У(ПК-7)</w:t>
             </w:r>
           </w:p>
         </w:tc>
@@ -3355,7 +3499,9 @@
               <w:rPr>
                 <w:bCs/>
               </w:rPr>
-              <w:t>Уметь: проектировать и развёртывать масштабируемые сервисы в Kubernetes</w:t>
+              <w:t>Уметь:</w:t>
+              <w:br/>
+              <w:t>Выстраивать полный DevOps-цикл: разработка, тестирование, мониторинг и сопровождение</w:t>
             </w:r>
           </w:p>
         </w:tc>
@@ -3366,7 +3512,7 @@
         </w:trPr>
         <w:tc>
           <w:tcPr>
-            <w:vMerge w:val="restart"/>
+            <w:vMerge w:val="continue"/>
             <w:tcW w:w="2717" w:type="dxa"/>
             <w:vAlign w:val="center"/>
           </w:tcPr>
@@ -3385,24 +3531,27 @@
               <w:rPr>
                 <w:bCs/>
               </w:rPr>
-              <w:t>ОПК-4</w:t>
-            </w:r>
-            <w:r/>
-            <w:r>
-              <w:rPr>
-                <w:bCs/>
-              </w:rPr>
-            </w:r>
-          </w:p>
-          <w:p>
-            <w:pPr>
-              <w:jc w:val="center"/>
-            </w:pPr>
-          </w:p>
-        </w:tc>
-        <w:tc>
-          <w:tcPr>
-            <w:vMerge w:val="restart"/>
+              <w:t>ПК-5</w:t>
+            </w:r>
+            <w:r>
+              <w:t xml:space="preserve"> </w:t>
+            </w:r>
+            <w:r>
+              <w:rPr>
+                <w:bCs/>
+              </w:rPr>
+              <w:t/>
+            </w:r>
+          </w:p>
+          <w:p>
+            <w:pPr>
+              <w:jc w:val="center"/>
+            </w:pPr>
+          </w:p>
+        </w:tc>
+        <w:tc>
+          <w:tcPr>
+            <w:vMerge w:val="continue"/>
             <w:tcW w:w="3770" w:type="dxa"/>
           </w:tcPr>
           <w:p>
@@ -3416,7 +3565,21 @@
               <w:rPr>
                 <w:bCs/>
               </w:rPr>
-              <w:t>ОПК-4.1 Проектирует масштабируемые архитектуры</w:t>
+              <w:t>ПК-1.1 Проектирует микросервисную архитектуру с API Gateway и service mesh</w:t>
+              <w:br/>
+              <w:t>ПК-1.2 Разворачивает приложение в облаке AWS/Azure/GCP с использованием managed-сервисов</w:t>
+              <w:br/>
+              <w:t>ПК-1.3 Настраивает распределённое хранилище и базы данных в облаке (RDS, S3, NoSQL)</w:t>
+              <w:br/>
+              <w:t>ПК-1.4 Реализует Infrastructure as Code с использованием Terraform и CloudFormation</w:t>
+              <w:br/>
+              <w:t>ПК-1.5 Проводит нагрузочное тестирование (k6, Locust) и анализирует SLO/SLA метрики</w:t>
+              <w:br/>
+              <w:t>ПК-1.6 Публикует результаты исследований облачных архитектур в формате научной статьи</w:t>
+              <w:br/>
+              <w:t>ПК-1.7 Применяет serverless-вычисления (AWS Lambda, Azure Functions) для event-driven задач</w:t>
+              <w:br/>
+              <w:t xml:space="preserve"> </w:t>
             </w:r>
           </w:p>
         </w:tc>
@@ -3436,7 +3599,7 @@
               <w:rPr>
                 <w:bCs/>
               </w:rPr>
-              <w:t>В(ОПК-4)</w:t>
+              <w:t>В(ПК-7)</w:t>
             </w:r>
           </w:p>
         </w:tc>
@@ -3453,7 +3616,9 @@
               <w:rPr>
                 <w:bCs/>
               </w:rPr>
-              <w:t>Владеть: инструментами мониторинга и управления распределёнными приложениями</w:t>
+              <w:t>Владеть:</w:t>
+              <w:br/>
+              <w:t>Навыками настройки мониторинга (Prometheus/Grafana) и управления безопасностью DevOps</w:t>
             </w:r>
           </w:p>
         </w:tc>
@@ -3483,13 +3648,16 @@
               <w:rPr>
                 <w:bCs/>
               </w:rPr>
-              <w:t>ПК-1</w:t>
-            </w:r>
-            <w:r/>
-            <w:r>
-              <w:rPr>
-                <w:bCs/>
-              </w:rPr>
+              <w:t>ПК-6</w:t>
+            </w:r>
+            <w:r>
+              <w:t xml:space="preserve"> </w:t>
+            </w:r>
+            <w:r>
+              <w:rPr>
+                <w:bCs/>
+              </w:rPr>
+              <w:t/>
             </w:r>
           </w:p>
           <w:p>
@@ -3514,7 +3682,19 @@
               <w:rPr>
                 <w:bCs/>
               </w:rPr>
-              <w:t>ПК-1.1 Оценивает производительность систем</w:t>
+              <w:t>ОПК-3.1 Оформляет результаты разработки облачной системы в научную статью ВАК/arXiv</w:t>
+              <w:br/>
+              <w:t>ОПК-3.2 Готовит доклад и презентацию по результатам DevOps-проекта</w:t>
+              <w:br/>
+              <w:t>ОПК-3.3 Разрабатывает и публично защищает итоговый проект по облачным технологиям</w:t>
+              <w:br/>
+              <w:t>ОПК-3.4 Представляет результаты на конференции кафедры (IT-days)</w:t>
+              <w:br/>
+              <w:t>ОПК-3.5 Оформляет репозиторий GitHub с IaC-кодом и воспроизводимым CI/CD пайплайном</w:t>
+              <w:br/>
+              <w:t>ОПК-3.6 Составляет обзор литературы по DevOps и облачным технологиям для ВКР магистра</w:t>
+              <w:br/>
+              <w:t xml:space="preserve"> </w:t>
             </w:r>
           </w:p>
         </w:tc>
@@ -3534,7 +3714,7 @@
               <w:rPr>
                 <w:bCs/>
               </w:rPr>
-              <w:t>З(ПК-1)</w:t>
+              <w:t>З(ПК-8)</w:t>
             </w:r>
           </w:p>
         </w:tc>
@@ -3551,7 +3731,9 @@
               <w:rPr>
                 <w:bCs/>
               </w:rPr>
-              <w:t>Знать: метрики производительности: латентность, пропускная способность, надёжность</w:t>
+              <w:t>Знать:</w:t>
+              <w:br/>
+              <w:t>Методы обеспечения безопасности в DevOps: SAST, DAST, контейнерная безопасность, secrets management</w:t>
             </w:r>
           </w:p>
         </w:tc>
@@ -3562,7 +3744,7 @@
         </w:trPr>
         <w:tc>
           <w:tcPr>
-            <w:vMerge w:val="restart"/>
+            <w:vMerge w:val="continue"/>
             <w:tcW w:w="2717" w:type="dxa"/>
             <w:vAlign w:val="center"/>
           </w:tcPr>
@@ -3581,24 +3763,27 @@
               <w:rPr>
                 <w:bCs/>
               </w:rPr>
-              <w:t>ПК-1</w:t>
-            </w:r>
-            <w:r/>
-            <w:r>
-              <w:rPr>
-                <w:bCs/>
-              </w:rPr>
-            </w:r>
-          </w:p>
-          <w:p>
-            <w:pPr>
-              <w:jc w:val="center"/>
-            </w:pPr>
-          </w:p>
-        </w:tc>
-        <w:tc>
-          <w:tcPr>
-            <w:vMerge w:val="restart"/>
+              <w:t>ПК-6</w:t>
+            </w:r>
+            <w:r>
+              <w:t xml:space="preserve"> </w:t>
+            </w:r>
+            <w:r>
+              <w:rPr>
+                <w:bCs/>
+              </w:rPr>
+              <w:t/>
+            </w:r>
+          </w:p>
+          <w:p>
+            <w:pPr>
+              <w:jc w:val="center"/>
+            </w:pPr>
+          </w:p>
+        </w:tc>
+        <w:tc>
+          <w:tcPr>
+            <w:vMerge w:val="continue"/>
             <w:tcW w:w="3770" w:type="dxa"/>
           </w:tcPr>
           <w:p>
@@ -3612,7 +3797,19 @@
               <w:rPr>
                 <w:bCs/>
               </w:rPr>
-              <w:t>ПК-1.1 Оценивает производительность систем</w:t>
+              <w:t>ОПК-3.1 Оформляет результаты разработки облачной системы в научную статью ВАК/arXiv</w:t>
+              <w:br/>
+              <w:t>ОПК-3.2 Готовит доклад и презентацию по результатам DevOps-проекта</w:t>
+              <w:br/>
+              <w:t>ОПК-3.3 Разрабатывает и публично защищает итоговый проект по облачным технологиям</w:t>
+              <w:br/>
+              <w:t>ОПК-3.4 Представляет результаты на конференции кафедры (IT-days)</w:t>
+              <w:br/>
+              <w:t>ОПК-3.5 Оформляет репозиторий GitHub с IaC-кодом и воспроизводимым CI/CD пайплайном</w:t>
+              <w:br/>
+              <w:t>ОПК-3.6 Составляет обзор литературы по DevOps и облачным технологиям для ВКР магистра</w:t>
+              <w:br/>
+              <w:t xml:space="preserve"> </w:t>
             </w:r>
           </w:p>
         </w:tc>
@@ -3632,7 +3829,7 @@
               <w:rPr>
                 <w:bCs/>
               </w:rPr>
-              <w:t>У(ПК-1)</w:t>
+              <w:t>У(ПК-8)</w:t>
             </w:r>
           </w:p>
         </w:tc>
@@ -3649,7 +3846,9 @@
               <w:rPr>
                 <w:bCs/>
               </w:rPr>
-              <w:t>Уметь: проводить нагрузочное тестирование распределённых систем</w:t>
+              <w:t>Уметь:</w:t>
+              <w:br/>
+              <w:t>Выявлять уязвимости в CI/CD пайплайнах и облачных конфигурациях, применять меры защиты</w:t>
             </w:r>
           </w:p>
         </w:tc>
@@ -3660,7 +3859,7 @@
         </w:trPr>
         <w:tc>
           <w:tcPr>
-            <w:vMerge w:val="restart"/>
+            <w:vMerge w:val="continue"/>
             <w:tcW w:w="2717" w:type="dxa"/>
             <w:vAlign w:val="center"/>
           </w:tcPr>
@@ -3679,24 +3878,27 @@
               <w:rPr>
                 <w:bCs/>
               </w:rPr>
-              <w:t>ПК-1</w:t>
-            </w:r>
-            <w:r/>
-            <w:r>
-              <w:rPr>
-                <w:bCs/>
-              </w:rPr>
-            </w:r>
-          </w:p>
-          <w:p>
-            <w:pPr>
-              <w:jc w:val="center"/>
-            </w:pPr>
-          </w:p>
-        </w:tc>
-        <w:tc>
-          <w:tcPr>
-            <w:vMerge w:val="restart"/>
+              <w:t>ПК-6</w:t>
+            </w:r>
+            <w:r>
+              <w:t xml:space="preserve"> </w:t>
+            </w:r>
+            <w:r>
+              <w:rPr>
+                <w:bCs/>
+              </w:rPr>
+              <w:t/>
+            </w:r>
+          </w:p>
+          <w:p>
+            <w:pPr>
+              <w:jc w:val="center"/>
+            </w:pPr>
+          </w:p>
+        </w:tc>
+        <w:tc>
+          <w:tcPr>
+            <w:vMerge w:val="continue"/>
             <w:tcW w:w="3770" w:type="dxa"/>
           </w:tcPr>
           <w:p>
@@ -3710,7 +3912,19 @@
               <w:rPr>
                 <w:bCs/>
               </w:rPr>
-              <w:t>ПК-1.1 Оценивает производительность систем</w:t>
+              <w:t>ОПК-3.1 Оформляет результаты разработки облачной системы в научную статью ВАК/arXiv</w:t>
+              <w:br/>
+              <w:t>ОПК-3.2 Готовит доклад и презентацию по результатам DevOps-проекта</w:t>
+              <w:br/>
+              <w:t>ОПК-3.3 Разрабатывает и публично защищает итоговый проект по облачным технологиям</w:t>
+              <w:br/>
+              <w:t>ОПК-3.4 Представляет результаты на конференции кафедры (IT-days)</w:t>
+              <w:br/>
+              <w:t>ОПК-3.5 Оформляет репозиторий GitHub с IaC-кодом и воспроизводимым CI/CD пайплайном</w:t>
+              <w:br/>
+              <w:t>ОПК-3.6 Составляет обзор литературы по DevOps и облачным технологиям для ВКР магистра</w:t>
+              <w:br/>
+              <w:t xml:space="preserve"> </w:t>
             </w:r>
           </w:p>
         </w:tc>
@@ -3730,7 +3944,7 @@
               <w:rPr>
                 <w:bCs/>
               </w:rPr>
-              <w:t>В(ПК-1)</w:t>
+              <w:t>В(ПК-8)</w:t>
             </w:r>
           </w:p>
         </w:tc>
@@ -3747,7 +3961,9 @@
               <w:rPr>
                 <w:bCs/>
               </w:rPr>
-              <w:t>Владеть: методами анализа узких мест и оптимизации производительности</w:t>
+              <w:t>Владеть:</w:t>
+              <w:br/>
+              <w:t>Навыками аудита безопасности облачных систем и внедрения DevSecOps-практик</w:t>
             </w:r>
           </w:p>
         </w:tc>
@@ -3953,6 +4169,21 @@
               <w:jc w:val="center"/>
             </w:pPr>
             <w:r>
+              <w:t>4</w:t>
+            </w:r>
+          </w:p>
+        </w:tc>
+        <w:tc>
+          <w:tcPr>
+            <w:tcW w:w="0" w:type="auto"/>
+            <w:vAlign w:val="center"/>
+          </w:tcPr>
+          <w:p>
+            <w:pPr>
+              <w:pStyle w:val="a7"/>
+              <w:jc w:val="center"/>
+            </w:pPr>
+            <w:r>
               <w:t>5</w:t>
             </w:r>
           </w:p>
@@ -3968,7 +4199,7 @@
               <w:jc w:val="center"/>
             </w:pPr>
             <w:r>
-              <w:t>5</w:t>
+              <w:t>6</w:t>
             </w:r>
           </w:p>
         </w:tc>
@@ -3983,7 +4214,7 @@
               <w:jc w:val="center"/>
             </w:pPr>
             <w:r>
-              <w:t>6</w:t>
+              <w:t>7</w:t>
             </w:r>
           </w:p>
         </w:tc>
@@ -3998,22 +4229,7 @@
               <w:jc w:val="center"/>
             </w:pPr>
             <w:r>
-              <w:t>7</w:t>
-            </w:r>
-          </w:p>
-        </w:tc>
-        <w:tc>
-          <w:tcPr>
-            <w:tcW w:w="0" w:type="auto"/>
-            <w:vAlign w:val="center"/>
-          </w:tcPr>
-          <w:p>
-            <w:pPr>
-              <w:pStyle w:val="a7"/>
-              <w:jc w:val="center"/>
-            </w:pPr>
-            <w:r>
-              <w:t>7</w:t>
+              <w:t>1</w:t>
             </w:r>
           </w:p>
         </w:tc>
@@ -4118,7 +4334,7 @@
                 <w:sz w:val="20"/>
                 <w:szCs w:val="20"/>
               </w:rPr>
-              <w:t>82</w:t>
+              <w:t>44</w:t>
             </w:r>
           </w:p>
         </w:tc>
@@ -4310,7 +4526,7 @@
                 <w:sz w:val="20"/>
                 <w:szCs w:val="20"/>
               </w:rPr>
-              <w:t>82</w:t>
+              <w:t>44</w:t>
             </w:r>
           </w:p>
         </w:tc>
@@ -7448,7 +7664,7 @@
                 <w:sz w:val="20"/>
                 <w:szCs w:val="20"/>
               </w:rPr>
-              <w:t>98</w:t>
+              <w:t>64</w:t>
             </w:r>
           </w:p>
         </w:tc>
@@ -7640,7 +7856,7 @@
                 <w:sz w:val="20"/>
                 <w:szCs w:val="20"/>
               </w:rPr>
-              <w:t>98</w:t>
+              <w:t>64</w:t>
             </w:r>
           </w:p>
         </w:tc>
@@ -8447,7 +8663,7 @@
                 <w:sz w:val="20"/>
                 <w:szCs w:val="20"/>
               </w:rPr>
-              <w:t>5</w:t>
+              <w:t>4</w:t>
             </w:r>
           </w:p>
         </w:tc>
@@ -8639,7 +8855,7 @@
                 <w:sz w:val="20"/>
                 <w:szCs w:val="20"/>
               </w:rPr>
-              <w:t>5</w:t>
+              <w:t>4</w:t>
             </w:r>
           </w:p>
         </w:tc>
@@ -10445,7 +10661,7 @@
                 <w:sz w:val="20"/>
                 <w:szCs w:val="20"/>
               </w:rPr>
-              <w:t>180</w:t>
+              <w:t>108</w:t>
             </w:r>
           </w:p>
         </w:tc>
@@ -10637,7 +10853,7 @@
                 <w:sz w:val="20"/>
                 <w:szCs w:val="20"/>
               </w:rPr>
-              <w:t>180</w:t>
+              <w:t>108</w:t>
             </w:r>
           </w:p>
         </w:tc>
@@ -11148,7 +11364,7 @@
                 <w:sz w:val="20"/>
                 <w:szCs w:val="20"/>
               </w:rPr>
-              <w:t>Архитектуры распределённых систем</w:t>
+              <w:t>Облачные платформы и инфраструктура</w:t>
             </w:r>
           </w:p>
         </w:tc>
@@ -11173,7 +11389,7 @@
                 <w:sz w:val="20"/>
                 <w:szCs w:val="20"/>
               </w:rPr>
-              <w:t>7</w:t>
+              <w:t>1</w:t>
             </w:r>
           </w:p>
         </w:tc>
@@ -11198,7 +11414,7 @@
                 <w:sz w:val="20"/>
                 <w:szCs w:val="20"/>
               </w:rPr>
-              <w:t>3</w:t>
+              <w:t>4</w:t>
             </w:r>
           </w:p>
         </w:tc>
@@ -11223,7 +11439,7 @@
                 <w:sz w:val="20"/>
                 <w:szCs w:val="20"/>
               </w:rPr>
-              <w:t>9</w:t>
+              <w:t>12</w:t>
             </w:r>
           </w:p>
         </w:tc>
@@ -11273,7 +11489,7 @@
                 <w:sz w:val="20"/>
                 <w:szCs w:val="20"/>
               </w:rPr>
-              <w:t>18</w:t>
+              <w:t>25</w:t>
             </w:r>
           </w:p>
         </w:tc>
@@ -11299,7 +11515,7 @@
                 <w:sz w:val="20"/>
                 <w:szCs w:val="20"/>
               </w:rPr>
-              <w:t>34</w:t>
+              <w:t>45</w:t>
             </w:r>
           </w:p>
         </w:tc>
@@ -11322,11 +11538,13 @@
                 <w:sz w:val="20"/>
                 <w:szCs w:val="20"/>
               </w:rPr>
-              <w:t>З(УК-1)</w:t>
+              <w:t>З(ПК-3)</w:t>
               <w:br/>
-              <w:t>У(УК-1)</w:t>
+              <w:t>У(ПК-7)</w:t>
               <w:br/>
-              <w:t>В(ОПК-2)</w:t>
+              <w:t>В(ПК-3)</w:t>
+              <w:br/>
+              <w:t/>
             </w:r>
           </w:p>
         </w:tc>
@@ -11377,7 +11595,7 @@
                 <w:sz w:val="20"/>
                 <w:szCs w:val="20"/>
               </w:rPr>
-              <w:t>Параллельные вычисления и GPU-программирование</w:t>
+              <w:t>Контейнеризация и оркестрация сервисов</w:t>
             </w:r>
           </w:p>
         </w:tc>
@@ -11402,7 +11620,7 @@
                 <w:sz w:val="20"/>
                 <w:szCs w:val="20"/>
               </w:rPr>
-              <w:t>7</w:t>
+              <w:t>1</w:t>
             </w:r>
           </w:p>
         </w:tc>
@@ -11427,7 +11645,7 @@
                 <w:sz w:val="20"/>
                 <w:szCs w:val="20"/>
               </w:rPr>
-              <w:t>3</w:t>
+              <w:t>4</w:t>
             </w:r>
           </w:p>
         </w:tc>
@@ -11452,7 +11670,7 @@
                 <w:sz w:val="20"/>
                 <w:szCs w:val="20"/>
               </w:rPr>
-              <w:t>9</w:t>
+              <w:t>12</w:t>
             </w:r>
           </w:p>
         </w:tc>
@@ -11477,7 +11695,7 @@
                 <w:sz w:val="20"/>
                 <w:szCs w:val="20"/>
               </w:rPr>
-              <w:t>4</w:t>
+              <w:t>6</w:t>
             </w:r>
           </w:p>
         </w:tc>
@@ -11502,7 +11720,7 @@
                 <w:sz w:val="20"/>
                 <w:szCs w:val="20"/>
               </w:rPr>
-              <w:t>18</w:t>
+              <w:t>25</w:t>
             </w:r>
           </w:p>
         </w:tc>
@@ -11528,7 +11746,7 @@
                 <w:sz w:val="20"/>
                 <w:szCs w:val="20"/>
               </w:rPr>
-              <w:t>34</w:t>
+              <w:t>47</w:t>
             </w:r>
           </w:p>
         </w:tc>
@@ -11551,11 +11769,13 @@
                 <w:sz w:val="20"/>
                 <w:szCs w:val="20"/>
               </w:rPr>
-              <w:t>З(УК-1)</w:t>
+              <w:t>З(ПК-8)</w:t>
               <w:br/>
-              <w:t>У(УК-1)</w:t>
+              <w:t>У(ПК-7)</w:t>
               <w:br/>
-              <w:t>В(ОПК-2)</w:t>
+              <w:t>В(ПК-5)</w:t>
+              <w:br/>
+              <w:t/>
             </w:r>
           </w:p>
         </w:tc>
@@ -11606,7 +11826,7 @@
                 <w:sz w:val="20"/>
                 <w:szCs w:val="20"/>
               </w:rPr>
-              <w:t>Отказоустойчивость и репликация данных</w:t>
+              <w:t>CI/CD, мониторинг и безопасность</w:t>
             </w:r>
           </w:p>
         </w:tc>
@@ -11631,7 +11851,7 @@
                 <w:sz w:val="20"/>
                 <w:szCs w:val="20"/>
               </w:rPr>
-              <w:t>7</w:t>
+              <w:t>1</w:t>
             </w:r>
           </w:p>
         </w:tc>
@@ -11656,7 +11876,7 @@
                 <w:sz w:val="20"/>
                 <w:szCs w:val="20"/>
               </w:rPr>
-              <w:t>3</w:t>
+              <w:t>4</w:t>
             </w:r>
           </w:p>
         </w:tc>
@@ -11681,7 +11901,7 @@
                 <w:sz w:val="20"/>
                 <w:szCs w:val="20"/>
               </w:rPr>
-              <w:t>9</w:t>
+              <w:t>12</w:t>
             </w:r>
           </w:p>
         </w:tc>
@@ -11706,7 +11926,7 @@
                 <w:sz w:val="20"/>
                 <w:szCs w:val="20"/>
               </w:rPr>
-              <w:t>4</w:t>
+              <w:t>6</w:t>
             </w:r>
           </w:p>
         </w:tc>
@@ -11731,7 +11951,7 @@
                 <w:sz w:val="20"/>
                 <w:szCs w:val="20"/>
               </w:rPr>
-              <w:t>18</w:t>
+              <w:t>28</w:t>
             </w:r>
           </w:p>
         </w:tc>
@@ -11757,7 +11977,7 @@
                 <w:sz w:val="20"/>
                 <w:szCs w:val="20"/>
               </w:rPr>
-              <w:t>34</w:t>
+              <w:t>50</w:t>
             </w:r>
           </w:p>
         </w:tc>
@@ -11780,11 +12000,13 @@
                 <w:sz w:val="20"/>
                 <w:szCs w:val="20"/>
               </w:rPr>
-              <w:t>З(УК-1)</w:t>
+              <w:t>З(ПК-7)</w:t>
               <w:br/>
-              <w:t>У(УК-1)</w:t>
+              <w:t>У(ПК-8)</w:t>
               <w:br/>
-              <w:t>В(ОПК-2)</w:t>
+              <w:t>В(ПК-7)</w:t>
+              <w:br/>
+              <w:t/>
             </w:r>
           </w:p>
         </w:tc>
@@ -11811,7 +12033,7 @@
                 <w:sz w:val="20"/>
                 <w:szCs w:val="20"/>
               </w:rPr>
-              <w:t>4</w:t>
+              <w:t/>
             </w:r>
           </w:p>
         </w:tc>
@@ -11835,7 +12057,7 @@
                 <w:sz w:val="20"/>
                 <w:szCs w:val="20"/>
               </w:rPr>
-              <w:t>Микросервисная архитектура и контейнеризация</w:t>
+              <w:t>ИТОГО:</w:t>
             </w:r>
           </w:p>
         </w:tc>
@@ -11860,7 +12082,7 @@
                 <w:sz w:val="20"/>
                 <w:szCs w:val="20"/>
               </w:rPr>
-              <w:t>7</w:t>
+              <w:t/>
             </w:r>
           </w:p>
         </w:tc>
@@ -11885,7 +12107,7 @@
                 <w:sz w:val="20"/>
                 <w:szCs w:val="20"/>
               </w:rPr>
-              <w:t>3</w:t>
+              <w:t>12</w:t>
             </w:r>
           </w:p>
         </w:tc>
@@ -11910,7 +12132,7 @@
                 <w:sz w:val="20"/>
                 <w:szCs w:val="20"/>
               </w:rPr>
-              <w:t>9</w:t>
+              <w:t>36</w:t>
             </w:r>
           </w:p>
         </w:tc>
@@ -11935,7 +12157,7 @@
                 <w:sz w:val="20"/>
                 <w:szCs w:val="20"/>
               </w:rPr>
-              <w:t>4</w:t>
+              <w:t>16</w:t>
             </w:r>
           </w:p>
         </w:tc>
@@ -11960,7 +12182,7 @@
                 <w:sz w:val="20"/>
                 <w:szCs w:val="20"/>
               </w:rPr>
-              <w:t>18</w:t>
+              <w:t>64</w:t>
             </w:r>
           </w:p>
         </w:tc>
@@ -11986,7 +12208,7 @@
                 <w:sz w:val="20"/>
                 <w:szCs w:val="20"/>
               </w:rPr>
-              <w:t>34</w:t>
+              <w:t>142</w:t>
             </w:r>
           </w:p>
         </w:tc>
@@ -12009,11 +12231,7 @@
                 <w:sz w:val="20"/>
                 <w:szCs w:val="20"/>
               </w:rPr>
-              <w:t>З(УК-1)</w:t>
-              <w:br/>
-              <w:t>У(УК-1)</w:t>
-              <w:br/>
-              <w:t>В(ОПК-2)</w:t>
+              <w:t/>
             </w:r>
           </w:p>
         </w:tc>
@@ -12404,7 +12622,7 @@
                 <w:sz w:val="20"/>
                 <w:szCs w:val="20"/>
               </w:rPr>
-              <w:t>1-Линейные структуры данных</w:t>
+              <w:t>1</w:t>
             </w:r>
           </w:p>
         </w:tc>
@@ -12433,7 +12651,7 @@
                 <w:sz w:val="20"/>
                 <w:szCs w:val="20"/>
               </w:rPr>
-              <w:t>Лекция 1. Массивы и связные списки: организация, операции, сложность</w:t>
+              <w:t>1-Облачные платформы и инфраструктура</w:t>
             </w:r>
           </w:p>
         </w:tc>
@@ -12465,7 +12683,7 @@
                 <w:sz w:val="20"/>
                 <w:szCs w:val="20"/>
               </w:rPr>
-              <w:t>2</w:t>
+              <w:t xml:space="preserve">Лекция 1. Облачные платформы и инфраструктура </w:t>
             </w:r>
           </w:p>
           <w:p>
@@ -12483,6 +12701,13 @@
                 <w:sz w:val="20"/>
                 <w:szCs w:val="20"/>
               </w:rPr>
+              <w:t xml:space="preserve">1.1. Модели облачных сервисов: IaaS, PaaS, SaaS — сравнение и применение </w:t>
+              <w:br/>
+              <w:t xml:space="preserve">1.2. Провайдеры AWS, Azure, GCP: ключевые сервисы и архитектурные паттерны </w:t>
+              <w:br/>
+              <w:t xml:space="preserve">1.3. Принципы DevOps: культура, методологии, инструментарий </w:t>
+              <w:br/>
+              <w:t xml:space="preserve">1.4. Infrastructure as Code: Terraform — провайдеры, ресурсы, модули </w:t>
             </w:r>
           </w:p>
         </w:tc>
@@ -12542,6 +12767,7 @@
                 <w:sz w:val="20"/>
                 <w:szCs w:val="20"/>
               </w:rPr>
+              <w:t xml:space="preserve"> </w:t>
             </w:r>
           </w:p>
         </w:tc>
@@ -12571,6 +12797,7 @@
                 <w:sz w:val="20"/>
                 <w:szCs w:val="20"/>
               </w:rPr>
+              <w:t xml:space="preserve"> </w:t>
             </w:r>
           </w:p>
         </w:tc>
@@ -12605,7 +12832,7 @@
                 <w:sz w:val="20"/>
                 <w:szCs w:val="20"/>
               </w:rPr>
-              <w:t>1-Линейные структуры данных</w:t>
+              <w:t>2</w:t>
             </w:r>
           </w:p>
         </w:tc>
@@ -12634,7 +12861,7 @@
                 <w:sz w:val="20"/>
                 <w:szCs w:val="20"/>
               </w:rPr>
-              <w:t>Лекция 2. Стеки, очереди, деки: реализация и применение</w:t>
+              <w:t>1-Облачные платформы и инфраструктура</w:t>
             </w:r>
           </w:p>
         </w:tc>
@@ -12666,7 +12893,7 @@
                 <w:sz w:val="20"/>
                 <w:szCs w:val="20"/>
               </w:rPr>
-              <w:t>2</w:t>
+              <w:t xml:space="preserve">Лекция 2. Конфигурационное управление и Ansible </w:t>
             </w:r>
           </w:p>
           <w:p>
@@ -12684,6 +12911,13 @@
                 <w:sz w:val="20"/>
                 <w:szCs w:val="20"/>
               </w:rPr>
+              <w:t xml:space="preserve">2.1. Ansible: инвентарь, плейбуки, роли и модули </w:t>
+              <w:br/>
+              <w:t xml:space="preserve">2.2. Идемпотентность и управление состоянием инфраструктуры </w:t>
+              <w:br/>
+              <w:t xml:space="preserve">2.3. Terraform: state, plan, apply — жизненный цикл ресурсов </w:t>
+              <w:br/>
+              <w:t xml:space="preserve">2.4. Secrets management: HashiCorp Vault, AWS Secrets Manager </w:t>
             </w:r>
           </w:p>
         </w:tc>
@@ -12743,6 +12977,7 @@
                 <w:sz w:val="20"/>
                 <w:szCs w:val="20"/>
               </w:rPr>
+              <w:t xml:space="preserve"> </w:t>
             </w:r>
           </w:p>
         </w:tc>
@@ -12772,6 +13007,7 @@
                 <w:sz w:val="20"/>
                 <w:szCs w:val="20"/>
               </w:rPr>
+              <w:t xml:space="preserve"> </w:t>
             </w:r>
           </w:p>
         </w:tc>
@@ -12806,7 +13042,7 @@
                 <w:sz w:val="20"/>
                 <w:szCs w:val="20"/>
               </w:rPr>
-              <w:t>2-Нелинейные структуры и алгоритмы поиска</w:t>
+              <w:t>3</w:t>
             </w:r>
           </w:p>
         </w:tc>
@@ -12835,7 +13071,7 @@
                 <w:sz w:val="20"/>
                 <w:szCs w:val="20"/>
               </w:rPr>
-              <w:t>Лекция 3. Деревья: BST, AVL, красно-чёрные деревья</w:t>
+              <w:t>2-Контейнеризация и оркестрация сервисов</w:t>
             </w:r>
           </w:p>
         </w:tc>
@@ -12867,7 +13103,7 @@
                 <w:sz w:val="20"/>
                 <w:szCs w:val="20"/>
               </w:rPr>
-              <w:t>2</w:t>
+              <w:t>Лекция 3. Контейнеризация и оркестрация сервисов</w:t>
             </w:r>
           </w:p>
           <w:p>
@@ -12885,6 +13121,13 @@
                 <w:sz w:val="20"/>
                 <w:szCs w:val="20"/>
               </w:rPr>
+              <w:t xml:space="preserve">3.1. Архитектура Docker: daemon, client, registry, образы и слои </w:t>
+              <w:br/>
+              <w:t xml:space="preserve">3.2. Dockerfile: инструкции, многоступенчатая сборка, оптимизация </w:t>
+              <w:br/>
+              <w:t xml:space="preserve">3.3. Docker Compose: определение и запуск многоконтейнерных приложений </w:t>
+              <w:br/>
+              <w:t xml:space="preserve">3.4. Сети и volumes Docker: изоляция и персистентность данных </w:t>
             </w:r>
           </w:p>
         </w:tc>
@@ -12944,6 +13187,7 @@
                 <w:sz w:val="20"/>
                 <w:szCs w:val="20"/>
               </w:rPr>
+              <w:t xml:space="preserve"> </w:t>
             </w:r>
           </w:p>
         </w:tc>
@@ -12973,6 +13217,7 @@
                 <w:sz w:val="20"/>
                 <w:szCs w:val="20"/>
               </w:rPr>
+              <w:t xml:space="preserve"> </w:t>
             </w:r>
           </w:p>
         </w:tc>
@@ -13007,7 +13252,7 @@
                 <w:sz w:val="20"/>
                 <w:szCs w:val="20"/>
               </w:rPr>
-              <w:t>2-Нелинейные структуры и алгоритмы поиска</w:t>
+              <w:t>4</w:t>
             </w:r>
           </w:p>
         </w:tc>
@@ -13036,7 +13281,7 @@
                 <w:sz w:val="20"/>
                 <w:szCs w:val="20"/>
               </w:rPr>
-              <w:t>Лекция 4. Алгоритмы сортировки: QuickSort, MergeSort, HeapSort</w:t>
+              <w:t>2-Контейнеризация и оркестрация сервисов</w:t>
             </w:r>
           </w:p>
         </w:tc>
@@ -13068,7 +13313,7 @@
                 <w:sz w:val="20"/>
                 <w:szCs w:val="20"/>
               </w:rPr>
-              <w:t>2</w:t>
+              <w:t>Лекция 4. Оркестрация: Kubernetes</w:t>
             </w:r>
           </w:p>
           <w:p>
@@ -13086,6 +13331,9 @@
                 <w:sz w:val="20"/>
                 <w:szCs w:val="20"/>
               </w:rPr>
+              <w:t xml:space="preserve">4.1. Архитектура Kubernetes: Control Plane, Node, etcd, API Server </w:t>
+              <w:br/>
+              <w:t>4.2. Workloads: Pod, Deployment, StatefulSet, DaemonSet, Job, Isar, Shared Preferences</w:t>
             </w:r>
           </w:p>
         </w:tc>
@@ -13145,6 +13393,7 @@
                 <w:sz w:val="20"/>
                 <w:szCs w:val="20"/>
               </w:rPr>
+              <w:t xml:space="preserve"> </w:t>
             </w:r>
           </w:p>
         </w:tc>
@@ -13174,6 +13423,7 @@
                 <w:sz w:val="20"/>
                 <w:szCs w:val="20"/>
               </w:rPr>
+              <w:t xml:space="preserve"> </w:t>
             </w:r>
           </w:p>
         </w:tc>
@@ -13208,7 +13458,7 @@
                 <w:sz w:val="20"/>
                 <w:szCs w:val="20"/>
               </w:rPr>
-              <w:t>3-Алгоритмы оптимизации</w:t>
+              <w:t>5</w:t>
             </w:r>
           </w:p>
         </w:tc>
@@ -13237,7 +13487,7 @@
                 <w:sz w:val="20"/>
                 <w:szCs w:val="20"/>
               </w:rPr>
-              <w:t>Лекция 5. Графы: обходы BFS/DFS, кратчайшие пути (Дейкстра, Беллман-Форд)</w:t>
+              <w:t>3-CI/CD, мониторинг и безопасность</w:t>
             </w:r>
           </w:p>
         </w:tc>
@@ -13269,7 +13519,7 @@
                 <w:sz w:val="20"/>
                 <w:szCs w:val="20"/>
               </w:rPr>
-              <w:t>2</w:t>
+              <w:t xml:space="preserve">Лекция 5. CI/CD, мониторинг и безопасность </w:t>
             </w:r>
           </w:p>
           <w:p>
@@ -13287,6 +13537,11 @@
                 <w:sz w:val="20"/>
                 <w:szCs w:val="20"/>
               </w:rPr>
+              <w:t xml:space="preserve">5.1. Принципы CI/CD: непрерывная интеграция, доставка, развёртывание </w:t>
+              <w:br/>
+              <w:t xml:space="preserve">5.2. GitLab CI: stages, jobs, artifacts, environments </w:t>
+              <w:br/>
+              <w:t xml:space="preserve">5.3. GitHub Actions: workflows, events, runners, reusable workflows </w:t>
             </w:r>
           </w:p>
         </w:tc>
@@ -13346,6 +13601,7 @@
                 <w:sz w:val="20"/>
                 <w:szCs w:val="20"/>
               </w:rPr>
+              <w:t xml:space="preserve"> </w:t>
             </w:r>
           </w:p>
         </w:tc>
@@ -13375,6 +13631,7 @@
                 <w:sz w:val="20"/>
                 <w:szCs w:val="20"/>
               </w:rPr>
+              <w:t xml:space="preserve"> </w:t>
             </w:r>
           </w:p>
         </w:tc>
@@ -13409,7 +13666,7 @@
                 <w:sz w:val="20"/>
                 <w:szCs w:val="20"/>
               </w:rPr>
-              <w:t>3-Алгоритмы оптимизации</w:t>
+              <w:t>6</w:t>
             </w:r>
           </w:p>
         </w:tc>
@@ -13438,7 +13695,7 @@
                 <w:sz w:val="20"/>
                 <w:szCs w:val="20"/>
               </w:rPr>
-              <w:t>Лекция 6. Хеш-таблицы: методы разрешения коллизий</w:t>
+              <w:t>3-CI/CD, мониторинг и безопасность</w:t>
             </w:r>
           </w:p>
         </w:tc>
@@ -13470,7 +13727,7 @@
                 <w:sz w:val="20"/>
                 <w:szCs w:val="20"/>
               </w:rPr>
-              <w:t>2</w:t>
+              <w:t>Лекция 6. Мониторинг, GitOps и безопасность DevOps</w:t>
             </w:r>
           </w:p>
           <w:p>
@@ -13488,6 +13745,11 @@
                 <w:sz w:val="20"/>
                 <w:szCs w:val="20"/>
               </w:rPr>
+              <w:t xml:space="preserve">6.1. Prometheus и Grafana: метрики, дашборды, алертинг </w:t>
+              <w:br/>
+              <w:t xml:space="preserve">6.2. GitOps: ArgoCD, Flux — декларативное управление кластером Hub Actions, Fastlane, Codemagic для мобильных </w:t>
+              <w:br/>
+              <w:t xml:space="preserve">6.3. Публикация в Google Play Console и App Store Connect </w:t>
             </w:r>
           </w:p>
         </w:tc>
@@ -13547,6 +13809,7 @@
                 <w:sz w:val="20"/>
                 <w:szCs w:val="20"/>
               </w:rPr>
+              <w:t xml:space="preserve"> </w:t>
             </w:r>
           </w:p>
         </w:tc>
@@ -13576,6 +13839,7 @@
                 <w:sz w:val="20"/>
                 <w:szCs w:val="20"/>
               </w:rPr>
+              <w:t xml:space="preserve"> </w:t>
             </w:r>
           </w:p>
         </w:tc>
@@ -13610,7 +13874,7 @@
                 <w:sz w:val="20"/>
                 <w:szCs w:val="20"/>
               </w:rPr>
-              <w:t>3-Алгоритмы оптимизации</w:t>
+              <w:t xml:space="preserve"> </w:t>
             </w:r>
           </w:p>
         </w:tc>
@@ -13639,7 +13903,7 @@
                 <w:sz w:val="20"/>
                 <w:szCs w:val="20"/>
               </w:rPr>
-              <w:t>Лекция 7. Динамическое программирование и жадные алгоритмы</w:t>
+              <w:t>-</w:t>
             </w:r>
           </w:p>
         </w:tc>
@@ -13671,7 +13935,7 @@
                 <w:sz w:val="20"/>
                 <w:szCs w:val="20"/>
               </w:rPr>
-              <w:t>1</w:t>
+              <w:t>ИТОГО:</w:t>
             </w:r>
           </w:p>
           <w:p>
@@ -13689,6 +13953,7 @@
                 <w:sz w:val="20"/>
                 <w:szCs w:val="20"/>
               </w:rPr>
+              <w:t xml:space="preserve"> </w:t>
             </w:r>
           </w:p>
         </w:tc>
@@ -13718,7 +13983,7 @@
                 <w:sz w:val="20"/>
                 <w:szCs w:val="20"/>
               </w:rPr>
-              <w:t>2</w:t>
+              <w:t>12</w:t>
             </w:r>
           </w:p>
         </w:tc>
@@ -13748,6 +14013,7 @@
                 <w:sz w:val="20"/>
                 <w:szCs w:val="20"/>
               </w:rPr>
+              <w:t xml:space="preserve"> </w:t>
             </w:r>
           </w:p>
         </w:tc>
@@ -13777,6 +14043,7 @@
                 <w:sz w:val="20"/>
                 <w:szCs w:val="20"/>
               </w:rPr>
+              <w:t xml:space="preserve"> </w:t>
             </w:r>
           </w:p>
         </w:tc>
@@ -14127,7 +14394,7 @@
                 <w:sz w:val="20"/>
                 <w:szCs w:val="20"/>
               </w:rPr>
-              <w:t>1-Линейные структуры данных</w:t>
+              <w:t>1-Облачные платформы и инфраструктура</w:t>
             </w:r>
           </w:p>
         </w:tc>
@@ -14188,7 +14455,7 @@
                 <w:sz w:val="20"/>
                 <w:szCs w:val="20"/>
               </w:rPr>
-              <w:t>Реализация связного списка, стека и очереди на Python</w:t>
+              <w:t xml:space="preserve">Реализация Transformer с нуля </w:t>
             </w:r>
           </w:p>
           <w:p>
@@ -14206,6 +14473,7 @@
                 <w:sz w:val="20"/>
                 <w:szCs w:val="20"/>
               </w:rPr>
+              <w:t>Развернуть облачную инфраструктуру с нуля с помощью Terraform: VPC, EC2, S3, IAM. Документировать модули</w:t>
             </w:r>
           </w:p>
         </w:tc>
@@ -14265,6 +14533,7 @@
                 <w:sz w:val="20"/>
                 <w:szCs w:val="20"/>
               </w:rPr>
+              <w:t xml:space="preserve"> </w:t>
             </w:r>
           </w:p>
         </w:tc>
@@ -14294,6 +14563,7 @@
                 <w:sz w:val="20"/>
                 <w:szCs w:val="20"/>
               </w:rPr>
+              <w:t xml:space="preserve"> </w:t>
             </w:r>
           </w:p>
         </w:tc>
@@ -14327,7 +14597,7 @@
                 <w:sz w:val="20"/>
                 <w:szCs w:val="20"/>
               </w:rPr>
-              <w:t>1-Линейные структуры данных</w:t>
+              <w:t>1-Облачные платформы и инфраструктура</w:t>
             </w:r>
           </w:p>
         </w:tc>
@@ -14388,7 +14658,7 @@
                 <w:sz w:val="20"/>
                 <w:szCs w:val="20"/>
               </w:rPr>
-              <w:t>Реализация бинарного дерева поиска и AVL-дерева</w:t>
+              <w:t xml:space="preserve">Fine-tuning LLM с LoRA </w:t>
             </w:r>
           </w:p>
           <w:p>
@@ -14406,6 +14676,7 @@
                 <w:sz w:val="20"/>
                 <w:szCs w:val="20"/>
               </w:rPr>
+              <w:t>Дообучить предобученную LLM (GPT-2 / LLaMa-3 8B) на целевой задаче с использованием LoRA через HuggingFace PEFT. Сравнить с zero-shot baseline</w:t>
             </w:r>
           </w:p>
         </w:tc>
@@ -14465,6 +14736,7 @@
                 <w:sz w:val="20"/>
                 <w:szCs w:val="20"/>
               </w:rPr>
+              <w:t xml:space="preserve"> </w:t>
             </w:r>
           </w:p>
         </w:tc>
@@ -14494,6 +14766,7 @@
                 <w:sz w:val="20"/>
                 <w:szCs w:val="20"/>
               </w:rPr>
+              <w:t xml:space="preserve"> </w:t>
             </w:r>
           </w:p>
         </w:tc>
@@ -14527,7 +14800,7 @@
                 <w:sz w:val="20"/>
                 <w:szCs w:val="20"/>
               </w:rPr>
-              <w:t>2-Нелинейные структуры и алгоритмы поиска</w:t>
+              <w:t>2-Контейнеризация и оркестрация сервисов</w:t>
             </w:r>
           </w:p>
         </w:tc>
@@ -14588,7 +14861,7 @@
                 <w:sz w:val="20"/>
                 <w:szCs w:val="20"/>
               </w:rPr>
-              <w:t>Сравнительный анализ алгоритмов сортировки</w:t>
+              <w:t>Генерация изображений Stable Diffusion</w:t>
             </w:r>
           </w:p>
           <w:p>
@@ -14606,6 +14879,7 @@
                 <w:sz w:val="20"/>
                 <w:szCs w:val="20"/>
               </w:rPr>
+              <w:t>Реализовать pipeline генерации изображений на основе LDM (Stable Diffusion). Исследовать влияние guidance_scale и числа шагов диффузии на качество</w:t>
             </w:r>
           </w:p>
         </w:tc>
@@ -14665,6 +14939,7 @@
                 <w:sz w:val="20"/>
                 <w:szCs w:val="20"/>
               </w:rPr>
+              <w:t xml:space="preserve"> </w:t>
             </w:r>
           </w:p>
         </w:tc>
@@ -14694,6 +14969,7 @@
                 <w:sz w:val="20"/>
                 <w:szCs w:val="20"/>
               </w:rPr>
+              <w:t xml:space="preserve"> </w:t>
             </w:r>
           </w:p>
         </w:tc>
@@ -14727,7 +15003,7 @@
                 <w:sz w:val="20"/>
                 <w:szCs w:val="20"/>
               </w:rPr>
-              <w:t>2-Нелинейные структуры и алгоритмы поиска</w:t>
+              <w:t>2-Контейнеризация и оркестрация сервисов</w:t>
             </w:r>
           </w:p>
         </w:tc>
@@ -14788,7 +15064,7 @@
                 <w:sz w:val="20"/>
                 <w:szCs w:val="20"/>
               </w:rPr>
-              <w:t>Реализация алгоритмов на графах: BFS, DFS, алгоритм Дейкстры</w:t>
+              <w:t xml:space="preserve">RLHF/DPO fine-tuning </w:t>
             </w:r>
           </w:p>
           <w:p>
@@ -14806,6 +15082,7 @@
                 <w:sz w:val="20"/>
                 <w:szCs w:val="20"/>
               </w:rPr>
+              <w:t>Применить DPO к малой LM с использованием датасета предпочтений. Оценить изменение поведения модели по custom reward</w:t>
             </w:r>
           </w:p>
         </w:tc>
@@ -14865,6 +15142,7 @@
                 <w:sz w:val="20"/>
                 <w:szCs w:val="20"/>
               </w:rPr>
+              <w:t xml:space="preserve"> </w:t>
             </w:r>
           </w:p>
         </w:tc>
@@ -14894,6 +15172,7 @@
                 <w:sz w:val="20"/>
                 <w:szCs w:val="20"/>
               </w:rPr>
+              <w:t xml:space="preserve"> </w:t>
             </w:r>
           </w:p>
         </w:tc>
@@ -14927,7 +15206,7 @@
                 <w:sz w:val="20"/>
                 <w:szCs w:val="20"/>
               </w:rPr>
-              <w:t>3-Алгоритмы оптимизации</w:t>
+              <w:t>2-Контейнеризация и оркестрация сервисов</w:t>
             </w:r>
           </w:p>
         </w:tc>
@@ -14988,7 +15267,7 @@
                 <w:sz w:val="20"/>
                 <w:szCs w:val="20"/>
               </w:rPr>
-              <w:t>Хеш-таблица с открытой адресацией и методом цепочек</w:t>
+              <w:t>Мультимодальная модель (CLIP)</w:t>
             </w:r>
           </w:p>
           <w:p>
@@ -15006,6 +15285,7 @@
                 <w:sz w:val="20"/>
                 <w:szCs w:val="20"/>
               </w:rPr>
+              <w:t>Обучить CLIP-подобную модель на парах изображение-текст. Протестировать zero-shot классификацию и text-to-image retrieval</w:t>
             </w:r>
           </w:p>
         </w:tc>
@@ -15065,6 +15345,7 @@
                 <w:sz w:val="20"/>
                 <w:szCs w:val="20"/>
               </w:rPr>
+              <w:t xml:space="preserve"> </w:t>
             </w:r>
           </w:p>
         </w:tc>
@@ -15094,6 +15375,7 @@
                 <w:sz w:val="20"/>
                 <w:szCs w:val="20"/>
               </w:rPr>
+              <w:t xml:space="preserve"> </w:t>
             </w:r>
           </w:p>
         </w:tc>
@@ -15127,7 +15409,7 @@
                 <w:sz w:val="20"/>
                 <w:szCs w:val="20"/>
               </w:rPr>
-              <w:t>3-Алгоритмы оптимизации</w:t>
+              <w:t>3-CI/CD, мониторинг и безопасность</w:t>
             </w:r>
           </w:p>
         </w:tc>
@@ -15188,7 +15470,7 @@
                 <w:sz w:val="20"/>
                 <w:szCs w:val="20"/>
               </w:rPr>
-              <w:t>Решение задач динамического программирования (рюкзак, НОП)</w:t>
+              <w:t>Интерпретируемость: SHAP и Grad-CAM</w:t>
             </w:r>
           </w:p>
           <w:p>
@@ -15206,6 +15488,7 @@
                 <w:sz w:val="20"/>
                 <w:szCs w:val="20"/>
               </w:rPr>
+              <w:t>Применить SHAP и Grad-CAM к обученному классификатору изображений. Сравнить объяснения для корректно и некорректно классифицированных примеров</w:t>
             </w:r>
           </w:p>
         </w:tc>
@@ -15265,6 +15548,7 @@
                 <w:sz w:val="20"/>
                 <w:szCs w:val="20"/>
               </w:rPr>
+              <w:t xml:space="preserve"> </w:t>
             </w:r>
           </w:p>
         </w:tc>
@@ -15294,6 +15578,7 @@
                 <w:sz w:val="20"/>
                 <w:szCs w:val="20"/>
               </w:rPr>
+              <w:t xml:space="preserve"> </w:t>
             </w:r>
           </w:p>
         </w:tc>
@@ -15327,7 +15612,7 @@
                 <w:sz w:val="20"/>
                 <w:szCs w:val="20"/>
               </w:rPr>
-              <w:t>-</w:t>
+              <w:t>3-CI/CD, мониторинг и безопасность</w:t>
             </w:r>
           </w:p>
         </w:tc>
@@ -15357,7 +15642,7 @@
                 <w:sz w:val="20"/>
                 <w:szCs w:val="20"/>
               </w:rPr>
-              <w:t>ИТОГО:</w:t>
+              <w:t>7</w:t>
             </w:r>
           </w:p>
         </w:tc>
@@ -15388,7 +15673,7 @@
                 <w:sz w:val="20"/>
                 <w:szCs w:val="20"/>
               </w:rPr>
-              <w:t>12</w:t>
+              <w:t>Построение RAG-системы</w:t>
             </w:r>
           </w:p>
           <w:p>
@@ -15406,6 +15691,7 @@
                 <w:sz w:val="20"/>
                 <w:szCs w:val="20"/>
               </w:rPr>
+              <w:t xml:space="preserve">Выбрать из Перечня ВАК не менее 10 журналов, в которых можно опубликовать результаты выпускной квалификационной работы, найти по ним информацию о требованиях к авторам, оформлению статей, сроках и стоимости опубликования, официальном сайте журнала </w:t>
             </w:r>
           </w:p>
         </w:tc>
@@ -15465,6 +15751,7 @@
                 <w:sz w:val="20"/>
                 <w:szCs w:val="20"/>
               </w:rPr>
+              <w:t xml:space="preserve"> </w:t>
             </w:r>
           </w:p>
         </w:tc>
@@ -15494,6 +15781,413 @@
                 <w:sz w:val="20"/>
                 <w:szCs w:val="20"/>
               </w:rPr>
+              <w:t xml:space="preserve"> </w:t>
+            </w:r>
+          </w:p>
+        </w:tc>
+      </w:tr>
+      <w:tr>
+        <w:trPr>
+          <w:trHeight w:val="65"/>
+        </w:trPr>
+        <w:tc>
+          <w:tcPr>
+            <w:tcW w:w="0" w:type="auto"/>
+            <w:tcBorders>
+              <w:top w:val="single" w:sz="4" w:space="0" w:color="auto"/>
+              <w:left w:val="single" w:sz="4" w:space="0" w:color="auto"/>
+              <w:bottom w:val="single" w:sz="4" w:space="0" w:color="auto"/>
+              <w:right w:val="single" w:sz="4" w:space="0" w:color="auto"/>
+            </w:tcBorders>
+          </w:tcPr>
+          <w:p>
+            <w:pPr>
+              <w:shd w:val="clear" w:color="auto" w:fill="FFFFFF"/>
+              <w:rPr>
+                <w:bCs/>
+                <w:sz w:val="20"/>
+                <w:szCs w:val="20"/>
+              </w:rPr>
+            </w:pPr>
+            <w:r>
+              <w:rPr>
+                <w:bCs/>
+                <w:sz w:val="20"/>
+                <w:szCs w:val="20"/>
+              </w:rPr>
+              <w:t>3-CI/CD, мониторинг и безопасность</w:t>
+            </w:r>
+          </w:p>
+        </w:tc>
+        <w:tc>
+          <w:tcPr>
+            <w:tcW w:w="0" w:type="auto"/>
+            <w:tcBorders>
+              <w:top w:val="single" w:sz="4" w:space="0" w:color="auto"/>
+              <w:left w:val="single" w:sz="4" w:space="0" w:color="auto"/>
+              <w:bottom w:val="single" w:sz="4" w:space="0" w:color="auto"/>
+              <w:right w:val="single" w:sz="4" w:space="0" w:color="auto"/>
+            </w:tcBorders>
+          </w:tcPr>
+          <w:p>
+            <w:pPr>
+              <w:shd w:val="clear" w:color="auto" w:fill="FFFFFF"/>
+              <w:jc w:val="center"/>
+              <w:rPr>
+                <w:bCs/>
+                <w:sz w:val="20"/>
+                <w:szCs w:val="20"/>
+              </w:rPr>
+            </w:pPr>
+            <w:r>
+              <w:rPr>
+                <w:bCs/>
+                <w:sz w:val="20"/>
+                <w:szCs w:val="20"/>
+              </w:rPr>
+              <w:t>1</w:t>
+            </w:r>
+          </w:p>
+        </w:tc>
+        <w:tc>
+          <w:tcPr>
+            <w:tcW w:w="0" w:type="auto"/>
+            <w:tcBorders>
+              <w:top w:val="single" w:sz="4" w:space="0" w:color="auto"/>
+              <w:left w:val="single" w:sz="4" w:space="0" w:color="auto"/>
+              <w:bottom w:val="single" w:sz="4" w:space="0" w:color="auto"/>
+              <w:right w:val="single" w:sz="4" w:space="0" w:color="auto"/>
+            </w:tcBorders>
+          </w:tcPr>
+          <w:p>
+            <w:pPr>
+              <w:shd w:val="clear" w:color="auto" w:fill="FFFFFF"/>
+              <w:rPr>
+                <w:b/>
+                <w:bCs/>
+                <w:sz w:val="20"/>
+                <w:szCs w:val="20"/>
+              </w:rPr>
+            </w:pPr>
+            <w:r>
+              <w:rPr>
+                <w:b/>
+                <w:bCs/>
+                <w:sz w:val="20"/>
+                <w:szCs w:val="20"/>
+              </w:rPr>
+              <w:t>Итоговый проект: сквозной DL-пайплайн</w:t>
+            </w:r>
+          </w:p>
+          <w:p>
+            <w:pPr>
+              <w:shd w:val="clear" w:color="auto" w:fill="FFFFFF"/>
+              <w:rPr>
+                <w:bCs/>
+                <w:sz w:val="20"/>
+                <w:szCs w:val="20"/>
+              </w:rPr>
+            </w:pPr>
+            <w:r>
+              <w:rPr>
+                <w:bCs/>
+                <w:sz w:val="20"/>
+                <w:szCs w:val="20"/>
+              </w:rPr>
+              <w:t>Разработать и задокументировать end-to-end проект: подготовка данных → обучение модели → оценка → интерпретация. Разместить код на GitHub</w:t>
+            </w:r>
+          </w:p>
+        </w:tc>
+        <w:tc>
+          <w:tcPr>
+            <w:tcW w:w="0" w:type="auto"/>
+            <w:tcBorders>
+              <w:top w:val="single" w:sz="4" w:space="0" w:color="auto"/>
+              <w:left w:val="single" w:sz="4" w:space="0" w:color="auto"/>
+              <w:bottom w:val="single" w:sz="4" w:space="0" w:color="auto"/>
+              <w:right w:val="single" w:sz="4" w:space="0" w:color="auto"/>
+            </w:tcBorders>
+          </w:tcPr>
+          <w:p>
+            <w:pPr>
+              <w:shd w:val="clear" w:color="auto" w:fill="FFFFFF"/>
+              <w:jc w:val="center"/>
+              <w:rPr>
+                <w:bCs/>
+                <w:sz w:val="20"/>
+                <w:szCs w:val="20"/>
+              </w:rPr>
+            </w:pPr>
+            <w:r>
+              <w:rPr>
+                <w:bCs/>
+                <w:sz w:val="20"/>
+                <w:szCs w:val="20"/>
+              </w:rPr>
+              <w:t>2</w:t>
+            </w:r>
+          </w:p>
+        </w:tc>
+        <w:tc>
+          <w:tcPr>
+            <w:tcW w:w="0" w:type="auto"/>
+            <w:tcBorders>
+              <w:top w:val="single" w:sz="4" w:space="0" w:color="auto"/>
+              <w:left w:val="single" w:sz="4" w:space="0" w:color="auto"/>
+              <w:bottom w:val="single" w:sz="4" w:space="0" w:color="auto"/>
+              <w:right w:val="single" w:sz="4" w:space="0" w:color="auto"/>
+            </w:tcBorders>
+          </w:tcPr>
+          <w:p>
+            <w:pPr>
+              <w:shd w:val="clear" w:color="auto" w:fill="FFFFFF"/>
+              <w:jc w:val="center"/>
+              <w:rPr>
+                <w:bCs/>
+                <w:sz w:val="20"/>
+                <w:szCs w:val="20"/>
+              </w:rPr>
+            </w:pPr>
+            <w:r>
+              <w:rPr>
+                <w:bCs/>
+                <w:sz w:val="20"/>
+                <w:szCs w:val="20"/>
+              </w:rPr>
+              <w:t xml:space="preserve"> </w:t>
+            </w:r>
+          </w:p>
+        </w:tc>
+        <w:tc>
+          <w:tcPr>
+            <w:tcW w:w="0" w:type="auto"/>
+            <w:tcBorders>
+              <w:top w:val="single" w:sz="4" w:space="0" w:color="auto"/>
+              <w:left w:val="single" w:sz="4" w:space="0" w:color="auto"/>
+              <w:bottom w:val="single" w:sz="4" w:space="0" w:color="auto"/>
+              <w:right w:val="single" w:sz="4" w:space="0" w:color="auto"/>
+            </w:tcBorders>
+          </w:tcPr>
+          <w:p>
+            <w:pPr>
+              <w:shd w:val="clear" w:color="auto" w:fill="FFFFFF"/>
+              <w:jc w:val="center"/>
+              <w:rPr>
+                <w:bCs/>
+                <w:sz w:val="20"/>
+                <w:szCs w:val="20"/>
+              </w:rPr>
+            </w:pPr>
+            <w:r>
+              <w:rPr>
+                <w:bCs/>
+                <w:sz w:val="20"/>
+                <w:szCs w:val="20"/>
+              </w:rPr>
+              <w:t xml:space="preserve"> </w:t>
+            </w:r>
+          </w:p>
+        </w:tc>
+      </w:tr>
+      <w:tr>
+        <w:trPr>
+          <w:trHeight w:val="65"/>
+        </w:trPr>
+        <w:tc>
+          <w:tcPr>
+            <w:tcW w:w="0" w:type="auto"/>
+            <w:tcBorders>
+              <w:top w:val="single" w:sz="4" w:space="0" w:color="auto"/>
+              <w:left w:val="single" w:sz="4" w:space="0" w:color="auto"/>
+              <w:bottom w:val="single" w:sz="4" w:space="0" w:color="auto"/>
+              <w:right w:val="single" w:sz="4" w:space="0" w:color="auto"/>
+            </w:tcBorders>
+          </w:tcPr>
+          <w:p>
+            <w:pPr>
+              <w:shd w:val="clear" w:color="auto" w:fill="FFFFFF"/>
+              <w:rPr>
+                <w:bCs/>
+                <w:sz w:val="20"/>
+                <w:szCs w:val="20"/>
+              </w:rPr>
+            </w:pPr>
+            <w:r>
+              <w:rPr>
+                <w:bCs/>
+                <w:sz w:val="20"/>
+                <w:szCs w:val="20"/>
+              </w:rPr>
+              <w:t>-</w:t>
+            </w:r>
+          </w:p>
+        </w:tc>
+        <w:tc>
+          <w:tcPr>
+            <w:tcW w:w="0" w:type="auto"/>
+            <w:tcBorders>
+              <w:top w:val="single" w:sz="4" w:space="0" w:color="auto"/>
+              <w:left w:val="single" w:sz="4" w:space="0" w:color="auto"/>
+              <w:bottom w:val="single" w:sz="4" w:space="0" w:color="auto"/>
+              <w:right w:val="single" w:sz="4" w:space="0" w:color="auto"/>
+            </w:tcBorders>
+          </w:tcPr>
+          <w:p>
+            <w:pPr>
+              <w:shd w:val="clear" w:color="auto" w:fill="FFFFFF"/>
+              <w:jc w:val="center"/>
+              <w:rPr>
+                <w:bCs/>
+                <w:sz w:val="20"/>
+                <w:szCs w:val="20"/>
+              </w:rPr>
+            </w:pPr>
+            <w:r>
+              <w:rPr>
+                <w:bCs/>
+                <w:sz w:val="20"/>
+                <w:szCs w:val="20"/>
+              </w:rPr>
+              <w:t xml:space="preserve"> </w:t>
+            </w:r>
+          </w:p>
+        </w:tc>
+        <w:tc>
+          <w:tcPr>
+            <w:tcW w:w="0" w:type="auto"/>
+            <w:tcBorders>
+              <w:top w:val="single" w:sz="4" w:space="0" w:color="auto"/>
+              <w:left w:val="single" w:sz="4" w:space="0" w:color="auto"/>
+              <w:bottom w:val="single" w:sz="4" w:space="0" w:color="auto"/>
+              <w:right w:val="single" w:sz="4" w:space="0" w:color="auto"/>
+            </w:tcBorders>
+          </w:tcPr>
+          <w:p>
+            <w:pPr>
+              <w:shd w:val="clear" w:color="auto" w:fill="FFFFFF"/>
+              <w:rPr>
+                <w:b/>
+                <w:bCs/>
+                <w:sz w:val="20"/>
+                <w:szCs w:val="20"/>
+              </w:rPr>
+            </w:pPr>
+            <w:r>
+              <w:rPr>
+                <w:b/>
+                <w:bCs/>
+                <w:sz w:val="20"/>
+                <w:szCs w:val="20"/>
+              </w:rPr>
+              <w:t>ИТОГО:</w:t>
+            </w:r>
+          </w:p>
+          <w:p>
+            <w:pPr>
+              <w:shd w:val="clear" w:color="auto" w:fill="FFFFFF"/>
+              <w:rPr>
+                <w:bCs/>
+                <w:sz w:val="20"/>
+                <w:szCs w:val="20"/>
+              </w:rPr>
+            </w:pPr>
+            <w:r>
+              <w:rPr>
+                <w:bCs/>
+                <w:sz w:val="20"/>
+                <w:szCs w:val="20"/>
+              </w:rPr>
+              <w:t xml:space="preserve"> </w:t>
+            </w:r>
+          </w:p>
+        </w:tc>
+        <w:tc>
+          <w:tcPr>
+            <w:tcW w:w="0" w:type="auto"/>
+            <w:tcBorders>
+              <w:top w:val="single" w:sz="4" w:space="0" w:color="auto"/>
+              <w:left w:val="single" w:sz="4" w:space="0" w:color="auto"/>
+              <w:bottom w:val="single" w:sz="4" w:space="0" w:color="auto"/>
+              <w:right w:val="single" w:sz="4" w:space="0" w:color="auto"/>
+            </w:tcBorders>
+          </w:tcPr>
+          <w:p>
+            <w:pPr>
+              <w:shd w:val="clear" w:color="auto" w:fill="FFFFFF"/>
+              <w:jc w:val="center"/>
+              <w:rPr>
+                <w:bCs/>
+                <w:sz w:val="20"/>
+                <w:szCs w:val="20"/>
+              </w:rPr>
+            </w:pPr>
+            <w:r>
+              <w:rPr>
+                <w:bCs/>
+                <w:sz w:val="20"/>
+                <w:szCs w:val="20"/>
+              </w:rPr>
+              <w:t>16</w:t>
+            </w:r>
+          </w:p>
+        </w:tc>
+        <w:tc>
+          <w:tcPr>
+            <w:tcW w:w="0" w:type="auto"/>
+            <w:tcBorders>
+              <w:top w:val="single" w:sz="4" w:space="0" w:color="auto"/>
+              <w:left w:val="single" w:sz="4" w:space="0" w:color="auto"/>
+              <w:bottom w:val="single" w:sz="4" w:space="0" w:color="auto"/>
+              <w:right w:val="single" w:sz="4" w:space="0" w:color="auto"/>
+            </w:tcBorders>
+          </w:tcPr>
+          <w:p>
+            <w:pPr>
+              <w:shd w:val="clear" w:color="auto" w:fill="FFFFFF"/>
+              <w:jc w:val="center"/>
+              <w:rPr>
+                <w:bCs/>
+                <w:sz w:val="20"/>
+                <w:szCs w:val="20"/>
+              </w:rPr>
+            </w:pPr>
+            <w:r>
+              <w:rPr>
+                <w:bCs/>
+                <w:sz w:val="20"/>
+                <w:szCs w:val="20"/>
+              </w:rPr>
+              <w:t xml:space="preserve"> </w:t>
+            </w:r>
+          </w:p>
+        </w:tc>
+        <w:tc>
+          <w:tcPr>
+            <w:tcW w:w="0" w:type="auto"/>
+            <w:tcBorders>
+              <w:top w:val="single" w:sz="4" w:space="0" w:color="auto"/>
+              <w:left w:val="single" w:sz="4" w:space="0" w:color="auto"/>
+              <w:bottom w:val="single" w:sz="4" w:space="0" w:color="auto"/>
+              <w:right w:val="single" w:sz="4" w:space="0" w:color="auto"/>
+            </w:tcBorders>
+          </w:tcPr>
+          <w:p>
+            <w:pPr>
+              <w:shd w:val="clear" w:color="auto" w:fill="FFFFFF"/>
+              <w:jc w:val="center"/>
+              <w:rPr>
+                <w:bCs/>
+                <w:sz w:val="20"/>
+                <w:szCs w:val="20"/>
+              </w:rPr>
+            </w:pPr>
+            <w:r>
+              <w:rPr>
+                <w:bCs/>
+                <w:sz w:val="20"/>
+                <w:szCs w:val="20"/>
+              </w:rPr>
+              <w:t xml:space="preserve"> </w:t>
             </w:r>
           </w:p>
         </w:tc>
@@ -15827,7 +16521,7 @@
                 <w:sz w:val="20"/>
                 <w:szCs w:val="20"/>
               </w:rPr>
-              <w:t>1-Линейные структуры данных</w:t>
+              <w:t>1-Облачные платформы и инфраструктура</w:t>
             </w:r>
           </w:p>
         </w:tc>
@@ -15888,7 +16582,7 @@
                 <w:sz w:val="20"/>
                 <w:szCs w:val="20"/>
               </w:rPr>
-              <w:t>Асимптотический анализ сложности алгоритмов (O-нотация)</w:t>
+              <w:t>Настройка окружения DL</w:t>
             </w:r>
           </w:p>
           <w:p>
@@ -15906,6 +16600,7 @@
                 <w:sz w:val="20"/>
                 <w:szCs w:val="20"/>
               </w:rPr>
+              <w:t>Развернуть AWS/Azure Free Tier аккаунт, изучить консоль, создать VPC, EC2 и S3 bucket через CLI и Terraform</w:t>
             </w:r>
           </w:p>
         </w:tc>
@@ -15965,6 +16660,7 @@
                 <w:sz w:val="20"/>
                 <w:szCs w:val="20"/>
               </w:rPr>
+              <w:t xml:space="preserve"> </w:t>
             </w:r>
           </w:p>
         </w:tc>
@@ -15994,6 +16690,7 @@
                 <w:sz w:val="20"/>
                 <w:szCs w:val="20"/>
               </w:rPr>
+              <w:t xml:space="preserve"> </w:t>
             </w:r>
           </w:p>
         </w:tc>
@@ -16027,7 +16724,7 @@
                 <w:sz w:val="20"/>
                 <w:szCs w:val="20"/>
               </w:rPr>
-              <w:t>1-Линейные структуры данных</w:t>
+              <w:t>1-Облачные платформы и инфраструктура</w:t>
             </w:r>
           </w:p>
         </w:tc>
@@ -16088,7 +16785,7 @@
                 <w:sz w:val="20"/>
                 <w:szCs w:val="20"/>
               </w:rPr>
-              <w:t>Оценка сложности рекурсивных алгоритмов. Мастер-теорема</w:t>
+              <w:t xml:space="preserve">Attention механизм: реализация и визуализация </w:t>
             </w:r>
           </w:p>
           <w:p>
@@ -16106,6 +16803,7 @@
                 <w:sz w:val="20"/>
                 <w:szCs w:val="20"/>
               </w:rPr>
+              <w:t>Реализовать scaled dot-product attention, визуализировать attention weights на примере задачи классификации текста</w:t>
             </w:r>
           </w:p>
         </w:tc>
@@ -16165,6 +16863,7 @@
                 <w:sz w:val="20"/>
                 <w:szCs w:val="20"/>
               </w:rPr>
+              <w:t xml:space="preserve"> </w:t>
             </w:r>
           </w:p>
         </w:tc>
@@ -16194,6 +16893,7 @@
                 <w:sz w:val="20"/>
                 <w:szCs w:val="20"/>
               </w:rPr>
+              <w:t xml:space="preserve"> </w:t>
             </w:r>
           </w:p>
         </w:tc>
@@ -16227,7 +16927,7 @@
                 <w:sz w:val="20"/>
                 <w:szCs w:val="20"/>
               </w:rPr>
-              <w:t>2-Нелинейные структуры и алгоритмы поиска</w:t>
+              <w:t>1-Облачные платформы и инфраструктура</w:t>
             </w:r>
           </w:p>
         </w:tc>
@@ -16288,7 +16988,7 @@
                 <w:sz w:val="20"/>
                 <w:szCs w:val="20"/>
               </w:rPr>
-              <w:t>Анализ сложности алгоритмов сортировки на практических задачах</w:t>
+              <w:t xml:space="preserve">Обзор архитектур: BERT, GPT, T5 </w:t>
             </w:r>
           </w:p>
           <w:p>
@@ -16306,6 +17006,7 @@
                 <w:sz w:val="20"/>
                 <w:szCs w:val="20"/>
               </w:rPr>
+              <w:t>Сравнить архитектуры encoder-only, decoder-only, encoder-decoder. Запустить inference задачи QA, суммаризации, генерации</w:t>
             </w:r>
           </w:p>
         </w:tc>
@@ -16365,6 +17066,7 @@
                 <w:sz w:val="20"/>
                 <w:szCs w:val="20"/>
               </w:rPr>
+              <w:t xml:space="preserve"> </w:t>
             </w:r>
           </w:p>
         </w:tc>
@@ -16394,6 +17096,7 @@
                 <w:sz w:val="20"/>
                 <w:szCs w:val="20"/>
               </w:rPr>
+              <w:t xml:space="preserve"> </w:t>
             </w:r>
           </w:p>
         </w:tc>
@@ -16427,7 +17130,7 @@
                 <w:sz w:val="20"/>
                 <w:szCs w:val="20"/>
               </w:rPr>
-              <w:t>3-Алгоритмы оптимизации</w:t>
+              <w:t>1-Облачные платформы и инфраструктура</w:t>
             </w:r>
           </w:p>
         </w:tc>
@@ -16488,7 +17191,7 @@
                 <w:sz w:val="20"/>
                 <w:szCs w:val="20"/>
               </w:rPr>
-              <w:t>Моделирование сбоев в распределённой системе</w:t>
+              <w:t xml:space="preserve">Диффузионные модели: DDPM </w:t>
             </w:r>
           </w:p>
           <w:p>
@@ -16506,6 +17209,7 @@
                 <w:sz w:val="20"/>
                 <w:szCs w:val="20"/>
               </w:rPr>
+              <w:t>Реализовать упрощённый DDPM для MNIST. Визуализировать процесс зашумления и обратного восстановления</w:t>
             </w:r>
           </w:p>
         </w:tc>
@@ -16565,6 +17269,7 @@
                 <w:sz w:val="20"/>
                 <w:szCs w:val="20"/>
               </w:rPr>
+              <w:t xml:space="preserve"> </w:t>
             </w:r>
           </w:p>
         </w:tc>
@@ -16594,6 +17299,7 @@
                 <w:sz w:val="20"/>
                 <w:szCs w:val="20"/>
               </w:rPr>
+              <w:t xml:space="preserve"> </w:t>
             </w:r>
           </w:p>
         </w:tc>
@@ -16627,7 +17333,7 @@
                 <w:sz w:val="20"/>
                 <w:szCs w:val="20"/>
               </w:rPr>
-              <w:t>3-Алгоритмы оптимизации</w:t>
+              <w:t>1-Облачные платформы и инфраструктура</w:t>
             </w:r>
           </w:p>
         </w:tc>
@@ -16688,7 +17394,7 @@
                 <w:sz w:val="20"/>
                 <w:szCs w:val="20"/>
               </w:rPr>
-              <w:t>Оркестрация контейнеров: деплой микросервиса в Kubernetes</w:t>
+              <w:t xml:space="preserve">Stable Diffusion: inference и prompt engineering </w:t>
             </w:r>
           </w:p>
           <w:p>
@@ -16706,6 +17412,7 @@
                 <w:sz w:val="20"/>
                 <w:szCs w:val="20"/>
               </w:rPr>
+              <w:t>Исследовать влияние prompt, negative prompt, CFG scale, scheduler на качество генерации с помощью diffusers</w:t>
             </w:r>
           </w:p>
         </w:tc>
@@ -16765,6 +17472,7 @@
                 <w:sz w:val="20"/>
                 <w:szCs w:val="20"/>
               </w:rPr>
+              <w:t xml:space="preserve"> </w:t>
             </w:r>
           </w:p>
         </w:tc>
@@ -16794,6 +17502,7 @@
                 <w:sz w:val="20"/>
                 <w:szCs w:val="20"/>
               </w:rPr>
+              <w:t xml:space="preserve"> </w:t>
             </w:r>
           </w:p>
         </w:tc>
@@ -16827,7 +17536,7 @@
                 <w:sz w:val="20"/>
                 <w:szCs w:val="20"/>
               </w:rPr>
-              <w:t>3-Алгоритмы оптимизации</w:t>
+              <w:t>1-Облачные платформы и инфраструктура</w:t>
             </w:r>
           </w:p>
         </w:tc>
@@ -16888,7 +17597,7 @@
                 <w:sz w:val="20"/>
                 <w:szCs w:val="20"/>
               </w:rPr>
-              <w:t>Мониторинг распределённых систем: Prometheus и Grafana</w:t>
+              <w:t xml:space="preserve">LoRA fine-tuning: практика </w:t>
             </w:r>
           </w:p>
           <w:p>
@@ -16906,6 +17615,7 @@
                 <w:sz w:val="20"/>
                 <w:szCs w:val="20"/>
               </w:rPr>
+              <w:t>Дообучить GPT-2 / DistilBERT на задаче sentiment analysis с LoRA (r=4, r=16). Сравнить качество и скорость сходимости</w:t>
             </w:r>
           </w:p>
         </w:tc>
@@ -16965,6 +17675,7 @@
                 <w:sz w:val="20"/>
                 <w:szCs w:val="20"/>
               </w:rPr>
+              <w:t xml:space="preserve"> </w:t>
             </w:r>
           </w:p>
         </w:tc>
@@ -16994,6 +17705,7 @@
                 <w:sz w:val="20"/>
                 <w:szCs w:val="20"/>
               </w:rPr>
+              <w:t xml:space="preserve"> </w:t>
             </w:r>
           </w:p>
         </w:tc>
@@ -17027,7 +17739,7 @@
                 <w:sz w:val="20"/>
                 <w:szCs w:val="20"/>
               </w:rPr>
-              <w:t>-</w:t>
+              <w:t>2-Контейнеризация и оркестрация сервисов</w:t>
             </w:r>
           </w:p>
         </w:tc>
@@ -17057,7 +17769,7 @@
                 <w:sz w:val="20"/>
                 <w:szCs w:val="20"/>
               </w:rPr>
-              <w:t>ИТОГО:</w:t>
+              <w:t>7</w:t>
             </w:r>
           </w:p>
         </w:tc>
@@ -17088,7 +17800,7 @@
                 <w:sz w:val="20"/>
                 <w:szCs w:val="20"/>
               </w:rPr>
-              <w:t>12</w:t>
+              <w:t xml:space="preserve">RLHF: Reward Model и PPO </w:t>
             </w:r>
           </w:p>
           <w:p>
@@ -17106,6 +17818,7 @@
                 <w:sz w:val="20"/>
                 <w:szCs w:val="20"/>
               </w:rPr>
+              <w:t>Обучить reward model на парах предпочтений. Применить PPO к малой языковой модели, оценить изменение качества</w:t>
             </w:r>
           </w:p>
         </w:tc>
@@ -17165,6 +17878,7 @@
                 <w:sz w:val="20"/>
                 <w:szCs w:val="20"/>
               </w:rPr>
+              <w:t xml:space="preserve"> </w:t>
             </w:r>
           </w:p>
         </w:tc>
@@ -17194,6 +17908,2445 @@
                 <w:sz w:val="20"/>
                 <w:szCs w:val="20"/>
               </w:rPr>
+              <w:t xml:space="preserve"> </w:t>
+            </w:r>
+          </w:p>
+        </w:tc>
+      </w:tr>
+      <w:tr>
+        <w:trPr>
+          <w:trHeight w:val="65"/>
+        </w:trPr>
+        <w:tc>
+          <w:tcPr>
+            <w:tcW w:w="0" w:type="auto"/>
+            <w:tcBorders>
+              <w:top w:val="single" w:sz="4" w:space="0" w:color="auto"/>
+              <w:left w:val="single" w:sz="4" w:space="0" w:color="auto"/>
+              <w:bottom w:val="single" w:sz="4" w:space="0" w:color="auto"/>
+              <w:right w:val="single" w:sz="4" w:space="0" w:color="auto"/>
+            </w:tcBorders>
+          </w:tcPr>
+          <w:p>
+            <w:pPr>
+              <w:shd w:val="clear" w:color="auto" w:fill="FFFFFF"/>
+              <w:rPr>
+                <w:bCs/>
+                <w:sz w:val="20"/>
+                <w:szCs w:val="20"/>
+              </w:rPr>
+            </w:pPr>
+            <w:r>
+              <w:rPr>
+                <w:bCs/>
+                <w:sz w:val="20"/>
+                <w:szCs w:val="20"/>
+              </w:rPr>
+              <w:t>2-Контейнеризация и оркестрация сервисов</w:t>
+            </w:r>
+          </w:p>
+        </w:tc>
+        <w:tc>
+          <w:tcPr>
+            <w:tcW w:w="0" w:type="auto"/>
+            <w:tcBorders>
+              <w:top w:val="single" w:sz="4" w:space="0" w:color="auto"/>
+              <w:left w:val="single" w:sz="4" w:space="0" w:color="auto"/>
+              <w:bottom w:val="single" w:sz="4" w:space="0" w:color="auto"/>
+              <w:right w:val="single" w:sz="4" w:space="0" w:color="auto"/>
+            </w:tcBorders>
+          </w:tcPr>
+          <w:p>
+            <w:pPr>
+              <w:shd w:val="clear" w:color="auto" w:fill="FFFFFF"/>
+              <w:jc w:val="center"/>
+              <w:rPr>
+                <w:bCs/>
+                <w:sz w:val="20"/>
+                <w:szCs w:val="20"/>
+              </w:rPr>
+            </w:pPr>
+            <w:r>
+              <w:rPr>
+                <w:bCs/>
+                <w:sz w:val="20"/>
+                <w:szCs w:val="20"/>
+              </w:rPr>
+              <w:t>1</w:t>
+            </w:r>
+          </w:p>
+        </w:tc>
+        <w:tc>
+          <w:tcPr>
+            <w:tcW w:w="0" w:type="auto"/>
+            <w:tcBorders>
+              <w:top w:val="single" w:sz="4" w:space="0" w:color="auto"/>
+              <w:left w:val="single" w:sz="4" w:space="0" w:color="auto"/>
+              <w:bottom w:val="single" w:sz="4" w:space="0" w:color="auto"/>
+              <w:right w:val="single" w:sz="4" w:space="0" w:color="auto"/>
+            </w:tcBorders>
+          </w:tcPr>
+          <w:p>
+            <w:pPr>
+              <w:shd w:val="clear" w:color="auto" w:fill="FFFFFF"/>
+              <w:rPr>
+                <w:b/>
+                <w:bCs/>
+                <w:sz w:val="20"/>
+                <w:szCs w:val="20"/>
+              </w:rPr>
+            </w:pPr>
+            <w:r>
+              <w:rPr>
+                <w:b/>
+                <w:bCs/>
+                <w:sz w:val="20"/>
+                <w:szCs w:val="20"/>
+              </w:rPr>
+              <w:t xml:space="preserve">DPO: обучение без reward model </w:t>
+            </w:r>
+          </w:p>
+          <w:p>
+            <w:pPr>
+              <w:shd w:val="clear" w:color="auto" w:fill="FFFFFF"/>
+              <w:rPr>
+                <w:bCs/>
+                <w:sz w:val="20"/>
+                <w:szCs w:val="20"/>
+              </w:rPr>
+            </w:pPr>
+            <w:r>
+              <w:rPr>
+                <w:bCs/>
+                <w:sz w:val="20"/>
+                <w:szCs w:val="20"/>
+              </w:rPr>
+              <w:t xml:space="preserve">Напишите своими ответ на следующий вопрос:  А что лично вы сделали по состоянию на сегодняшний день по своей собственной выпускной квалификационной работе ?  </w:t>
+              <w:br/>
+              <w:t xml:space="preserve">Задача состоит в том, чтобы с чувством, с толком, с расстановкой изложить то, что сделано лично студентом. Копирование информации из сети Интернет равно как и переписывание информации из любых учебников и прочих источников не то чтобы карается по закону (плагиат), а просто ответом на заданный вопрос не является по определению.  </w:t>
+            </w:r>
+          </w:p>
+        </w:tc>
+        <w:tc>
+          <w:tcPr>
+            <w:tcW w:w="0" w:type="auto"/>
+            <w:tcBorders>
+              <w:top w:val="single" w:sz="4" w:space="0" w:color="auto"/>
+              <w:left w:val="single" w:sz="4" w:space="0" w:color="auto"/>
+              <w:bottom w:val="single" w:sz="4" w:space="0" w:color="auto"/>
+              <w:right w:val="single" w:sz="4" w:space="0" w:color="auto"/>
+            </w:tcBorders>
+          </w:tcPr>
+          <w:p>
+            <w:pPr>
+              <w:shd w:val="clear" w:color="auto" w:fill="FFFFFF"/>
+              <w:jc w:val="center"/>
+              <w:rPr>
+                <w:bCs/>
+                <w:sz w:val="20"/>
+                <w:szCs w:val="20"/>
+              </w:rPr>
+            </w:pPr>
+            <w:r>
+              <w:rPr>
+                <w:bCs/>
+                <w:sz w:val="20"/>
+                <w:szCs w:val="20"/>
+              </w:rPr>
+              <w:t>2</w:t>
+            </w:r>
+          </w:p>
+        </w:tc>
+        <w:tc>
+          <w:tcPr>
+            <w:tcW w:w="0" w:type="auto"/>
+            <w:tcBorders>
+              <w:top w:val="single" w:sz="4" w:space="0" w:color="auto"/>
+              <w:left w:val="single" w:sz="4" w:space="0" w:color="auto"/>
+              <w:bottom w:val="single" w:sz="4" w:space="0" w:color="auto"/>
+              <w:right w:val="single" w:sz="4" w:space="0" w:color="auto"/>
+            </w:tcBorders>
+          </w:tcPr>
+          <w:p>
+            <w:pPr>
+              <w:shd w:val="clear" w:color="auto" w:fill="FFFFFF"/>
+              <w:jc w:val="center"/>
+              <w:rPr>
+                <w:bCs/>
+                <w:sz w:val="20"/>
+                <w:szCs w:val="20"/>
+              </w:rPr>
+            </w:pPr>
+            <w:r>
+              <w:rPr>
+                <w:bCs/>
+                <w:sz w:val="20"/>
+                <w:szCs w:val="20"/>
+              </w:rPr>
+              <w:t xml:space="preserve"> </w:t>
+            </w:r>
+          </w:p>
+        </w:tc>
+        <w:tc>
+          <w:tcPr>
+            <w:tcW w:w="0" w:type="auto"/>
+            <w:tcBorders>
+              <w:top w:val="single" w:sz="4" w:space="0" w:color="auto"/>
+              <w:left w:val="single" w:sz="4" w:space="0" w:color="auto"/>
+              <w:bottom w:val="single" w:sz="4" w:space="0" w:color="auto"/>
+              <w:right w:val="single" w:sz="4" w:space="0" w:color="auto"/>
+            </w:tcBorders>
+          </w:tcPr>
+          <w:p>
+            <w:pPr>
+              <w:shd w:val="clear" w:color="auto" w:fill="FFFFFF"/>
+              <w:jc w:val="center"/>
+              <w:rPr>
+                <w:bCs/>
+                <w:sz w:val="20"/>
+                <w:szCs w:val="20"/>
+              </w:rPr>
+            </w:pPr>
+            <w:r>
+              <w:rPr>
+                <w:bCs/>
+                <w:sz w:val="20"/>
+                <w:szCs w:val="20"/>
+              </w:rPr>
+              <w:t xml:space="preserve"> </w:t>
+            </w:r>
+          </w:p>
+        </w:tc>
+      </w:tr>
+      <w:tr>
+        <w:trPr>
+          <w:trHeight w:val="65"/>
+        </w:trPr>
+        <w:tc>
+          <w:tcPr>
+            <w:tcW w:w="0" w:type="auto"/>
+            <w:tcBorders>
+              <w:top w:val="single" w:sz="4" w:space="0" w:color="auto"/>
+              <w:left w:val="single" w:sz="4" w:space="0" w:color="auto"/>
+              <w:bottom w:val="single" w:sz="4" w:space="0" w:color="auto"/>
+              <w:right w:val="single" w:sz="4" w:space="0" w:color="auto"/>
+            </w:tcBorders>
+          </w:tcPr>
+          <w:p>
+            <w:pPr>
+              <w:shd w:val="clear" w:color="auto" w:fill="FFFFFF"/>
+              <w:rPr>
+                <w:bCs/>
+                <w:sz w:val="20"/>
+                <w:szCs w:val="20"/>
+              </w:rPr>
+            </w:pPr>
+            <w:r>
+              <w:rPr>
+                <w:bCs/>
+                <w:sz w:val="20"/>
+                <w:szCs w:val="20"/>
+              </w:rPr>
+              <w:t>2-Контейнеризация и оркестрация сервисов</w:t>
+            </w:r>
+          </w:p>
+        </w:tc>
+        <w:tc>
+          <w:tcPr>
+            <w:tcW w:w="0" w:type="auto"/>
+            <w:tcBorders>
+              <w:top w:val="single" w:sz="4" w:space="0" w:color="auto"/>
+              <w:left w:val="single" w:sz="4" w:space="0" w:color="auto"/>
+              <w:bottom w:val="single" w:sz="4" w:space="0" w:color="auto"/>
+              <w:right w:val="single" w:sz="4" w:space="0" w:color="auto"/>
+            </w:tcBorders>
+          </w:tcPr>
+          <w:p>
+            <w:pPr>
+              <w:shd w:val="clear" w:color="auto" w:fill="FFFFFF"/>
+              <w:jc w:val="center"/>
+              <w:rPr>
+                <w:bCs/>
+                <w:sz w:val="20"/>
+                <w:szCs w:val="20"/>
+              </w:rPr>
+            </w:pPr>
+            <w:r>
+              <w:rPr>
+                <w:bCs/>
+                <w:sz w:val="20"/>
+                <w:szCs w:val="20"/>
+              </w:rPr>
+              <w:t>9</w:t>
+            </w:r>
+          </w:p>
+        </w:tc>
+        <w:tc>
+          <w:tcPr>
+            <w:tcW w:w="0" w:type="auto"/>
+            <w:tcBorders>
+              <w:top w:val="single" w:sz="4" w:space="0" w:color="auto"/>
+              <w:left w:val="single" w:sz="4" w:space="0" w:color="auto"/>
+              <w:bottom w:val="single" w:sz="4" w:space="0" w:color="auto"/>
+              <w:right w:val="single" w:sz="4" w:space="0" w:color="auto"/>
+            </w:tcBorders>
+          </w:tcPr>
+          <w:p>
+            <w:pPr>
+              <w:shd w:val="clear" w:color="auto" w:fill="FFFFFF"/>
+              <w:rPr>
+                <w:b/>
+                <w:bCs/>
+                <w:sz w:val="20"/>
+                <w:szCs w:val="20"/>
+              </w:rPr>
+            </w:pPr>
+            <w:r>
+              <w:rPr>
+                <w:b/>
+                <w:bCs/>
+                <w:sz w:val="20"/>
+                <w:szCs w:val="20"/>
+              </w:rPr>
+              <w:t xml:space="preserve">CLIP: text-image embedding </w:t>
+            </w:r>
+          </w:p>
+          <w:p>
+            <w:pPr>
+              <w:shd w:val="clear" w:color="auto" w:fill="FFFFFF"/>
+              <w:rPr>
+                <w:bCs/>
+                <w:sz w:val="20"/>
+                <w:szCs w:val="20"/>
+              </w:rPr>
+            </w:pPr>
+            <w:r>
+              <w:rPr>
+                <w:bCs/>
+                <w:sz w:val="20"/>
+                <w:szCs w:val="20"/>
+              </w:rPr>
+              <w:t>Извлечь text и image embeddings с CLIP. Реализовать zero-shot classifier и image retrieval по текстовому запросу</w:t>
+            </w:r>
+          </w:p>
+        </w:tc>
+        <w:tc>
+          <w:tcPr>
+            <w:tcW w:w="0" w:type="auto"/>
+            <w:tcBorders>
+              <w:top w:val="single" w:sz="4" w:space="0" w:color="auto"/>
+              <w:left w:val="single" w:sz="4" w:space="0" w:color="auto"/>
+              <w:bottom w:val="single" w:sz="4" w:space="0" w:color="auto"/>
+              <w:right w:val="single" w:sz="4" w:space="0" w:color="auto"/>
+            </w:tcBorders>
+          </w:tcPr>
+          <w:p>
+            <w:pPr>
+              <w:shd w:val="clear" w:color="auto" w:fill="FFFFFF"/>
+              <w:jc w:val="center"/>
+              <w:rPr>
+                <w:bCs/>
+                <w:sz w:val="20"/>
+                <w:szCs w:val="20"/>
+              </w:rPr>
+            </w:pPr>
+            <w:r>
+              <w:rPr>
+                <w:bCs/>
+                <w:sz w:val="20"/>
+                <w:szCs w:val="20"/>
+              </w:rPr>
+              <w:t>2</w:t>
+            </w:r>
+          </w:p>
+        </w:tc>
+        <w:tc>
+          <w:tcPr>
+            <w:tcW w:w="0" w:type="auto"/>
+            <w:tcBorders>
+              <w:top w:val="single" w:sz="4" w:space="0" w:color="auto"/>
+              <w:left w:val="single" w:sz="4" w:space="0" w:color="auto"/>
+              <w:bottom w:val="single" w:sz="4" w:space="0" w:color="auto"/>
+              <w:right w:val="single" w:sz="4" w:space="0" w:color="auto"/>
+            </w:tcBorders>
+          </w:tcPr>
+          <w:p>
+            <w:pPr>
+              <w:shd w:val="clear" w:color="auto" w:fill="FFFFFF"/>
+              <w:jc w:val="center"/>
+              <w:rPr>
+                <w:bCs/>
+                <w:sz w:val="20"/>
+                <w:szCs w:val="20"/>
+              </w:rPr>
+            </w:pPr>
+            <w:r>
+              <w:rPr>
+                <w:bCs/>
+                <w:sz w:val="20"/>
+                <w:szCs w:val="20"/>
+              </w:rPr>
+              <w:t xml:space="preserve"> </w:t>
+            </w:r>
+          </w:p>
+        </w:tc>
+        <w:tc>
+          <w:tcPr>
+            <w:tcW w:w="0" w:type="auto"/>
+            <w:tcBorders>
+              <w:top w:val="single" w:sz="4" w:space="0" w:color="auto"/>
+              <w:left w:val="single" w:sz="4" w:space="0" w:color="auto"/>
+              <w:bottom w:val="single" w:sz="4" w:space="0" w:color="auto"/>
+              <w:right w:val="single" w:sz="4" w:space="0" w:color="auto"/>
+            </w:tcBorders>
+          </w:tcPr>
+          <w:p>
+            <w:pPr>
+              <w:shd w:val="clear" w:color="auto" w:fill="FFFFFF"/>
+              <w:jc w:val="center"/>
+              <w:rPr>
+                <w:bCs/>
+                <w:sz w:val="20"/>
+                <w:szCs w:val="20"/>
+              </w:rPr>
+            </w:pPr>
+            <w:r>
+              <w:rPr>
+                <w:bCs/>
+                <w:sz w:val="20"/>
+                <w:szCs w:val="20"/>
+              </w:rPr>
+              <w:t xml:space="preserve"> </w:t>
+            </w:r>
+          </w:p>
+        </w:tc>
+      </w:tr>
+      <w:tr>
+        <w:trPr>
+          <w:trHeight w:val="65"/>
+        </w:trPr>
+        <w:tc>
+          <w:tcPr>
+            <w:tcW w:w="0" w:type="auto"/>
+            <w:tcBorders>
+              <w:top w:val="single" w:sz="4" w:space="0" w:color="auto"/>
+              <w:left w:val="single" w:sz="4" w:space="0" w:color="auto"/>
+              <w:bottom w:val="single" w:sz="4" w:space="0" w:color="auto"/>
+              <w:right w:val="single" w:sz="4" w:space="0" w:color="auto"/>
+            </w:tcBorders>
+          </w:tcPr>
+          <w:p>
+            <w:pPr>
+              <w:shd w:val="clear" w:color="auto" w:fill="FFFFFF"/>
+              <w:rPr>
+                <w:bCs/>
+                <w:sz w:val="20"/>
+                <w:szCs w:val="20"/>
+              </w:rPr>
+            </w:pPr>
+            <w:r>
+              <w:rPr>
+                <w:bCs/>
+                <w:sz w:val="20"/>
+                <w:szCs w:val="20"/>
+              </w:rPr>
+              <w:t>2-Контейнеризация и оркестрация сервисов</w:t>
+            </w:r>
+          </w:p>
+        </w:tc>
+        <w:tc>
+          <w:tcPr>
+            <w:tcW w:w="0" w:type="auto"/>
+            <w:tcBorders>
+              <w:top w:val="single" w:sz="4" w:space="0" w:color="auto"/>
+              <w:left w:val="single" w:sz="4" w:space="0" w:color="auto"/>
+              <w:bottom w:val="single" w:sz="4" w:space="0" w:color="auto"/>
+              <w:right w:val="single" w:sz="4" w:space="0" w:color="auto"/>
+            </w:tcBorders>
+          </w:tcPr>
+          <w:p>
+            <w:pPr>
+              <w:shd w:val="clear" w:color="auto" w:fill="FFFFFF"/>
+              <w:jc w:val="center"/>
+              <w:rPr>
+                <w:bCs/>
+                <w:sz w:val="20"/>
+                <w:szCs w:val="20"/>
+              </w:rPr>
+            </w:pPr>
+            <w:r>
+              <w:rPr>
+                <w:bCs/>
+                <w:sz w:val="20"/>
+                <w:szCs w:val="20"/>
+              </w:rPr>
+              <w:t>10</w:t>
+            </w:r>
+          </w:p>
+        </w:tc>
+        <w:tc>
+          <w:tcPr>
+            <w:tcW w:w="0" w:type="auto"/>
+            <w:tcBorders>
+              <w:top w:val="single" w:sz="4" w:space="0" w:color="auto"/>
+              <w:left w:val="single" w:sz="4" w:space="0" w:color="auto"/>
+              <w:bottom w:val="single" w:sz="4" w:space="0" w:color="auto"/>
+              <w:right w:val="single" w:sz="4" w:space="0" w:color="auto"/>
+            </w:tcBorders>
+          </w:tcPr>
+          <w:p>
+            <w:pPr>
+              <w:shd w:val="clear" w:color="auto" w:fill="FFFFFF"/>
+              <w:rPr>
+                <w:b/>
+                <w:bCs/>
+                <w:sz w:val="20"/>
+                <w:szCs w:val="20"/>
+              </w:rPr>
+            </w:pPr>
+            <w:r>
+              <w:rPr>
+                <w:b/>
+                <w:bCs/>
+                <w:sz w:val="20"/>
+                <w:szCs w:val="20"/>
+              </w:rPr>
+              <w:t xml:space="preserve">LLaVA: visual question answering </w:t>
+            </w:r>
+          </w:p>
+          <w:p>
+            <w:pPr>
+              <w:shd w:val="clear" w:color="auto" w:fill="FFFFFF"/>
+              <w:rPr>
+                <w:bCs/>
+                <w:sz w:val="20"/>
+                <w:szCs w:val="20"/>
+              </w:rPr>
+            </w:pPr>
+            <w:r>
+              <w:rPr>
+                <w:bCs/>
+                <w:sz w:val="20"/>
+                <w:szCs w:val="20"/>
+              </w:rPr>
+              <w:t>Запустить LLaVA-7B inference. Протестировать на задачах VQA, image captioning, OCR. Сравнить с GPT-4V</w:t>
+            </w:r>
+          </w:p>
+        </w:tc>
+        <w:tc>
+          <w:tcPr>
+            <w:tcW w:w="0" w:type="auto"/>
+            <w:tcBorders>
+              <w:top w:val="single" w:sz="4" w:space="0" w:color="auto"/>
+              <w:left w:val="single" w:sz="4" w:space="0" w:color="auto"/>
+              <w:bottom w:val="single" w:sz="4" w:space="0" w:color="auto"/>
+              <w:right w:val="single" w:sz="4" w:space="0" w:color="auto"/>
+            </w:tcBorders>
+          </w:tcPr>
+          <w:p>
+            <w:pPr>
+              <w:shd w:val="clear" w:color="auto" w:fill="FFFFFF"/>
+              <w:jc w:val="center"/>
+              <w:rPr>
+                <w:bCs/>
+                <w:sz w:val="20"/>
+                <w:szCs w:val="20"/>
+              </w:rPr>
+            </w:pPr>
+            <w:r>
+              <w:rPr>
+                <w:bCs/>
+                <w:sz w:val="20"/>
+                <w:szCs w:val="20"/>
+              </w:rPr>
+              <w:t>2</w:t>
+            </w:r>
+          </w:p>
+        </w:tc>
+        <w:tc>
+          <w:tcPr>
+            <w:tcW w:w="0" w:type="auto"/>
+            <w:tcBorders>
+              <w:top w:val="single" w:sz="4" w:space="0" w:color="auto"/>
+              <w:left w:val="single" w:sz="4" w:space="0" w:color="auto"/>
+              <w:bottom w:val="single" w:sz="4" w:space="0" w:color="auto"/>
+              <w:right w:val="single" w:sz="4" w:space="0" w:color="auto"/>
+            </w:tcBorders>
+          </w:tcPr>
+          <w:p>
+            <w:pPr>
+              <w:shd w:val="clear" w:color="auto" w:fill="FFFFFF"/>
+              <w:jc w:val="center"/>
+              <w:rPr>
+                <w:bCs/>
+                <w:sz w:val="20"/>
+                <w:szCs w:val="20"/>
+              </w:rPr>
+            </w:pPr>
+            <w:r>
+              <w:rPr>
+                <w:bCs/>
+                <w:sz w:val="20"/>
+                <w:szCs w:val="20"/>
+              </w:rPr>
+              <w:t xml:space="preserve"> </w:t>
+            </w:r>
+          </w:p>
+        </w:tc>
+        <w:tc>
+          <w:tcPr>
+            <w:tcW w:w="0" w:type="auto"/>
+            <w:tcBorders>
+              <w:top w:val="single" w:sz="4" w:space="0" w:color="auto"/>
+              <w:left w:val="single" w:sz="4" w:space="0" w:color="auto"/>
+              <w:bottom w:val="single" w:sz="4" w:space="0" w:color="auto"/>
+              <w:right w:val="single" w:sz="4" w:space="0" w:color="auto"/>
+            </w:tcBorders>
+          </w:tcPr>
+          <w:p>
+            <w:pPr>
+              <w:shd w:val="clear" w:color="auto" w:fill="FFFFFF"/>
+              <w:jc w:val="center"/>
+              <w:rPr>
+                <w:bCs/>
+                <w:sz w:val="20"/>
+                <w:szCs w:val="20"/>
+              </w:rPr>
+            </w:pPr>
+            <w:r>
+              <w:rPr>
+                <w:bCs/>
+                <w:sz w:val="20"/>
+                <w:szCs w:val="20"/>
+              </w:rPr>
+              <w:t xml:space="preserve"> </w:t>
+            </w:r>
+          </w:p>
+        </w:tc>
+      </w:tr>
+      <w:tr>
+        <w:trPr>
+          <w:trHeight w:val="65"/>
+        </w:trPr>
+        <w:tc>
+          <w:tcPr>
+            <w:tcW w:w="0" w:type="auto"/>
+            <w:tcBorders>
+              <w:top w:val="single" w:sz="4" w:space="0" w:color="auto"/>
+              <w:left w:val="single" w:sz="4" w:space="0" w:color="auto"/>
+              <w:bottom w:val="single" w:sz="4" w:space="0" w:color="auto"/>
+              <w:right w:val="single" w:sz="4" w:space="0" w:color="auto"/>
+            </w:tcBorders>
+          </w:tcPr>
+          <w:p>
+            <w:pPr>
+              <w:shd w:val="clear" w:color="auto" w:fill="FFFFFF"/>
+              <w:rPr>
+                <w:bCs/>
+                <w:sz w:val="20"/>
+                <w:szCs w:val="20"/>
+              </w:rPr>
+            </w:pPr>
+            <w:r>
+              <w:rPr>
+                <w:bCs/>
+                <w:sz w:val="20"/>
+                <w:szCs w:val="20"/>
+              </w:rPr>
+              <w:t>2-Контейнеризация и оркестрация сервисов</w:t>
+            </w:r>
+          </w:p>
+        </w:tc>
+        <w:tc>
+          <w:tcPr>
+            <w:tcW w:w="0" w:type="auto"/>
+            <w:tcBorders>
+              <w:top w:val="single" w:sz="4" w:space="0" w:color="auto"/>
+              <w:left w:val="single" w:sz="4" w:space="0" w:color="auto"/>
+              <w:bottom w:val="single" w:sz="4" w:space="0" w:color="auto"/>
+              <w:right w:val="single" w:sz="4" w:space="0" w:color="auto"/>
+            </w:tcBorders>
+          </w:tcPr>
+          <w:p>
+            <w:pPr>
+              <w:shd w:val="clear" w:color="auto" w:fill="FFFFFF"/>
+              <w:jc w:val="center"/>
+              <w:rPr>
+                <w:bCs/>
+                <w:sz w:val="20"/>
+                <w:szCs w:val="20"/>
+              </w:rPr>
+            </w:pPr>
+            <w:r>
+              <w:rPr>
+                <w:bCs/>
+                <w:sz w:val="20"/>
+                <w:szCs w:val="20"/>
+              </w:rPr>
+              <w:t>11</w:t>
+            </w:r>
+          </w:p>
+        </w:tc>
+        <w:tc>
+          <w:tcPr>
+            <w:tcW w:w="0" w:type="auto"/>
+            <w:tcBorders>
+              <w:top w:val="single" w:sz="4" w:space="0" w:color="auto"/>
+              <w:left w:val="single" w:sz="4" w:space="0" w:color="auto"/>
+              <w:bottom w:val="single" w:sz="4" w:space="0" w:color="auto"/>
+              <w:right w:val="single" w:sz="4" w:space="0" w:color="auto"/>
+            </w:tcBorders>
+          </w:tcPr>
+          <w:p>
+            <w:pPr>
+              <w:shd w:val="clear" w:color="auto" w:fill="FFFFFF"/>
+              <w:rPr>
+                <w:b/>
+                <w:bCs/>
+                <w:sz w:val="20"/>
+                <w:szCs w:val="20"/>
+              </w:rPr>
+            </w:pPr>
+            <w:r>
+              <w:rPr>
+                <w:b/>
+                <w:bCs/>
+                <w:sz w:val="20"/>
+                <w:szCs w:val="20"/>
+              </w:rPr>
+              <w:t xml:space="preserve">Квантизация и ускорение инференса </w:t>
+            </w:r>
+          </w:p>
+          <w:p>
+            <w:pPr>
+              <w:shd w:val="clear" w:color="auto" w:fill="FFFFFF"/>
+              <w:rPr>
+                <w:bCs/>
+                <w:sz w:val="20"/>
+                <w:szCs w:val="20"/>
+              </w:rPr>
+            </w:pPr>
+            <w:r>
+              <w:rPr>
+                <w:bCs/>
+                <w:sz w:val="20"/>
+                <w:szCs w:val="20"/>
+              </w:rPr>
+              <w:t>Применить GPTQ и GGUF квантизацию к LLM. Измерить скорость инференса и качество на benchmark до и после квантизации</w:t>
+            </w:r>
+          </w:p>
+        </w:tc>
+        <w:tc>
+          <w:tcPr>
+            <w:tcW w:w="0" w:type="auto"/>
+            <w:tcBorders>
+              <w:top w:val="single" w:sz="4" w:space="0" w:color="auto"/>
+              <w:left w:val="single" w:sz="4" w:space="0" w:color="auto"/>
+              <w:bottom w:val="single" w:sz="4" w:space="0" w:color="auto"/>
+              <w:right w:val="single" w:sz="4" w:space="0" w:color="auto"/>
+            </w:tcBorders>
+          </w:tcPr>
+          <w:p>
+            <w:pPr>
+              <w:shd w:val="clear" w:color="auto" w:fill="FFFFFF"/>
+              <w:jc w:val="center"/>
+              <w:rPr>
+                <w:bCs/>
+                <w:sz w:val="20"/>
+                <w:szCs w:val="20"/>
+              </w:rPr>
+            </w:pPr>
+            <w:r>
+              <w:rPr>
+                <w:bCs/>
+                <w:sz w:val="20"/>
+                <w:szCs w:val="20"/>
+              </w:rPr>
+              <w:t>2</w:t>
+            </w:r>
+          </w:p>
+        </w:tc>
+        <w:tc>
+          <w:tcPr>
+            <w:tcW w:w="0" w:type="auto"/>
+            <w:tcBorders>
+              <w:top w:val="single" w:sz="4" w:space="0" w:color="auto"/>
+              <w:left w:val="single" w:sz="4" w:space="0" w:color="auto"/>
+              <w:bottom w:val="single" w:sz="4" w:space="0" w:color="auto"/>
+              <w:right w:val="single" w:sz="4" w:space="0" w:color="auto"/>
+            </w:tcBorders>
+          </w:tcPr>
+          <w:p>
+            <w:pPr>
+              <w:shd w:val="clear" w:color="auto" w:fill="FFFFFF"/>
+              <w:jc w:val="center"/>
+              <w:rPr>
+                <w:bCs/>
+                <w:sz w:val="20"/>
+                <w:szCs w:val="20"/>
+              </w:rPr>
+            </w:pPr>
+            <w:r>
+              <w:rPr>
+                <w:bCs/>
+                <w:sz w:val="20"/>
+                <w:szCs w:val="20"/>
+              </w:rPr>
+              <w:t xml:space="preserve"> </w:t>
+            </w:r>
+          </w:p>
+        </w:tc>
+        <w:tc>
+          <w:tcPr>
+            <w:tcW w:w="0" w:type="auto"/>
+            <w:tcBorders>
+              <w:top w:val="single" w:sz="4" w:space="0" w:color="auto"/>
+              <w:left w:val="single" w:sz="4" w:space="0" w:color="auto"/>
+              <w:bottom w:val="single" w:sz="4" w:space="0" w:color="auto"/>
+              <w:right w:val="single" w:sz="4" w:space="0" w:color="auto"/>
+            </w:tcBorders>
+          </w:tcPr>
+          <w:p>
+            <w:pPr>
+              <w:shd w:val="clear" w:color="auto" w:fill="FFFFFF"/>
+              <w:jc w:val="center"/>
+              <w:rPr>
+                <w:bCs/>
+                <w:sz w:val="20"/>
+                <w:szCs w:val="20"/>
+              </w:rPr>
+            </w:pPr>
+            <w:r>
+              <w:rPr>
+                <w:bCs/>
+                <w:sz w:val="20"/>
+                <w:szCs w:val="20"/>
+              </w:rPr>
+              <w:t xml:space="preserve"> </w:t>
+            </w:r>
+          </w:p>
+        </w:tc>
+      </w:tr>
+      <w:tr>
+        <w:trPr>
+          <w:trHeight w:val="65"/>
+        </w:trPr>
+        <w:tc>
+          <w:tcPr>
+            <w:tcW w:w="0" w:type="auto"/>
+            <w:tcBorders>
+              <w:top w:val="single" w:sz="4" w:space="0" w:color="auto"/>
+              <w:left w:val="single" w:sz="4" w:space="0" w:color="auto"/>
+              <w:bottom w:val="single" w:sz="4" w:space="0" w:color="auto"/>
+              <w:right w:val="single" w:sz="4" w:space="0" w:color="auto"/>
+            </w:tcBorders>
+          </w:tcPr>
+          <w:p>
+            <w:pPr>
+              <w:shd w:val="clear" w:color="auto" w:fill="FFFFFF"/>
+              <w:rPr>
+                <w:bCs/>
+                <w:sz w:val="20"/>
+                <w:szCs w:val="20"/>
+              </w:rPr>
+            </w:pPr>
+            <w:r>
+              <w:rPr>
+                <w:bCs/>
+                <w:sz w:val="20"/>
+                <w:szCs w:val="20"/>
+              </w:rPr>
+              <w:t>2-Контейнеризация и оркестрация сервисов</w:t>
+            </w:r>
+          </w:p>
+        </w:tc>
+        <w:tc>
+          <w:tcPr>
+            <w:tcW w:w="0" w:type="auto"/>
+            <w:tcBorders>
+              <w:top w:val="single" w:sz="4" w:space="0" w:color="auto"/>
+              <w:left w:val="single" w:sz="4" w:space="0" w:color="auto"/>
+              <w:bottom w:val="single" w:sz="4" w:space="0" w:color="auto"/>
+              <w:right w:val="single" w:sz="4" w:space="0" w:color="auto"/>
+            </w:tcBorders>
+          </w:tcPr>
+          <w:p>
+            <w:pPr>
+              <w:shd w:val="clear" w:color="auto" w:fill="FFFFFF"/>
+              <w:jc w:val="center"/>
+              <w:rPr>
+                <w:bCs/>
+                <w:sz w:val="20"/>
+                <w:szCs w:val="20"/>
+              </w:rPr>
+            </w:pPr>
+            <w:r>
+              <w:rPr>
+                <w:bCs/>
+                <w:sz w:val="20"/>
+                <w:szCs w:val="20"/>
+              </w:rPr>
+              <w:t>12</w:t>
+            </w:r>
+          </w:p>
+        </w:tc>
+        <w:tc>
+          <w:tcPr>
+            <w:tcW w:w="0" w:type="auto"/>
+            <w:tcBorders>
+              <w:top w:val="single" w:sz="4" w:space="0" w:color="auto"/>
+              <w:left w:val="single" w:sz="4" w:space="0" w:color="auto"/>
+              <w:bottom w:val="single" w:sz="4" w:space="0" w:color="auto"/>
+              <w:right w:val="single" w:sz="4" w:space="0" w:color="auto"/>
+            </w:tcBorders>
+          </w:tcPr>
+          <w:p>
+            <w:pPr>
+              <w:shd w:val="clear" w:color="auto" w:fill="FFFFFF"/>
+              <w:rPr>
+                <w:b/>
+                <w:bCs/>
+                <w:sz w:val="20"/>
+                <w:szCs w:val="20"/>
+              </w:rPr>
+            </w:pPr>
+            <w:r>
+              <w:rPr>
+                <w:b/>
+                <w:bCs/>
+                <w:sz w:val="20"/>
+                <w:szCs w:val="20"/>
+              </w:rPr>
+              <w:t>SHAP для табличных данных</w:t>
+            </w:r>
+          </w:p>
+          <w:p>
+            <w:pPr>
+              <w:shd w:val="clear" w:color="auto" w:fill="FFFFFF"/>
+              <w:rPr>
+                <w:bCs/>
+                <w:sz w:val="20"/>
+                <w:szCs w:val="20"/>
+              </w:rPr>
+            </w:pPr>
+            <w:r>
+              <w:rPr>
+                <w:bCs/>
+                <w:sz w:val="20"/>
+                <w:szCs w:val="20"/>
+              </w:rPr>
+              <w:t>Применить TreeSHAP к gradient boosting модели, SHAP к нейросети. Интерпретировать feature importance и зависимости</w:t>
+            </w:r>
+          </w:p>
+        </w:tc>
+        <w:tc>
+          <w:tcPr>
+            <w:tcW w:w="0" w:type="auto"/>
+            <w:tcBorders>
+              <w:top w:val="single" w:sz="4" w:space="0" w:color="auto"/>
+              <w:left w:val="single" w:sz="4" w:space="0" w:color="auto"/>
+              <w:bottom w:val="single" w:sz="4" w:space="0" w:color="auto"/>
+              <w:right w:val="single" w:sz="4" w:space="0" w:color="auto"/>
+            </w:tcBorders>
+          </w:tcPr>
+          <w:p>
+            <w:pPr>
+              <w:shd w:val="clear" w:color="auto" w:fill="FFFFFF"/>
+              <w:jc w:val="center"/>
+              <w:rPr>
+                <w:bCs/>
+                <w:sz w:val="20"/>
+                <w:szCs w:val="20"/>
+              </w:rPr>
+            </w:pPr>
+            <w:r>
+              <w:rPr>
+                <w:bCs/>
+                <w:sz w:val="20"/>
+                <w:szCs w:val="20"/>
+              </w:rPr>
+              <w:t>2</w:t>
+            </w:r>
+          </w:p>
+        </w:tc>
+        <w:tc>
+          <w:tcPr>
+            <w:tcW w:w="0" w:type="auto"/>
+            <w:tcBorders>
+              <w:top w:val="single" w:sz="4" w:space="0" w:color="auto"/>
+              <w:left w:val="single" w:sz="4" w:space="0" w:color="auto"/>
+              <w:bottom w:val="single" w:sz="4" w:space="0" w:color="auto"/>
+              <w:right w:val="single" w:sz="4" w:space="0" w:color="auto"/>
+            </w:tcBorders>
+          </w:tcPr>
+          <w:p>
+            <w:pPr>
+              <w:shd w:val="clear" w:color="auto" w:fill="FFFFFF"/>
+              <w:jc w:val="center"/>
+              <w:rPr>
+                <w:bCs/>
+                <w:sz w:val="20"/>
+                <w:szCs w:val="20"/>
+              </w:rPr>
+            </w:pPr>
+            <w:r>
+              <w:rPr>
+                <w:bCs/>
+                <w:sz w:val="20"/>
+                <w:szCs w:val="20"/>
+              </w:rPr>
+              <w:t xml:space="preserve"> </w:t>
+            </w:r>
+          </w:p>
+        </w:tc>
+        <w:tc>
+          <w:tcPr>
+            <w:tcW w:w="0" w:type="auto"/>
+            <w:tcBorders>
+              <w:top w:val="single" w:sz="4" w:space="0" w:color="auto"/>
+              <w:left w:val="single" w:sz="4" w:space="0" w:color="auto"/>
+              <w:bottom w:val="single" w:sz="4" w:space="0" w:color="auto"/>
+              <w:right w:val="single" w:sz="4" w:space="0" w:color="auto"/>
+            </w:tcBorders>
+          </w:tcPr>
+          <w:p>
+            <w:pPr>
+              <w:shd w:val="clear" w:color="auto" w:fill="FFFFFF"/>
+              <w:jc w:val="center"/>
+              <w:rPr>
+                <w:bCs/>
+                <w:sz w:val="20"/>
+                <w:szCs w:val="20"/>
+              </w:rPr>
+            </w:pPr>
+            <w:r>
+              <w:rPr>
+                <w:bCs/>
+                <w:sz w:val="20"/>
+                <w:szCs w:val="20"/>
+              </w:rPr>
+              <w:t xml:space="preserve"> </w:t>
+            </w:r>
+          </w:p>
+        </w:tc>
+      </w:tr>
+      <w:tr>
+        <w:trPr>
+          <w:trHeight w:val="65"/>
+        </w:trPr>
+        <w:tc>
+          <w:tcPr>
+            <w:tcW w:w="0" w:type="auto"/>
+            <w:tcBorders>
+              <w:top w:val="single" w:sz="4" w:space="0" w:color="auto"/>
+              <w:left w:val="single" w:sz="4" w:space="0" w:color="auto"/>
+              <w:bottom w:val="single" w:sz="4" w:space="0" w:color="auto"/>
+              <w:right w:val="single" w:sz="4" w:space="0" w:color="auto"/>
+            </w:tcBorders>
+          </w:tcPr>
+          <w:p>
+            <w:pPr>
+              <w:shd w:val="clear" w:color="auto" w:fill="FFFFFF"/>
+              <w:rPr>
+                <w:bCs/>
+                <w:sz w:val="20"/>
+                <w:szCs w:val="20"/>
+              </w:rPr>
+            </w:pPr>
+            <w:r>
+              <w:rPr>
+                <w:bCs/>
+                <w:sz w:val="20"/>
+                <w:szCs w:val="20"/>
+              </w:rPr>
+              <w:t>3-CI/CD, мониторинг и безопасность</w:t>
+            </w:r>
+          </w:p>
+        </w:tc>
+        <w:tc>
+          <w:tcPr>
+            <w:tcW w:w="0" w:type="auto"/>
+            <w:tcBorders>
+              <w:top w:val="single" w:sz="4" w:space="0" w:color="auto"/>
+              <w:left w:val="single" w:sz="4" w:space="0" w:color="auto"/>
+              <w:bottom w:val="single" w:sz="4" w:space="0" w:color="auto"/>
+              <w:right w:val="single" w:sz="4" w:space="0" w:color="auto"/>
+            </w:tcBorders>
+          </w:tcPr>
+          <w:p>
+            <w:pPr>
+              <w:shd w:val="clear" w:color="auto" w:fill="FFFFFF"/>
+              <w:jc w:val="center"/>
+              <w:rPr>
+                <w:bCs/>
+                <w:sz w:val="20"/>
+                <w:szCs w:val="20"/>
+              </w:rPr>
+            </w:pPr>
+            <w:r>
+              <w:rPr>
+                <w:bCs/>
+                <w:sz w:val="20"/>
+                <w:szCs w:val="20"/>
+              </w:rPr>
+              <w:t>13</w:t>
+            </w:r>
+          </w:p>
+        </w:tc>
+        <w:tc>
+          <w:tcPr>
+            <w:tcW w:w="0" w:type="auto"/>
+            <w:tcBorders>
+              <w:top w:val="single" w:sz="4" w:space="0" w:color="auto"/>
+              <w:left w:val="single" w:sz="4" w:space="0" w:color="auto"/>
+              <w:bottom w:val="single" w:sz="4" w:space="0" w:color="auto"/>
+              <w:right w:val="single" w:sz="4" w:space="0" w:color="auto"/>
+            </w:tcBorders>
+          </w:tcPr>
+          <w:p>
+            <w:pPr>
+              <w:shd w:val="clear" w:color="auto" w:fill="FFFFFF"/>
+              <w:rPr>
+                <w:b/>
+                <w:bCs/>
+                <w:sz w:val="20"/>
+                <w:szCs w:val="20"/>
+              </w:rPr>
+            </w:pPr>
+            <w:r>
+              <w:rPr>
+                <w:b/>
+                <w:bCs/>
+                <w:sz w:val="20"/>
+                <w:szCs w:val="20"/>
+              </w:rPr>
+              <w:t xml:space="preserve">RAG: построение и оценка </w:t>
+            </w:r>
+          </w:p>
+          <w:p>
+            <w:pPr>
+              <w:shd w:val="clear" w:color="auto" w:fill="FFFFFF"/>
+              <w:rPr>
+                <w:bCs/>
+                <w:sz w:val="20"/>
+                <w:szCs w:val="20"/>
+              </w:rPr>
+            </w:pPr>
+            <w:r>
+              <w:rPr>
+                <w:bCs/>
+                <w:sz w:val="20"/>
+                <w:szCs w:val="20"/>
+              </w:rPr>
+              <w:t xml:space="preserve">Подготовить Публикация в Google Play по материалам своей выпускной квалификационной работы </w:t>
+            </w:r>
+          </w:p>
+        </w:tc>
+        <w:tc>
+          <w:tcPr>
+            <w:tcW w:w="0" w:type="auto"/>
+            <w:tcBorders>
+              <w:top w:val="single" w:sz="4" w:space="0" w:color="auto"/>
+              <w:left w:val="single" w:sz="4" w:space="0" w:color="auto"/>
+              <w:bottom w:val="single" w:sz="4" w:space="0" w:color="auto"/>
+              <w:right w:val="single" w:sz="4" w:space="0" w:color="auto"/>
+            </w:tcBorders>
+          </w:tcPr>
+          <w:p>
+            <w:pPr>
+              <w:shd w:val="clear" w:color="auto" w:fill="FFFFFF"/>
+              <w:jc w:val="center"/>
+              <w:rPr>
+                <w:bCs/>
+                <w:sz w:val="20"/>
+                <w:szCs w:val="20"/>
+              </w:rPr>
+            </w:pPr>
+            <w:r>
+              <w:rPr>
+                <w:bCs/>
+                <w:sz w:val="20"/>
+                <w:szCs w:val="20"/>
+              </w:rPr>
+              <w:t>2</w:t>
+            </w:r>
+          </w:p>
+        </w:tc>
+        <w:tc>
+          <w:tcPr>
+            <w:tcW w:w="0" w:type="auto"/>
+            <w:tcBorders>
+              <w:top w:val="single" w:sz="4" w:space="0" w:color="auto"/>
+              <w:left w:val="single" w:sz="4" w:space="0" w:color="auto"/>
+              <w:bottom w:val="single" w:sz="4" w:space="0" w:color="auto"/>
+              <w:right w:val="single" w:sz="4" w:space="0" w:color="auto"/>
+            </w:tcBorders>
+          </w:tcPr>
+          <w:p>
+            <w:pPr>
+              <w:shd w:val="clear" w:color="auto" w:fill="FFFFFF"/>
+              <w:jc w:val="center"/>
+              <w:rPr>
+                <w:bCs/>
+                <w:sz w:val="20"/>
+                <w:szCs w:val="20"/>
+              </w:rPr>
+            </w:pPr>
+            <w:r>
+              <w:rPr>
+                <w:bCs/>
+                <w:sz w:val="20"/>
+                <w:szCs w:val="20"/>
+              </w:rPr>
+              <w:t xml:space="preserve"> </w:t>
+            </w:r>
+          </w:p>
+        </w:tc>
+        <w:tc>
+          <w:tcPr>
+            <w:tcW w:w="0" w:type="auto"/>
+            <w:tcBorders>
+              <w:top w:val="single" w:sz="4" w:space="0" w:color="auto"/>
+              <w:left w:val="single" w:sz="4" w:space="0" w:color="auto"/>
+              <w:bottom w:val="single" w:sz="4" w:space="0" w:color="auto"/>
+              <w:right w:val="single" w:sz="4" w:space="0" w:color="auto"/>
+            </w:tcBorders>
+          </w:tcPr>
+          <w:p>
+            <w:pPr>
+              <w:shd w:val="clear" w:color="auto" w:fill="FFFFFF"/>
+              <w:jc w:val="center"/>
+              <w:rPr>
+                <w:bCs/>
+                <w:sz w:val="20"/>
+                <w:szCs w:val="20"/>
+              </w:rPr>
+            </w:pPr>
+            <w:r>
+              <w:rPr>
+                <w:bCs/>
+                <w:sz w:val="20"/>
+                <w:szCs w:val="20"/>
+              </w:rPr>
+              <w:t xml:space="preserve"> </w:t>
+            </w:r>
+          </w:p>
+        </w:tc>
+      </w:tr>
+      <w:tr>
+        <w:trPr>
+          <w:trHeight w:val="65"/>
+        </w:trPr>
+        <w:tc>
+          <w:tcPr>
+            <w:tcW w:w="0" w:type="auto"/>
+            <w:tcBorders>
+              <w:top w:val="single" w:sz="4" w:space="0" w:color="auto"/>
+              <w:left w:val="single" w:sz="4" w:space="0" w:color="auto"/>
+              <w:bottom w:val="single" w:sz="4" w:space="0" w:color="auto"/>
+              <w:right w:val="single" w:sz="4" w:space="0" w:color="auto"/>
+            </w:tcBorders>
+          </w:tcPr>
+          <w:p>
+            <w:pPr>
+              <w:shd w:val="clear" w:color="auto" w:fill="FFFFFF"/>
+              <w:rPr>
+                <w:bCs/>
+                <w:sz w:val="20"/>
+                <w:szCs w:val="20"/>
+              </w:rPr>
+            </w:pPr>
+            <w:r>
+              <w:rPr>
+                <w:bCs/>
+                <w:sz w:val="20"/>
+                <w:szCs w:val="20"/>
+              </w:rPr>
+              <w:t>3-CI/CD, мониторинг и безопасность</w:t>
+            </w:r>
+          </w:p>
+        </w:tc>
+        <w:tc>
+          <w:tcPr>
+            <w:tcW w:w="0" w:type="auto"/>
+            <w:tcBorders>
+              <w:top w:val="single" w:sz="4" w:space="0" w:color="auto"/>
+              <w:left w:val="single" w:sz="4" w:space="0" w:color="auto"/>
+              <w:bottom w:val="single" w:sz="4" w:space="0" w:color="auto"/>
+              <w:right w:val="single" w:sz="4" w:space="0" w:color="auto"/>
+            </w:tcBorders>
+          </w:tcPr>
+          <w:p>
+            <w:pPr>
+              <w:shd w:val="clear" w:color="auto" w:fill="FFFFFF"/>
+              <w:jc w:val="center"/>
+              <w:rPr>
+                <w:bCs/>
+                <w:sz w:val="20"/>
+                <w:szCs w:val="20"/>
+              </w:rPr>
+            </w:pPr>
+            <w:r>
+              <w:rPr>
+                <w:bCs/>
+                <w:sz w:val="20"/>
+                <w:szCs w:val="20"/>
+              </w:rPr>
+              <w:t>14</w:t>
+            </w:r>
+          </w:p>
+        </w:tc>
+        <w:tc>
+          <w:tcPr>
+            <w:tcW w:w="0" w:type="auto"/>
+            <w:tcBorders>
+              <w:top w:val="single" w:sz="4" w:space="0" w:color="auto"/>
+              <w:left w:val="single" w:sz="4" w:space="0" w:color="auto"/>
+              <w:bottom w:val="single" w:sz="4" w:space="0" w:color="auto"/>
+              <w:right w:val="single" w:sz="4" w:space="0" w:color="auto"/>
+            </w:tcBorders>
+          </w:tcPr>
+          <w:p>
+            <w:pPr>
+              <w:shd w:val="clear" w:color="auto" w:fill="FFFFFF"/>
+              <w:rPr>
+                <w:b/>
+                <w:bCs/>
+                <w:sz w:val="20"/>
+                <w:szCs w:val="20"/>
+              </w:rPr>
+            </w:pPr>
+            <w:r>
+              <w:rPr>
+                <w:b/>
+                <w:bCs/>
+                <w:sz w:val="20"/>
+                <w:szCs w:val="20"/>
+              </w:rPr>
+              <w:t xml:space="preserve">Сравнительный анализ архитектур DL </w:t>
+            </w:r>
+          </w:p>
+          <w:p>
+            <w:pPr>
+              <w:shd w:val="clear" w:color="auto" w:fill="FFFFFF"/>
+              <w:rPr>
+                <w:bCs/>
+                <w:sz w:val="20"/>
+                <w:szCs w:val="20"/>
+              </w:rPr>
+            </w:pPr>
+            <w:r>
+              <w:rPr>
+                <w:bCs/>
+                <w:sz w:val="20"/>
+                <w:szCs w:val="20"/>
+              </w:rPr>
+              <w:t>Подготовить и представить сравнительный анализ (10 мин.) двух архитектур DL применительно к теме ВКР</w:t>
+            </w:r>
+          </w:p>
+        </w:tc>
+        <w:tc>
+          <w:tcPr>
+            <w:tcW w:w="0" w:type="auto"/>
+            <w:tcBorders>
+              <w:top w:val="single" w:sz="4" w:space="0" w:color="auto"/>
+              <w:left w:val="single" w:sz="4" w:space="0" w:color="auto"/>
+              <w:bottom w:val="single" w:sz="4" w:space="0" w:color="auto"/>
+              <w:right w:val="single" w:sz="4" w:space="0" w:color="auto"/>
+            </w:tcBorders>
+          </w:tcPr>
+          <w:p>
+            <w:pPr>
+              <w:shd w:val="clear" w:color="auto" w:fill="FFFFFF"/>
+              <w:jc w:val="center"/>
+              <w:rPr>
+                <w:bCs/>
+                <w:sz w:val="20"/>
+                <w:szCs w:val="20"/>
+              </w:rPr>
+            </w:pPr>
+            <w:r>
+              <w:rPr>
+                <w:bCs/>
+                <w:sz w:val="20"/>
+                <w:szCs w:val="20"/>
+              </w:rPr>
+              <w:t>2</w:t>
+            </w:r>
+          </w:p>
+        </w:tc>
+        <w:tc>
+          <w:tcPr>
+            <w:tcW w:w="0" w:type="auto"/>
+            <w:tcBorders>
+              <w:top w:val="single" w:sz="4" w:space="0" w:color="auto"/>
+              <w:left w:val="single" w:sz="4" w:space="0" w:color="auto"/>
+              <w:bottom w:val="single" w:sz="4" w:space="0" w:color="auto"/>
+              <w:right w:val="single" w:sz="4" w:space="0" w:color="auto"/>
+            </w:tcBorders>
+          </w:tcPr>
+          <w:p>
+            <w:pPr>
+              <w:shd w:val="clear" w:color="auto" w:fill="FFFFFF"/>
+              <w:jc w:val="center"/>
+              <w:rPr>
+                <w:bCs/>
+                <w:sz w:val="20"/>
+                <w:szCs w:val="20"/>
+              </w:rPr>
+            </w:pPr>
+            <w:r>
+              <w:rPr>
+                <w:bCs/>
+                <w:sz w:val="20"/>
+                <w:szCs w:val="20"/>
+              </w:rPr>
+              <w:t xml:space="preserve"> </w:t>
+            </w:r>
+          </w:p>
+        </w:tc>
+        <w:tc>
+          <w:tcPr>
+            <w:tcW w:w="0" w:type="auto"/>
+            <w:tcBorders>
+              <w:top w:val="single" w:sz="4" w:space="0" w:color="auto"/>
+              <w:left w:val="single" w:sz="4" w:space="0" w:color="auto"/>
+              <w:bottom w:val="single" w:sz="4" w:space="0" w:color="auto"/>
+              <w:right w:val="single" w:sz="4" w:space="0" w:color="auto"/>
+            </w:tcBorders>
+          </w:tcPr>
+          <w:p>
+            <w:pPr>
+              <w:shd w:val="clear" w:color="auto" w:fill="FFFFFF"/>
+              <w:jc w:val="center"/>
+              <w:rPr>
+                <w:bCs/>
+                <w:sz w:val="20"/>
+                <w:szCs w:val="20"/>
+              </w:rPr>
+            </w:pPr>
+            <w:r>
+              <w:rPr>
+                <w:bCs/>
+                <w:sz w:val="20"/>
+                <w:szCs w:val="20"/>
+              </w:rPr>
+              <w:t xml:space="preserve"> </w:t>
+            </w:r>
+          </w:p>
+        </w:tc>
+      </w:tr>
+      <w:tr>
+        <w:trPr>
+          <w:trHeight w:val="65"/>
+        </w:trPr>
+        <w:tc>
+          <w:tcPr>
+            <w:tcW w:w="0" w:type="auto"/>
+            <w:tcBorders>
+              <w:top w:val="single" w:sz="4" w:space="0" w:color="auto"/>
+              <w:left w:val="single" w:sz="4" w:space="0" w:color="auto"/>
+              <w:bottom w:val="single" w:sz="4" w:space="0" w:color="auto"/>
+              <w:right w:val="single" w:sz="4" w:space="0" w:color="auto"/>
+            </w:tcBorders>
+          </w:tcPr>
+          <w:p>
+            <w:pPr>
+              <w:shd w:val="clear" w:color="auto" w:fill="FFFFFF"/>
+              <w:rPr>
+                <w:bCs/>
+                <w:sz w:val="20"/>
+                <w:szCs w:val="20"/>
+              </w:rPr>
+            </w:pPr>
+            <w:r>
+              <w:rPr>
+                <w:bCs/>
+                <w:sz w:val="20"/>
+                <w:szCs w:val="20"/>
+              </w:rPr>
+              <w:t>3-CI/CD, мониторинг и безопасность</w:t>
+            </w:r>
+          </w:p>
+        </w:tc>
+        <w:tc>
+          <w:tcPr>
+            <w:tcW w:w="0" w:type="auto"/>
+            <w:tcBorders>
+              <w:top w:val="single" w:sz="4" w:space="0" w:color="auto"/>
+              <w:left w:val="single" w:sz="4" w:space="0" w:color="auto"/>
+              <w:bottom w:val="single" w:sz="4" w:space="0" w:color="auto"/>
+              <w:right w:val="single" w:sz="4" w:space="0" w:color="auto"/>
+            </w:tcBorders>
+          </w:tcPr>
+          <w:p>
+            <w:pPr>
+              <w:shd w:val="clear" w:color="auto" w:fill="FFFFFF"/>
+              <w:jc w:val="center"/>
+              <w:rPr>
+                <w:bCs/>
+                <w:sz w:val="20"/>
+                <w:szCs w:val="20"/>
+              </w:rPr>
+            </w:pPr>
+            <w:r>
+              <w:rPr>
+                <w:bCs/>
+                <w:sz w:val="20"/>
+                <w:szCs w:val="20"/>
+              </w:rPr>
+              <w:t>15</w:t>
+            </w:r>
+          </w:p>
+        </w:tc>
+        <w:tc>
+          <w:tcPr>
+            <w:tcW w:w="0" w:type="auto"/>
+            <w:tcBorders>
+              <w:top w:val="single" w:sz="4" w:space="0" w:color="auto"/>
+              <w:left w:val="single" w:sz="4" w:space="0" w:color="auto"/>
+              <w:bottom w:val="single" w:sz="4" w:space="0" w:color="auto"/>
+              <w:right w:val="single" w:sz="4" w:space="0" w:color="auto"/>
+            </w:tcBorders>
+          </w:tcPr>
+          <w:p>
+            <w:pPr>
+              <w:shd w:val="clear" w:color="auto" w:fill="FFFFFF"/>
+              <w:rPr>
+                <w:b/>
+                <w:bCs/>
+                <w:sz w:val="20"/>
+                <w:szCs w:val="20"/>
+              </w:rPr>
+            </w:pPr>
+            <w:r>
+              <w:rPr>
+                <w:b/>
+                <w:bCs/>
+                <w:sz w:val="20"/>
+                <w:szCs w:val="20"/>
+              </w:rPr>
+              <w:t xml:space="preserve">Итоговый проект: презентация </w:t>
+            </w:r>
+          </w:p>
+          <w:p>
+            <w:pPr>
+              <w:shd w:val="clear" w:color="auto" w:fill="FFFFFF"/>
+              <w:rPr>
+                <w:bCs/>
+                <w:sz w:val="20"/>
+                <w:szCs w:val="20"/>
+              </w:rPr>
+            </w:pPr>
+            <w:r>
+              <w:rPr>
+                <w:bCs/>
+                <w:sz w:val="20"/>
+                <w:szCs w:val="20"/>
+              </w:rPr>
+              <w:t>Защита итогового проекта: демонстрация обученной модели, анализ результатов, ответы на вопросы</w:t>
+            </w:r>
+          </w:p>
+        </w:tc>
+        <w:tc>
+          <w:tcPr>
+            <w:tcW w:w="0" w:type="auto"/>
+            <w:tcBorders>
+              <w:top w:val="single" w:sz="4" w:space="0" w:color="auto"/>
+              <w:left w:val="single" w:sz="4" w:space="0" w:color="auto"/>
+              <w:bottom w:val="single" w:sz="4" w:space="0" w:color="auto"/>
+              <w:right w:val="single" w:sz="4" w:space="0" w:color="auto"/>
+            </w:tcBorders>
+          </w:tcPr>
+          <w:p>
+            <w:pPr>
+              <w:shd w:val="clear" w:color="auto" w:fill="FFFFFF"/>
+              <w:jc w:val="center"/>
+              <w:rPr>
+                <w:bCs/>
+                <w:sz w:val="20"/>
+                <w:szCs w:val="20"/>
+              </w:rPr>
+            </w:pPr>
+            <w:r>
+              <w:rPr>
+                <w:bCs/>
+                <w:sz w:val="20"/>
+                <w:szCs w:val="20"/>
+              </w:rPr>
+              <w:t>2</w:t>
+            </w:r>
+          </w:p>
+        </w:tc>
+        <w:tc>
+          <w:tcPr>
+            <w:tcW w:w="0" w:type="auto"/>
+            <w:tcBorders>
+              <w:top w:val="single" w:sz="4" w:space="0" w:color="auto"/>
+              <w:left w:val="single" w:sz="4" w:space="0" w:color="auto"/>
+              <w:bottom w:val="single" w:sz="4" w:space="0" w:color="auto"/>
+              <w:right w:val="single" w:sz="4" w:space="0" w:color="auto"/>
+            </w:tcBorders>
+          </w:tcPr>
+          <w:p>
+            <w:pPr>
+              <w:shd w:val="clear" w:color="auto" w:fill="FFFFFF"/>
+              <w:jc w:val="center"/>
+              <w:rPr>
+                <w:bCs/>
+                <w:sz w:val="20"/>
+                <w:szCs w:val="20"/>
+              </w:rPr>
+            </w:pPr>
+            <w:r>
+              <w:rPr>
+                <w:bCs/>
+                <w:sz w:val="20"/>
+                <w:szCs w:val="20"/>
+              </w:rPr>
+              <w:t xml:space="preserve"> </w:t>
+            </w:r>
+          </w:p>
+        </w:tc>
+        <w:tc>
+          <w:tcPr>
+            <w:tcW w:w="0" w:type="auto"/>
+            <w:tcBorders>
+              <w:top w:val="single" w:sz="4" w:space="0" w:color="auto"/>
+              <w:left w:val="single" w:sz="4" w:space="0" w:color="auto"/>
+              <w:bottom w:val="single" w:sz="4" w:space="0" w:color="auto"/>
+              <w:right w:val="single" w:sz="4" w:space="0" w:color="auto"/>
+            </w:tcBorders>
+          </w:tcPr>
+          <w:p>
+            <w:pPr>
+              <w:shd w:val="clear" w:color="auto" w:fill="FFFFFF"/>
+              <w:jc w:val="center"/>
+              <w:rPr>
+                <w:bCs/>
+                <w:sz w:val="20"/>
+                <w:szCs w:val="20"/>
+              </w:rPr>
+            </w:pPr>
+            <w:r>
+              <w:rPr>
+                <w:bCs/>
+                <w:sz w:val="20"/>
+                <w:szCs w:val="20"/>
+              </w:rPr>
+              <w:t xml:space="preserve"> </w:t>
+            </w:r>
+          </w:p>
+        </w:tc>
+      </w:tr>
+      <w:tr>
+        <w:trPr>
+          <w:trHeight w:val="65"/>
+        </w:trPr>
+        <w:tc>
+          <w:tcPr>
+            <w:tcW w:w="0" w:type="auto"/>
+            <w:tcBorders>
+              <w:top w:val="single" w:sz="4" w:space="0" w:color="auto"/>
+              <w:left w:val="single" w:sz="4" w:space="0" w:color="auto"/>
+              <w:bottom w:val="single" w:sz="4" w:space="0" w:color="auto"/>
+              <w:right w:val="single" w:sz="4" w:space="0" w:color="auto"/>
+            </w:tcBorders>
+          </w:tcPr>
+          <w:p>
+            <w:pPr>
+              <w:shd w:val="clear" w:color="auto" w:fill="FFFFFF"/>
+              <w:rPr>
+                <w:bCs/>
+                <w:sz w:val="20"/>
+                <w:szCs w:val="20"/>
+              </w:rPr>
+            </w:pPr>
+            <w:r>
+              <w:rPr>
+                <w:bCs/>
+                <w:sz w:val="20"/>
+                <w:szCs w:val="20"/>
+              </w:rPr>
+              <w:t>3-CI/CD, мониторинг и безопасность</w:t>
+            </w:r>
+          </w:p>
+        </w:tc>
+        <w:tc>
+          <w:tcPr>
+            <w:tcW w:w="0" w:type="auto"/>
+            <w:tcBorders>
+              <w:top w:val="single" w:sz="4" w:space="0" w:color="auto"/>
+              <w:left w:val="single" w:sz="4" w:space="0" w:color="auto"/>
+              <w:bottom w:val="single" w:sz="4" w:space="0" w:color="auto"/>
+              <w:right w:val="single" w:sz="4" w:space="0" w:color="auto"/>
+            </w:tcBorders>
+          </w:tcPr>
+          <w:p>
+            <w:pPr>
+              <w:shd w:val="clear" w:color="auto" w:fill="FFFFFF"/>
+              <w:jc w:val="center"/>
+              <w:rPr>
+                <w:bCs/>
+                <w:sz w:val="20"/>
+                <w:szCs w:val="20"/>
+              </w:rPr>
+            </w:pPr>
+            <w:r>
+              <w:rPr>
+                <w:bCs/>
+                <w:sz w:val="20"/>
+                <w:szCs w:val="20"/>
+              </w:rPr>
+              <w:t>16</w:t>
+            </w:r>
+          </w:p>
+        </w:tc>
+        <w:tc>
+          <w:tcPr>
+            <w:tcW w:w="0" w:type="auto"/>
+            <w:tcBorders>
+              <w:top w:val="single" w:sz="4" w:space="0" w:color="auto"/>
+              <w:left w:val="single" w:sz="4" w:space="0" w:color="auto"/>
+              <w:bottom w:val="single" w:sz="4" w:space="0" w:color="auto"/>
+              <w:right w:val="single" w:sz="4" w:space="0" w:color="auto"/>
+            </w:tcBorders>
+          </w:tcPr>
+          <w:p>
+            <w:pPr>
+              <w:shd w:val="clear" w:color="auto" w:fill="FFFFFF"/>
+              <w:rPr>
+                <w:b/>
+                <w:bCs/>
+                <w:sz w:val="20"/>
+                <w:szCs w:val="20"/>
+              </w:rPr>
+            </w:pPr>
+            <w:r>
+              <w:rPr>
+                <w:b/>
+                <w:bCs/>
+                <w:sz w:val="20"/>
+                <w:szCs w:val="20"/>
+              </w:rPr>
+              <w:t>Prompt engineering для LLM</w:t>
+            </w:r>
+          </w:p>
+          <w:p>
+            <w:pPr>
+              <w:shd w:val="clear" w:color="auto" w:fill="FFFFFF"/>
+              <w:rPr>
+                <w:bCs/>
+                <w:sz w:val="20"/>
+                <w:szCs w:val="20"/>
+              </w:rPr>
+            </w:pPr>
+            <w:r>
+              <w:rPr>
+                <w:bCs/>
+                <w:sz w:val="20"/>
+                <w:szCs w:val="20"/>
+              </w:rPr>
+              <w:t>Исследовать стратегии prompting: zero-shot, few-shot, CoT, self-consistency. Оценить эффект на задачах reasoning и QA</w:t>
+            </w:r>
+          </w:p>
+        </w:tc>
+        <w:tc>
+          <w:tcPr>
+            <w:tcW w:w="0" w:type="auto"/>
+            <w:tcBorders>
+              <w:top w:val="single" w:sz="4" w:space="0" w:color="auto"/>
+              <w:left w:val="single" w:sz="4" w:space="0" w:color="auto"/>
+              <w:bottom w:val="single" w:sz="4" w:space="0" w:color="auto"/>
+              <w:right w:val="single" w:sz="4" w:space="0" w:color="auto"/>
+            </w:tcBorders>
+          </w:tcPr>
+          <w:p>
+            <w:pPr>
+              <w:shd w:val="clear" w:color="auto" w:fill="FFFFFF"/>
+              <w:jc w:val="center"/>
+              <w:rPr>
+                <w:bCs/>
+                <w:sz w:val="20"/>
+                <w:szCs w:val="20"/>
+              </w:rPr>
+            </w:pPr>
+            <w:r>
+              <w:rPr>
+                <w:bCs/>
+                <w:sz w:val="20"/>
+                <w:szCs w:val="20"/>
+              </w:rPr>
+              <w:t>2</w:t>
+            </w:r>
+          </w:p>
+        </w:tc>
+        <w:tc>
+          <w:tcPr>
+            <w:tcW w:w="0" w:type="auto"/>
+            <w:tcBorders>
+              <w:top w:val="single" w:sz="4" w:space="0" w:color="auto"/>
+              <w:left w:val="single" w:sz="4" w:space="0" w:color="auto"/>
+              <w:bottom w:val="single" w:sz="4" w:space="0" w:color="auto"/>
+              <w:right w:val="single" w:sz="4" w:space="0" w:color="auto"/>
+            </w:tcBorders>
+          </w:tcPr>
+          <w:p>
+            <w:pPr>
+              <w:shd w:val="clear" w:color="auto" w:fill="FFFFFF"/>
+              <w:jc w:val="center"/>
+              <w:rPr>
+                <w:bCs/>
+                <w:sz w:val="20"/>
+                <w:szCs w:val="20"/>
+              </w:rPr>
+            </w:pPr>
+            <w:r>
+              <w:rPr>
+                <w:bCs/>
+                <w:sz w:val="20"/>
+                <w:szCs w:val="20"/>
+              </w:rPr>
+              <w:t xml:space="preserve"> </w:t>
+            </w:r>
+          </w:p>
+        </w:tc>
+        <w:tc>
+          <w:tcPr>
+            <w:tcW w:w="0" w:type="auto"/>
+            <w:tcBorders>
+              <w:top w:val="single" w:sz="4" w:space="0" w:color="auto"/>
+              <w:left w:val="single" w:sz="4" w:space="0" w:color="auto"/>
+              <w:bottom w:val="single" w:sz="4" w:space="0" w:color="auto"/>
+              <w:right w:val="single" w:sz="4" w:space="0" w:color="auto"/>
+            </w:tcBorders>
+          </w:tcPr>
+          <w:p>
+            <w:pPr>
+              <w:shd w:val="clear" w:color="auto" w:fill="FFFFFF"/>
+              <w:jc w:val="center"/>
+              <w:rPr>
+                <w:bCs/>
+                <w:sz w:val="20"/>
+                <w:szCs w:val="20"/>
+              </w:rPr>
+            </w:pPr>
+            <w:r>
+              <w:rPr>
+                <w:bCs/>
+                <w:sz w:val="20"/>
+                <w:szCs w:val="20"/>
+              </w:rPr>
+              <w:t xml:space="preserve"> </w:t>
+            </w:r>
+          </w:p>
+        </w:tc>
+      </w:tr>
+      <w:tr>
+        <w:trPr>
+          <w:trHeight w:val="65"/>
+        </w:trPr>
+        <w:tc>
+          <w:tcPr>
+            <w:tcW w:w="0" w:type="auto"/>
+            <w:tcBorders>
+              <w:top w:val="single" w:sz="4" w:space="0" w:color="auto"/>
+              <w:left w:val="single" w:sz="4" w:space="0" w:color="auto"/>
+              <w:bottom w:val="single" w:sz="4" w:space="0" w:color="auto"/>
+              <w:right w:val="single" w:sz="4" w:space="0" w:color="auto"/>
+            </w:tcBorders>
+          </w:tcPr>
+          <w:p>
+            <w:pPr>
+              <w:shd w:val="clear" w:color="auto" w:fill="FFFFFF"/>
+              <w:rPr>
+                <w:bCs/>
+                <w:sz w:val="20"/>
+                <w:szCs w:val="20"/>
+              </w:rPr>
+            </w:pPr>
+            <w:r>
+              <w:rPr>
+                <w:bCs/>
+                <w:sz w:val="20"/>
+                <w:szCs w:val="20"/>
+              </w:rPr>
+              <w:t>3-CI/CD, мониторинг и безопасность</w:t>
+            </w:r>
+          </w:p>
+        </w:tc>
+        <w:tc>
+          <w:tcPr>
+            <w:tcW w:w="0" w:type="auto"/>
+            <w:tcBorders>
+              <w:top w:val="single" w:sz="4" w:space="0" w:color="auto"/>
+              <w:left w:val="single" w:sz="4" w:space="0" w:color="auto"/>
+              <w:bottom w:val="single" w:sz="4" w:space="0" w:color="auto"/>
+              <w:right w:val="single" w:sz="4" w:space="0" w:color="auto"/>
+            </w:tcBorders>
+          </w:tcPr>
+          <w:p>
+            <w:pPr>
+              <w:shd w:val="clear" w:color="auto" w:fill="FFFFFF"/>
+              <w:jc w:val="center"/>
+              <w:rPr>
+                <w:bCs/>
+                <w:sz w:val="20"/>
+                <w:szCs w:val="20"/>
+              </w:rPr>
+            </w:pPr>
+            <w:r>
+              <w:rPr>
+                <w:bCs/>
+                <w:sz w:val="20"/>
+                <w:szCs w:val="20"/>
+              </w:rPr>
+              <w:t>17</w:t>
+            </w:r>
+          </w:p>
+        </w:tc>
+        <w:tc>
+          <w:tcPr>
+            <w:tcW w:w="0" w:type="auto"/>
+            <w:tcBorders>
+              <w:top w:val="single" w:sz="4" w:space="0" w:color="auto"/>
+              <w:left w:val="single" w:sz="4" w:space="0" w:color="auto"/>
+              <w:bottom w:val="single" w:sz="4" w:space="0" w:color="auto"/>
+              <w:right w:val="single" w:sz="4" w:space="0" w:color="auto"/>
+            </w:tcBorders>
+          </w:tcPr>
+          <w:p>
+            <w:pPr>
+              <w:shd w:val="clear" w:color="auto" w:fill="FFFFFF"/>
+              <w:rPr>
+                <w:b/>
+                <w:bCs/>
+                <w:sz w:val="20"/>
+                <w:szCs w:val="20"/>
+              </w:rPr>
+            </w:pPr>
+            <w:r>
+              <w:rPr>
+                <w:b/>
+                <w:bCs/>
+                <w:sz w:val="20"/>
+                <w:szCs w:val="20"/>
+              </w:rPr>
+              <w:t xml:space="preserve">Knowledge distillation </w:t>
+            </w:r>
+          </w:p>
+          <w:p>
+            <w:pPr>
+              <w:shd w:val="clear" w:color="auto" w:fill="FFFFFF"/>
+              <w:rPr>
+                <w:bCs/>
+                <w:sz w:val="20"/>
+                <w:szCs w:val="20"/>
+              </w:rPr>
+            </w:pPr>
+            <w:r>
+              <w:rPr>
+                <w:bCs/>
+                <w:sz w:val="20"/>
+                <w:szCs w:val="20"/>
+              </w:rPr>
+              <w:t>Реализовать дистилляцию BERT → DistilBERT-like модель. Сравнить размер, скорость и точность учителя и ученика</w:t>
+            </w:r>
+          </w:p>
+        </w:tc>
+        <w:tc>
+          <w:tcPr>
+            <w:tcW w:w="0" w:type="auto"/>
+            <w:tcBorders>
+              <w:top w:val="single" w:sz="4" w:space="0" w:color="auto"/>
+              <w:left w:val="single" w:sz="4" w:space="0" w:color="auto"/>
+              <w:bottom w:val="single" w:sz="4" w:space="0" w:color="auto"/>
+              <w:right w:val="single" w:sz="4" w:space="0" w:color="auto"/>
+            </w:tcBorders>
+          </w:tcPr>
+          <w:p>
+            <w:pPr>
+              <w:shd w:val="clear" w:color="auto" w:fill="FFFFFF"/>
+              <w:jc w:val="center"/>
+              <w:rPr>
+                <w:bCs/>
+                <w:sz w:val="20"/>
+                <w:szCs w:val="20"/>
+              </w:rPr>
+            </w:pPr>
+            <w:r>
+              <w:rPr>
+                <w:bCs/>
+                <w:sz w:val="20"/>
+                <w:szCs w:val="20"/>
+              </w:rPr>
+              <w:t>2</w:t>
+            </w:r>
+          </w:p>
+        </w:tc>
+        <w:tc>
+          <w:tcPr>
+            <w:tcW w:w="0" w:type="auto"/>
+            <w:tcBorders>
+              <w:top w:val="single" w:sz="4" w:space="0" w:color="auto"/>
+              <w:left w:val="single" w:sz="4" w:space="0" w:color="auto"/>
+              <w:bottom w:val="single" w:sz="4" w:space="0" w:color="auto"/>
+              <w:right w:val="single" w:sz="4" w:space="0" w:color="auto"/>
+            </w:tcBorders>
+          </w:tcPr>
+          <w:p>
+            <w:pPr>
+              <w:shd w:val="clear" w:color="auto" w:fill="FFFFFF"/>
+              <w:jc w:val="center"/>
+              <w:rPr>
+                <w:bCs/>
+                <w:sz w:val="20"/>
+                <w:szCs w:val="20"/>
+              </w:rPr>
+            </w:pPr>
+            <w:r>
+              <w:rPr>
+                <w:bCs/>
+                <w:sz w:val="20"/>
+                <w:szCs w:val="20"/>
+              </w:rPr>
+              <w:t xml:space="preserve"> </w:t>
+            </w:r>
+          </w:p>
+        </w:tc>
+        <w:tc>
+          <w:tcPr>
+            <w:tcW w:w="0" w:type="auto"/>
+            <w:tcBorders>
+              <w:top w:val="single" w:sz="4" w:space="0" w:color="auto"/>
+              <w:left w:val="single" w:sz="4" w:space="0" w:color="auto"/>
+              <w:bottom w:val="single" w:sz="4" w:space="0" w:color="auto"/>
+              <w:right w:val="single" w:sz="4" w:space="0" w:color="auto"/>
+            </w:tcBorders>
+          </w:tcPr>
+          <w:p>
+            <w:pPr>
+              <w:shd w:val="clear" w:color="auto" w:fill="FFFFFF"/>
+              <w:jc w:val="center"/>
+              <w:rPr>
+                <w:bCs/>
+                <w:sz w:val="20"/>
+                <w:szCs w:val="20"/>
+              </w:rPr>
+            </w:pPr>
+            <w:r>
+              <w:rPr>
+                <w:bCs/>
+                <w:sz w:val="20"/>
+                <w:szCs w:val="20"/>
+              </w:rPr>
+              <w:t xml:space="preserve"> </w:t>
+            </w:r>
+          </w:p>
+        </w:tc>
+      </w:tr>
+      <w:tr>
+        <w:trPr>
+          <w:trHeight w:val="65"/>
+        </w:trPr>
+        <w:tc>
+          <w:tcPr>
+            <w:tcW w:w="0" w:type="auto"/>
+            <w:tcBorders>
+              <w:top w:val="single" w:sz="4" w:space="0" w:color="auto"/>
+              <w:left w:val="single" w:sz="4" w:space="0" w:color="auto"/>
+              <w:bottom w:val="single" w:sz="4" w:space="0" w:color="auto"/>
+              <w:right w:val="single" w:sz="4" w:space="0" w:color="auto"/>
+            </w:tcBorders>
+          </w:tcPr>
+          <w:p>
+            <w:pPr>
+              <w:shd w:val="clear" w:color="auto" w:fill="FFFFFF"/>
+              <w:rPr>
+                <w:bCs/>
+                <w:sz w:val="20"/>
+                <w:szCs w:val="20"/>
+              </w:rPr>
+            </w:pPr>
+            <w:r>
+              <w:rPr>
+                <w:bCs/>
+                <w:sz w:val="20"/>
+                <w:szCs w:val="20"/>
+              </w:rPr>
+              <w:t>3-CI/CD, мониторинг и безопасность</w:t>
+            </w:r>
+          </w:p>
+        </w:tc>
+        <w:tc>
+          <w:tcPr>
+            <w:tcW w:w="0" w:type="auto"/>
+            <w:tcBorders>
+              <w:top w:val="single" w:sz="4" w:space="0" w:color="auto"/>
+              <w:left w:val="single" w:sz="4" w:space="0" w:color="auto"/>
+              <w:bottom w:val="single" w:sz="4" w:space="0" w:color="auto"/>
+              <w:right w:val="single" w:sz="4" w:space="0" w:color="auto"/>
+            </w:tcBorders>
+          </w:tcPr>
+          <w:p>
+            <w:pPr>
+              <w:shd w:val="clear" w:color="auto" w:fill="FFFFFF"/>
+              <w:jc w:val="center"/>
+              <w:rPr>
+                <w:bCs/>
+                <w:sz w:val="20"/>
+                <w:szCs w:val="20"/>
+              </w:rPr>
+            </w:pPr>
+            <w:r>
+              <w:rPr>
+                <w:bCs/>
+                <w:sz w:val="20"/>
+                <w:szCs w:val="20"/>
+              </w:rPr>
+              <w:t>18</w:t>
+            </w:r>
+          </w:p>
+        </w:tc>
+        <w:tc>
+          <w:tcPr>
+            <w:tcW w:w="0" w:type="auto"/>
+            <w:tcBorders>
+              <w:top w:val="single" w:sz="4" w:space="0" w:color="auto"/>
+              <w:left w:val="single" w:sz="4" w:space="0" w:color="auto"/>
+              <w:bottom w:val="single" w:sz="4" w:space="0" w:color="auto"/>
+              <w:right w:val="single" w:sz="4" w:space="0" w:color="auto"/>
+            </w:tcBorders>
+          </w:tcPr>
+          <w:p>
+            <w:pPr>
+              <w:shd w:val="clear" w:color="auto" w:fill="FFFFFF"/>
+              <w:rPr>
+                <w:b/>
+                <w:bCs/>
+                <w:sz w:val="20"/>
+                <w:szCs w:val="20"/>
+              </w:rPr>
+            </w:pPr>
+            <w:r>
+              <w:rPr>
+                <w:b/>
+                <w:bCs/>
+                <w:sz w:val="20"/>
+                <w:szCs w:val="20"/>
+              </w:rPr>
+              <w:t xml:space="preserve">Итоговый экзамен: разбор задач </w:t>
+            </w:r>
+          </w:p>
+          <w:p>
+            <w:pPr>
+              <w:shd w:val="clear" w:color="auto" w:fill="FFFFFF"/>
+              <w:rPr>
+                <w:bCs/>
+                <w:sz w:val="20"/>
+                <w:szCs w:val="20"/>
+              </w:rPr>
+            </w:pPr>
+            <w:r>
+              <w:rPr>
+                <w:bCs/>
+                <w:sz w:val="20"/>
+                <w:szCs w:val="20"/>
+              </w:rPr>
+              <w:t>Разбор типовых экзаменационных вопросов и задач по архитектурам DL, методам fine-tuning и интерпретируемости</w:t>
+            </w:r>
+          </w:p>
+        </w:tc>
+        <w:tc>
+          <w:tcPr>
+            <w:tcW w:w="0" w:type="auto"/>
+            <w:tcBorders>
+              <w:top w:val="single" w:sz="4" w:space="0" w:color="auto"/>
+              <w:left w:val="single" w:sz="4" w:space="0" w:color="auto"/>
+              <w:bottom w:val="single" w:sz="4" w:space="0" w:color="auto"/>
+              <w:right w:val="single" w:sz="4" w:space="0" w:color="auto"/>
+            </w:tcBorders>
+          </w:tcPr>
+          <w:p>
+            <w:pPr>
+              <w:shd w:val="clear" w:color="auto" w:fill="FFFFFF"/>
+              <w:jc w:val="center"/>
+              <w:rPr>
+                <w:bCs/>
+                <w:sz w:val="20"/>
+                <w:szCs w:val="20"/>
+              </w:rPr>
+            </w:pPr>
+            <w:r>
+              <w:rPr>
+                <w:bCs/>
+                <w:sz w:val="20"/>
+                <w:szCs w:val="20"/>
+              </w:rPr>
+              <w:t>2</w:t>
+            </w:r>
+          </w:p>
+        </w:tc>
+        <w:tc>
+          <w:tcPr>
+            <w:tcW w:w="0" w:type="auto"/>
+            <w:tcBorders>
+              <w:top w:val="single" w:sz="4" w:space="0" w:color="auto"/>
+              <w:left w:val="single" w:sz="4" w:space="0" w:color="auto"/>
+              <w:bottom w:val="single" w:sz="4" w:space="0" w:color="auto"/>
+              <w:right w:val="single" w:sz="4" w:space="0" w:color="auto"/>
+            </w:tcBorders>
+          </w:tcPr>
+          <w:p>
+            <w:pPr>
+              <w:shd w:val="clear" w:color="auto" w:fill="FFFFFF"/>
+              <w:jc w:val="center"/>
+              <w:rPr>
+                <w:bCs/>
+                <w:sz w:val="20"/>
+                <w:szCs w:val="20"/>
+              </w:rPr>
+            </w:pPr>
+            <w:r>
+              <w:rPr>
+                <w:bCs/>
+                <w:sz w:val="20"/>
+                <w:szCs w:val="20"/>
+              </w:rPr>
+              <w:t xml:space="preserve"> </w:t>
+            </w:r>
+          </w:p>
+        </w:tc>
+        <w:tc>
+          <w:tcPr>
+            <w:tcW w:w="0" w:type="auto"/>
+            <w:tcBorders>
+              <w:top w:val="single" w:sz="4" w:space="0" w:color="auto"/>
+              <w:left w:val="single" w:sz="4" w:space="0" w:color="auto"/>
+              <w:bottom w:val="single" w:sz="4" w:space="0" w:color="auto"/>
+              <w:right w:val="single" w:sz="4" w:space="0" w:color="auto"/>
+            </w:tcBorders>
+          </w:tcPr>
+          <w:p>
+            <w:pPr>
+              <w:shd w:val="clear" w:color="auto" w:fill="FFFFFF"/>
+              <w:jc w:val="center"/>
+              <w:rPr>
+                <w:bCs/>
+                <w:sz w:val="20"/>
+                <w:szCs w:val="20"/>
+              </w:rPr>
+            </w:pPr>
+            <w:r>
+              <w:rPr>
+                <w:bCs/>
+                <w:sz w:val="20"/>
+                <w:szCs w:val="20"/>
+              </w:rPr>
+              <w:t xml:space="preserve"> </w:t>
+            </w:r>
+          </w:p>
+        </w:tc>
+      </w:tr>
+      <w:tr>
+        <w:trPr>
+          <w:trHeight w:val="65"/>
+        </w:trPr>
+        <w:tc>
+          <w:tcPr>
+            <w:tcW w:w="0" w:type="auto"/>
+            <w:tcBorders>
+              <w:top w:val="single" w:sz="4" w:space="0" w:color="auto"/>
+              <w:left w:val="single" w:sz="4" w:space="0" w:color="auto"/>
+              <w:bottom w:val="single" w:sz="4" w:space="0" w:color="auto"/>
+              <w:right w:val="single" w:sz="4" w:space="0" w:color="auto"/>
+            </w:tcBorders>
+          </w:tcPr>
+          <w:p>
+            <w:pPr>
+              <w:shd w:val="clear" w:color="auto" w:fill="FFFFFF"/>
+              <w:rPr>
+                <w:bCs/>
+                <w:sz w:val="20"/>
+                <w:szCs w:val="20"/>
+              </w:rPr>
+            </w:pPr>
+            <w:r>
+              <w:rPr>
+                <w:bCs/>
+                <w:sz w:val="20"/>
+                <w:szCs w:val="20"/>
+              </w:rPr>
+              <w:t>-</w:t>
+            </w:r>
+          </w:p>
+        </w:tc>
+        <w:tc>
+          <w:tcPr>
+            <w:tcW w:w="0" w:type="auto"/>
+            <w:tcBorders>
+              <w:top w:val="single" w:sz="4" w:space="0" w:color="auto"/>
+              <w:left w:val="single" w:sz="4" w:space="0" w:color="auto"/>
+              <w:bottom w:val="single" w:sz="4" w:space="0" w:color="auto"/>
+              <w:right w:val="single" w:sz="4" w:space="0" w:color="auto"/>
+            </w:tcBorders>
+          </w:tcPr>
+          <w:p>
+            <w:pPr>
+              <w:shd w:val="clear" w:color="auto" w:fill="FFFFFF"/>
+              <w:jc w:val="center"/>
+              <w:rPr>
+                <w:bCs/>
+                <w:sz w:val="20"/>
+                <w:szCs w:val="20"/>
+              </w:rPr>
+            </w:pPr>
+            <w:r>
+              <w:rPr>
+                <w:bCs/>
+                <w:sz w:val="20"/>
+                <w:szCs w:val="20"/>
+              </w:rPr>
+              <w:t xml:space="preserve"> </w:t>
+            </w:r>
+          </w:p>
+        </w:tc>
+        <w:tc>
+          <w:tcPr>
+            <w:tcW w:w="0" w:type="auto"/>
+            <w:tcBorders>
+              <w:top w:val="single" w:sz="4" w:space="0" w:color="auto"/>
+              <w:left w:val="single" w:sz="4" w:space="0" w:color="auto"/>
+              <w:bottom w:val="single" w:sz="4" w:space="0" w:color="auto"/>
+              <w:right w:val="single" w:sz="4" w:space="0" w:color="auto"/>
+            </w:tcBorders>
+          </w:tcPr>
+          <w:p>
+            <w:pPr>
+              <w:shd w:val="clear" w:color="auto" w:fill="FFFFFF"/>
+              <w:rPr>
+                <w:b/>
+                <w:bCs/>
+                <w:sz w:val="20"/>
+                <w:szCs w:val="20"/>
+              </w:rPr>
+            </w:pPr>
+            <w:r>
+              <w:rPr>
+                <w:b/>
+                <w:bCs/>
+                <w:sz w:val="20"/>
+                <w:szCs w:val="20"/>
+              </w:rPr>
+              <w:t>ИТОГО:</w:t>
+            </w:r>
+          </w:p>
+          <w:p>
+            <w:pPr>
+              <w:shd w:val="clear" w:color="auto" w:fill="FFFFFF"/>
+              <w:rPr>
+                <w:bCs/>
+                <w:sz w:val="20"/>
+                <w:szCs w:val="20"/>
+              </w:rPr>
+            </w:pPr>
+            <w:r>
+              <w:rPr>
+                <w:bCs/>
+                <w:sz w:val="20"/>
+                <w:szCs w:val="20"/>
+              </w:rPr>
+              <w:t xml:space="preserve"> </w:t>
+            </w:r>
+          </w:p>
+        </w:tc>
+        <w:tc>
+          <w:tcPr>
+            <w:tcW w:w="0" w:type="auto"/>
+            <w:tcBorders>
+              <w:top w:val="single" w:sz="4" w:space="0" w:color="auto"/>
+              <w:left w:val="single" w:sz="4" w:space="0" w:color="auto"/>
+              <w:bottom w:val="single" w:sz="4" w:space="0" w:color="auto"/>
+              <w:right w:val="single" w:sz="4" w:space="0" w:color="auto"/>
+            </w:tcBorders>
+          </w:tcPr>
+          <w:p>
+            <w:pPr>
+              <w:shd w:val="clear" w:color="auto" w:fill="FFFFFF"/>
+              <w:jc w:val="center"/>
+              <w:rPr>
+                <w:bCs/>
+                <w:sz w:val="20"/>
+                <w:szCs w:val="20"/>
+              </w:rPr>
+            </w:pPr>
+            <w:r>
+              <w:rPr>
+                <w:bCs/>
+                <w:sz w:val="20"/>
+                <w:szCs w:val="20"/>
+              </w:rPr>
+              <w:t>36</w:t>
+            </w:r>
+          </w:p>
+        </w:tc>
+        <w:tc>
+          <w:tcPr>
+            <w:tcW w:w="0" w:type="auto"/>
+            <w:tcBorders>
+              <w:top w:val="single" w:sz="4" w:space="0" w:color="auto"/>
+              <w:left w:val="single" w:sz="4" w:space="0" w:color="auto"/>
+              <w:bottom w:val="single" w:sz="4" w:space="0" w:color="auto"/>
+              <w:right w:val="single" w:sz="4" w:space="0" w:color="auto"/>
+            </w:tcBorders>
+          </w:tcPr>
+          <w:p>
+            <w:pPr>
+              <w:shd w:val="clear" w:color="auto" w:fill="FFFFFF"/>
+              <w:jc w:val="center"/>
+              <w:rPr>
+                <w:bCs/>
+                <w:sz w:val="20"/>
+                <w:szCs w:val="20"/>
+              </w:rPr>
+            </w:pPr>
+            <w:r>
+              <w:rPr>
+                <w:bCs/>
+                <w:sz w:val="20"/>
+                <w:szCs w:val="20"/>
+              </w:rPr>
+              <w:t xml:space="preserve"> </w:t>
+            </w:r>
+          </w:p>
+        </w:tc>
+        <w:tc>
+          <w:tcPr>
+            <w:tcW w:w="0" w:type="auto"/>
+            <w:tcBorders>
+              <w:top w:val="single" w:sz="4" w:space="0" w:color="auto"/>
+              <w:left w:val="single" w:sz="4" w:space="0" w:color="auto"/>
+              <w:bottom w:val="single" w:sz="4" w:space="0" w:color="auto"/>
+              <w:right w:val="single" w:sz="4" w:space="0" w:color="auto"/>
+            </w:tcBorders>
+          </w:tcPr>
+          <w:p>
+            <w:pPr>
+              <w:shd w:val="clear" w:color="auto" w:fill="FFFFFF"/>
+              <w:jc w:val="center"/>
+              <w:rPr>
+                <w:bCs/>
+                <w:sz w:val="20"/>
+                <w:szCs w:val="20"/>
+              </w:rPr>
+            </w:pPr>
+            <w:r>
+              <w:rPr>
+                <w:bCs/>
+                <w:sz w:val="20"/>
+                <w:szCs w:val="20"/>
+              </w:rPr>
+              <w:t xml:space="preserve"> </w:t>
             </w:r>
           </w:p>
         </w:tc>
@@ -17489,7 +20642,7 @@
                 <w:sz w:val="20"/>
                 <w:szCs w:val="20"/>
               </w:rPr>
-              <w:t>1-Организация научно-исследовательской работы в России</w:t>
+              <w:t>1-Облачные платформы и инфраструктура</w:t>
             </w:r>
           </w:p>
         </w:tc>
@@ -17660,7 +20813,7 @@
                 <w:sz w:val="20"/>
                 <w:szCs w:val="20"/>
               </w:rPr>
-              <w:t>1-Организация научно-исследовательской работы в России</w:t>
+              <w:t>1-Облачные платформы и инфраструктура</w:t>
             </w:r>
           </w:p>
         </w:tc>
@@ -17831,7 +20984,7 @@
                 <w:sz w:val="20"/>
                 <w:szCs w:val="20"/>
               </w:rPr>
-              <w:t>1-Организация научно-исследовательской работы в России</w:t>
+              <w:t>1-Облачные платформы и инфраструктура</w:t>
             </w:r>
           </w:p>
         </w:tc>
@@ -18002,7 +21155,7 @@
                 <w:sz w:val="20"/>
                 <w:szCs w:val="20"/>
               </w:rPr>
-              <w:t>2-Этапы научного исследования</w:t>
+              <w:t>2-Контейнеризация и оркестрация сервисов</w:t>
             </w:r>
           </w:p>
         </w:tc>
@@ -18173,7 +21326,7 @@
                 <w:sz w:val="20"/>
                 <w:szCs w:val="20"/>
               </w:rPr>
-              <w:t>2-Этапы научного исследования</w:t>
+              <w:t>2-Контейнеризация и оркестрация сервисов</w:t>
             </w:r>
           </w:p>
         </w:tc>
@@ -18344,7 +21497,7 @@
                 <w:sz w:val="20"/>
                 <w:szCs w:val="20"/>
               </w:rPr>
-              <w:t>2-Этапы научного исследования</w:t>
+              <w:t>2-Контейнеризация и оркестрация сервисов</w:t>
             </w:r>
           </w:p>
         </w:tc>
@@ -18515,7 +21668,7 @@
                 <w:sz w:val="20"/>
                 <w:szCs w:val="20"/>
               </w:rPr>
-              <w:t>3-Методология научных исследований</w:t>
+              <w:t>3-CI/CD, мониторинг и безопасность</w:t>
             </w:r>
           </w:p>
         </w:tc>
@@ -18686,7 +21839,7 @@
                 <w:sz w:val="20"/>
                 <w:szCs w:val="20"/>
               </w:rPr>
-              <w:t>3-Методология научных исследований</w:t>
+              <w:t>3-CI/CD, мониторинг и безопасность</w:t>
             </w:r>
           </w:p>
         </w:tc>
@@ -18857,7 +22010,7 @@
                 <w:sz w:val="20"/>
                 <w:szCs w:val="20"/>
               </w:rPr>
-              <w:t>3-Методология научных исследований</w:t>
+              <w:t>3-CI/CD, мониторинг и безопасность</w:t>
             </w:r>
           </w:p>
         </w:tc>
@@ -19105,7 +22258,7 @@
                 <w:sz w:val="20"/>
                 <w:szCs w:val="20"/>
               </w:rPr>
-              <w:t>98</w:t>
+              <w:t>64</w:t>
             </w:r>
           </w:p>
         </w:tc>
@@ -19215,7 +22368,7 @@
           <w:iCs/>
           <w:u w:val="single"/>
         </w:rPr>
-        <w:t>Раздел 1. Линейные структуры данных</w:t>
+        <w:t>Раздел 1. Облачные платформы и инфраструктура</w:t>
       </w:r>
     </w:p>
     <w:p>
@@ -19223,7 +22376,7 @@
         <w:widowControl w:val="0"/>
       </w:pPr>
       <w:r>
-        <w:t>Паспорта специальностей</w:t>
+        <w:t>Сравнительный анализ современных архитектур генеративных моделей: GAN, VAE, Diffusion</w:t>
         <w:br/>
         <w:t/>
       </w:r>
@@ -19246,7 +22399,7 @@
           <w:iCs/>
           <w:u w:val="single"/>
         </w:rPr>
-        <w:t>Раздел 2. Нелинейные структуры и алгоритмы поиска</w:t>
+        <w:t>Раздел 2. Контейнеризация и оркестрация сервисов</w:t>
       </w:r>
     </w:p>
     <w:p>
@@ -19254,7 +22407,7 @@
         <w:widowControl w:val="0"/>
       </w:pPr>
       <w:r>
-        <w:t xml:space="preserve">Выбор темы исследования </w:t>
+        <w:t xml:space="preserve">Методы оценки качества LLM: MMLU, HellaSwag, HumanEval, MT-Bench </w:t>
       </w:r>
     </w:p>
     <w:p>
@@ -19275,7 +22428,7 @@
           <w:iCs/>
           <w:u w:val="single"/>
         </w:rPr>
-        <w:t>Раздел 3. Алгоритмы оптимизации</w:t>
+        <w:t>Раздел 3. CI/CD, мониторинг и безопасность</w:t>
       </w:r>
     </w:p>
     <w:p>
@@ -19283,7 +22436,7 @@
         <w:widowControl w:val="0"/>
       </w:pPr>
       <w:r>
-        <w:t xml:space="preserve">Правила оформления научно-исследовательской работы </w:t>
+        <w:t xml:space="preserve">Применение мультимодальных моделей в медицине, промышленности и науке о данных </w:t>
       </w:r>
     </w:p>
     <w:p>
@@ -19541,7 +22694,7 @@
                 <w:sz w:val="20"/>
                 <w:szCs w:val="20"/>
               </w:rPr>
-              <w:t>Microsoft Office Professional</w:t>
+              <w:t>AWS Documentation — документация облачных сервисов Amazon</w:t>
             </w:r>
           </w:p>
         </w:tc>
@@ -19557,7 +22710,7 @@
                 <w:sz w:val="20"/>
                 <w:szCs w:val="20"/>
               </w:rPr>
-              <w:t>https://www.microsoft.com/ru-ru</w:t>
+              <w:t>https://huggingface.co</w:t>
             </w:r>
           </w:p>
         </w:tc>
@@ -19575,7 +22728,7 @@
                 <w:sz w:val="20"/>
                 <w:szCs w:val="20"/>
               </w:rPr>
-              <w:t>Microsoft Windows</w:t>
+              <w:t>Papers With Code — benchmark таблицы и статьи DL</w:t>
             </w:r>
           </w:p>
         </w:tc>
@@ -19591,7 +22744,7 @@
                 <w:sz w:val="20"/>
                 <w:szCs w:val="20"/>
               </w:rPr>
-              <w:t>https://www.microsoft.com/ru-ru</w:t>
+              <w:t>https://huggingface.co</w:t>
             </w:r>
           </w:p>
         </w:tc>
@@ -19609,7 +22762,7 @@
                 <w:sz w:val="20"/>
                 <w:szCs w:val="20"/>
               </w:rPr>
-              <w:t>SCIENCE INDEX</w:t>
+              <w:t>Arxiv.org — открытый репозиторий препринтов</w:t>
             </w:r>
           </w:p>
         </w:tc>
@@ -19625,7 +22778,7 @@
                 <w:sz w:val="20"/>
                 <w:szCs w:val="20"/>
               </w:rPr>
-              <w:t>http://elibrary.ru/project_author_tools.asp </w:t>
+              <w:t>https://arxiv.org</w:t>
             </w:r>
           </w:p>
         </w:tc>
@@ -19643,7 +22796,7 @@
                 <w:sz w:val="20"/>
                 <w:szCs w:val="20"/>
               </w:rPr>
-              <w:t>Springer Nature</w:t>
+              <w:t>Prometheus Documentation</w:t>
             </w:r>
           </w:p>
         </w:tc>
@@ -19659,7 +22812,7 @@
                 <w:sz w:val="20"/>
                 <w:szCs w:val="20"/>
               </w:rPr>
-              <w:t>https://link.springer.com/.</w:t>
+              <w:t>https://hub.docker.com</w:t>
             </w:r>
           </w:p>
         </w:tc>
@@ -19677,7 +22830,7 @@
                 <w:sz w:val="20"/>
                 <w:szCs w:val="20"/>
               </w:rPr>
-              <w:t>Web of Science Core Collection </w:t>
+              <w:t>Электронно-библиотечная система УГНТУ</w:t>
             </w:r>
           </w:p>
         </w:tc>
@@ -19693,7 +22846,7 @@
                 <w:sz w:val="20"/>
                 <w:szCs w:val="20"/>
               </w:rPr>
-              <w:t>http://webofscience.com/.</w:t>
+              <w:t>https://bibl.rusoil.net</w:t>
             </w:r>
           </w:p>
         </w:tc>
@@ -20267,7 +23420,7 @@
                 <w:sz w:val="20"/>
                 <w:szCs w:val="20"/>
               </w:rPr>
-              <w:t>5</w:t>
+              <w:t>4</w:t>
             </w:r>
           </w:p>
         </w:tc>
@@ -20842,7 +23995,7 @@
                 <w:sz w:val="20"/>
                 <w:szCs w:val="20"/>
               </w:rPr>
-              <w:t>ANSYS Academic</w:t>
+              <w:t>Terraform 1.x / Ansible 2.x</w:t>
             </w:r>
           </w:p>
         </w:tc>
@@ -20865,7 +24018,7 @@
                 <w:sz w:val="20"/>
                 <w:szCs w:val="20"/>
               </w:rPr>
-              <w:t>Дата выдачи лицензии 30.12.2016</w:t>
+              <w:t>https://www.terraform.io — свободная лицензия (BSL 1.1)</w:t>
             </w:r>
           </w:p>
         </w:tc>
@@ -20912,7 +24065,7 @@
                 <w:sz w:val="20"/>
                 <w:szCs w:val="20"/>
               </w:rPr>
-              <w:t xml:space="preserve">Microsoft Office Professional Plus </w:t>
+              <w:t xml:space="preserve">Docker Desktop / Kubernetes (kind, minikube) </w:t>
             </w:r>
           </w:p>
         </w:tc>
@@ -20935,7 +24088,7 @@
                 <w:sz w:val="20"/>
                 <w:szCs w:val="20"/>
               </w:rPr>
-              <w:t>Дата выдачи лицензии 23.11.2020, Поставщик: ООО «Компарекс»</w:t>
+              <w:t>https://www.docker.com — свободная лицензия (Apache 2.0)</w:t>
             </w:r>
           </w:p>
         </w:tc>
@@ -20982,7 +24135,7 @@
                 <w:sz w:val="20"/>
                 <w:szCs w:val="20"/>
               </w:rPr>
-              <w:t>Microsoft_Office</w:t>
+              <w:t>GitLab CE / GitHub Actions</w:t>
             </w:r>
           </w:p>
         </w:tc>
@@ -21005,7 +24158,7 @@
                 <w:sz w:val="20"/>
                 <w:szCs w:val="20"/>
               </w:rPr>
-              <w:t>Дата выдачи лицензии 01.01.2007</w:t>
+              <w:t>https://gitlab.com — свободная лицензия (MIT)</w:t>
             </w:r>
           </w:p>
         </w:tc>
@@ -21152,7 +24305,7 @@
           <w:color w:val="000000"/>
           <w:u w:val="single"/>
         </w:rPr>
-        <w:t>(37895)(38012)Алгоритмы и структуры данных</w:t>
+        <w:t>(38051)(38052)Облачные вычисления и DevOps</w:t>
       </w:r>
     </w:p>
     <w:p>
@@ -21184,7 +24337,7 @@
           <w:color w:val="000000"/>
           <w:u w:val="single"/>
         </w:rPr>
-        <w:t>09.03.01 Информатика и вычислительная техника</w:t>
+        <w:t>09.04.01 Информатика и вычислительная техника</w:t>
       </w:r>
     </w:p>
     <w:p>
@@ -21220,7 +24373,7 @@
           <w:color w:val="000000"/>
           <w:u w:val="single"/>
         </w:rPr>
-        <w:t>профиль«Программное обеспечение средств вычислительной техники и автоматизированных систем»</w:t>
+        <w:t>профиль «Разработка и применение интеллектуальных систем»</w:t>
       </w:r>
     </w:p>
     <w:p>
@@ -21696,6 +24849,27 @@
                 <w:sz w:val="20"/>
                 <w:szCs w:val="20"/>
               </w:rPr>
+              <w:t>4</w:t>
+            </w:r>
+          </w:p>
+        </w:tc>
+        <w:tc>
+          <w:tcPr>
+            <w:tcW w:w="0" w:type="auto"/>
+          </w:tcPr>
+          <w:p>
+            <w:pPr>
+              <w:jc w:val="center"/>
+              <w:rPr>
+                <w:sz w:val="20"/>
+                <w:szCs w:val="20"/>
+              </w:rPr>
+            </w:pPr>
+            <w:r>
+              <w:rPr>
+                <w:sz w:val="20"/>
+                <w:szCs w:val="20"/>
+              </w:rPr>
               <w:t>5</w:t>
             </w:r>
           </w:p>
@@ -21717,27 +24891,6 @@
                 <w:sz w:val="20"/>
                 <w:szCs w:val="20"/>
               </w:rPr>
-              <w:t>5</w:t>
-            </w:r>
-          </w:p>
-        </w:tc>
-        <w:tc>
-          <w:tcPr>
-            <w:tcW w:w="0" w:type="auto"/>
-          </w:tcPr>
-          <w:p>
-            <w:pPr>
-              <w:jc w:val="center"/>
-              <w:rPr>
-                <w:sz w:val="20"/>
-                <w:szCs w:val="20"/>
-              </w:rPr>
-            </w:pPr>
-            <w:r>
-              <w:rPr>
-                <w:sz w:val="20"/>
-                <w:szCs w:val="20"/>
-              </w:rPr>
               <w:t>6</w:t>
             </w:r>
           </w:p>
@@ -21781,7 +24934,7 @@
                 <w:sz w:val="20"/>
                 <w:szCs w:val="20"/>
               </w:rPr>
-              <w:t>7</w:t>
+              <w:t>1</w:t>
             </w:r>
           </w:p>
         </w:tc>
@@ -21878,73 +25031,75 @@
                 <w:sz w:val="20"/>
                 <w:szCs w:val="20"/>
               </w:rPr>
-              <w:t>7</w:t>
-            </w:r>
-          </w:p>
-        </w:tc>
-        <w:tc>
-          <w:tcPr>
-            <w:tcW w:w="0" w:type="auto"/>
-          </w:tcPr>
-          <w:p>
-            <w:pPr>
-              <w:jc w:val="center"/>
-              <w:rPr>
-                <w:bCs/>
-                <w:sz w:val="20"/>
-                <w:szCs w:val="20"/>
-              </w:rPr>
-            </w:pPr>
-            <w:r>
-              <w:rPr>
-                <w:bCs/>
-                <w:sz w:val="20"/>
-                <w:szCs w:val="20"/>
-              </w:rPr>
-            </w:r>
-          </w:p>
-        </w:tc>
-        <w:tc>
-          <w:tcPr>
-            <w:tcW w:w="0" w:type="auto"/>
-          </w:tcPr>
-          <w:p>
-            <w:pPr>
-              <w:jc w:val="center"/>
-              <w:rPr>
-                <w:bCs/>
-                <w:sz w:val="20"/>
-                <w:szCs w:val="20"/>
-              </w:rPr>
-            </w:pPr>
-            <w:r>
-              <w:rPr>
-                <w:bCs/>
-                <w:sz w:val="20"/>
-                <w:szCs w:val="20"/>
-              </w:rPr>
-            </w:r>
-          </w:p>
-        </w:tc>
-        <w:tc>
-          <w:tcPr>
-            <w:tcW w:w="0" w:type="auto"/>
-          </w:tcPr>
-          <w:p>
-            <w:pPr>
-              <w:rPr>
-                <w:bCs/>
-                <w:sz w:val="20"/>
-                <w:szCs w:val="20"/>
-              </w:rPr>
-            </w:pPr>
-            <w:r>
-              <w:rPr>
-                <w:bCs/>
-                <w:sz w:val="20"/>
-                <w:szCs w:val="20"/>
-              </w:rPr>
-              <w:t>Кормен, Т. Алгоритмы: построение и анализ / Т. Кормен, Ч. Лейзерсон, Р. Ривест. — Москва : Вильямс, 2020. — 1328 с.</w:t>
+              <w:t>1</w:t>
+            </w:r>
+          </w:p>
+        </w:tc>
+        <w:tc>
+          <w:tcPr>
+            <w:tcW w:w="0" w:type="auto"/>
+          </w:tcPr>
+          <w:p>
+            <w:pPr>
+              <w:jc w:val="center"/>
+              <w:rPr>
+                <w:bCs/>
+                <w:sz w:val="20"/>
+                <w:szCs w:val="20"/>
+              </w:rPr>
+            </w:pPr>
+            <w:r>
+              <w:rPr>
+                <w:bCs/>
+                <w:sz w:val="20"/>
+                <w:szCs w:val="20"/>
+              </w:rPr>
+              <w:t/>
+            </w:r>
+          </w:p>
+        </w:tc>
+        <w:tc>
+          <w:tcPr>
+            <w:tcW w:w="0" w:type="auto"/>
+          </w:tcPr>
+          <w:p>
+            <w:pPr>
+              <w:jc w:val="center"/>
+              <w:rPr>
+                <w:bCs/>
+                <w:sz w:val="20"/>
+                <w:szCs w:val="20"/>
+              </w:rPr>
+            </w:pPr>
+            <w:r>
+              <w:rPr>
+                <w:bCs/>
+                <w:sz w:val="20"/>
+                <w:szCs w:val="20"/>
+              </w:rPr>
+              <w:t/>
+            </w:r>
+          </w:p>
+        </w:tc>
+        <w:tc>
+          <w:tcPr>
+            <w:tcW w:w="0" w:type="auto"/>
+          </w:tcPr>
+          <w:p>
+            <w:pPr>
+              <w:rPr>
+                <w:bCs/>
+                <w:sz w:val="20"/>
+                <w:szCs w:val="20"/>
+              </w:rPr>
+            </w:pPr>
+            <w:r>
+              <w:rPr>
+                <w:bCs/>
+                <w:sz w:val="20"/>
+                <w:szCs w:val="20"/>
+              </w:rPr>
+              <w:t>Эванс, Э. Предметно-ориентированное проектирование (DDD) / Э. Эванс. — Москва : Вильямс, 2011. — 448 с. — ISBN 978-5-8459-1597-9. — Текст : электронный. — URL: https://www.williamspublishing.com/ (дата обращения: 01.09.2024). — Режим доступа: по подписке.</w:t>
             </w:r>
           </w:p>
         </w:tc>
@@ -22012,7 +25167,7 @@
                 <w:sz w:val="20"/>
                 <w:szCs w:val="20"/>
               </w:rPr>
-              <w:t>1.00</w:t>
+              <w:t xml:space="preserve"> 1.00</w:t>
             </w:r>
           </w:p>
         </w:tc>
@@ -22065,96 +25220,98 @@
                 <w:sz w:val="20"/>
                 <w:szCs w:val="20"/>
               </w:rPr>
-              <w:t>Для выполнения СРО;</w:t>
-            </w:r>
-          </w:p>
-        </w:tc>
-        <w:tc>
-          <w:tcPr>
-            <w:tcW w:w="0" w:type="auto"/>
-          </w:tcPr>
-          <w:p>
-            <w:pPr>
-              <w:jc w:val="center"/>
-              <w:rPr>
-                <w:bCs/>
-                <w:sz w:val="20"/>
-                <w:szCs w:val="20"/>
-              </w:rPr>
-            </w:pPr>
-            <w:r>
-              <w:rPr>
-                <w:bCs/>
-                <w:sz w:val="20"/>
-                <w:szCs w:val="20"/>
-              </w:rPr>
-              <w:t>7</w:t>
-            </w:r>
-          </w:p>
-        </w:tc>
-        <w:tc>
-          <w:tcPr>
-            <w:tcW w:w="0" w:type="auto"/>
-          </w:tcPr>
-          <w:p>
-            <w:pPr>
-              <w:jc w:val="center"/>
-              <w:rPr>
-                <w:bCs/>
-                <w:sz w:val="20"/>
-                <w:szCs w:val="20"/>
-              </w:rPr>
-            </w:pPr>
-            <w:r>
-              <w:rPr>
-                <w:bCs/>
-                <w:sz w:val="20"/>
-                <w:szCs w:val="20"/>
-              </w:rPr>
-            </w:r>
-          </w:p>
-        </w:tc>
-        <w:tc>
-          <w:tcPr>
-            <w:tcW w:w="0" w:type="auto"/>
-          </w:tcPr>
-          <w:p>
-            <w:pPr>
-              <w:jc w:val="center"/>
-              <w:rPr>
-                <w:bCs/>
-                <w:sz w:val="20"/>
-                <w:szCs w:val="20"/>
-              </w:rPr>
-            </w:pPr>
-            <w:r>
-              <w:rPr>
-                <w:bCs/>
-                <w:sz w:val="20"/>
-                <w:szCs w:val="20"/>
-              </w:rPr>
-            </w:r>
-          </w:p>
-        </w:tc>
-        <w:tc>
-          <w:tcPr>
-            <w:tcW w:w="0" w:type="auto"/>
-          </w:tcPr>
-          <w:p>
-            <w:pPr>
-              <w:rPr>
-                <w:bCs/>
-                <w:sz w:val="20"/>
-                <w:szCs w:val="20"/>
-              </w:rPr>
-            </w:pPr>
-            <w:r>
-              <w:rPr>
-                <w:bCs/>
-                <w:sz w:val="20"/>
-                <w:szCs w:val="20"/>
-              </w:rPr>
-              <w:t>Клеппман, М. Высоконагруженные приложения: программирование, масштабирование, поддержка / М. Клеппман. — Москва : Питер, 2019. — 640 с.</w:t>
+              <w:t>Для выполнения СРО;Для изучения теории;</w:t>
+            </w:r>
+          </w:p>
+        </w:tc>
+        <w:tc>
+          <w:tcPr>
+            <w:tcW w:w="0" w:type="auto"/>
+          </w:tcPr>
+          <w:p>
+            <w:pPr>
+              <w:jc w:val="center"/>
+              <w:rPr>
+                <w:bCs/>
+                <w:sz w:val="20"/>
+                <w:szCs w:val="20"/>
+              </w:rPr>
+            </w:pPr>
+            <w:r>
+              <w:rPr>
+                <w:bCs/>
+                <w:sz w:val="20"/>
+                <w:szCs w:val="20"/>
+              </w:rPr>
+              <w:t>1</w:t>
+            </w:r>
+          </w:p>
+        </w:tc>
+        <w:tc>
+          <w:tcPr>
+            <w:tcW w:w="0" w:type="auto"/>
+          </w:tcPr>
+          <w:p>
+            <w:pPr>
+              <w:jc w:val="center"/>
+              <w:rPr>
+                <w:bCs/>
+                <w:sz w:val="20"/>
+                <w:szCs w:val="20"/>
+              </w:rPr>
+            </w:pPr>
+            <w:r>
+              <w:rPr>
+                <w:bCs/>
+                <w:sz w:val="20"/>
+                <w:szCs w:val="20"/>
+              </w:rPr>
+              <w:t/>
+            </w:r>
+          </w:p>
+        </w:tc>
+        <w:tc>
+          <w:tcPr>
+            <w:tcW w:w="0" w:type="auto"/>
+          </w:tcPr>
+          <w:p>
+            <w:pPr>
+              <w:jc w:val="center"/>
+              <w:rPr>
+                <w:bCs/>
+                <w:sz w:val="20"/>
+                <w:szCs w:val="20"/>
+              </w:rPr>
+            </w:pPr>
+            <w:r>
+              <w:rPr>
+                <w:bCs/>
+                <w:sz w:val="20"/>
+                <w:szCs w:val="20"/>
+              </w:rPr>
+              <w:t/>
+            </w:r>
+          </w:p>
+        </w:tc>
+        <w:tc>
+          <w:tcPr>
+            <w:tcW w:w="0" w:type="auto"/>
+          </w:tcPr>
+          <w:p>
+            <w:pPr>
+              <w:rPr>
+                <w:bCs/>
+                <w:sz w:val="20"/>
+                <w:szCs w:val="20"/>
+              </w:rPr>
+            </w:pPr>
+            <w:r>
+              <w:rPr>
+                <w:bCs/>
+                <w:sz w:val="20"/>
+                <w:szCs w:val="20"/>
+              </w:rPr>
+              <w:t>Хамбл, Дж. Непрерывная доставка программного обеспечения / Дж. Хамбл, Д. Фарли. — Москва : Вильямс, 2020. — 464 с. — ISBN 978-5-8459-1990-8. — Текст : электронный. — URL: https://www.williamspublishing.com/ (дата обращения: 01.09.2024). — Режим доступа: по подписке.</w:t>
             </w:r>
           </w:p>
         </w:tc>
@@ -22199,7 +25356,7 @@
                 <w:sz w:val="20"/>
                 <w:szCs w:val="20"/>
               </w:rPr>
-              <w:t>http://e.lanbook.com</w:t>
+              <w:t>http://www.znanium.com</w:t>
             </w:r>
           </w:p>
         </w:tc>
@@ -22222,7 +25379,7 @@
                 <w:sz w:val="20"/>
                 <w:szCs w:val="20"/>
               </w:rPr>
-              <w:t>1.00</w:t>
+              <w:t xml:space="preserve"> 1.00</w:t>
             </w:r>
           </w:p>
         </w:tc>
@@ -22298,73 +25455,75 @@
                 <w:sz w:val="20"/>
                 <w:szCs w:val="20"/>
               </w:rPr>
-              <w:t>7</w:t>
-            </w:r>
-          </w:p>
-        </w:tc>
-        <w:tc>
-          <w:tcPr>
-            <w:tcW w:w="0" w:type="auto"/>
-          </w:tcPr>
-          <w:p>
-            <w:pPr>
-              <w:jc w:val="center"/>
-              <w:rPr>
-                <w:bCs/>
-                <w:sz w:val="20"/>
-                <w:szCs w:val="20"/>
-              </w:rPr>
-            </w:pPr>
-            <w:r>
-              <w:rPr>
-                <w:bCs/>
-                <w:sz w:val="20"/>
-                <w:szCs w:val="20"/>
-              </w:rPr>
-            </w:r>
-          </w:p>
-        </w:tc>
-        <w:tc>
-          <w:tcPr>
-            <w:tcW w:w="0" w:type="auto"/>
-          </w:tcPr>
-          <w:p>
-            <w:pPr>
-              <w:jc w:val="center"/>
-              <w:rPr>
-                <w:bCs/>
-                <w:sz w:val="20"/>
-                <w:szCs w:val="20"/>
-              </w:rPr>
-            </w:pPr>
-            <w:r>
-              <w:rPr>
-                <w:bCs/>
-                <w:sz w:val="20"/>
-                <w:szCs w:val="20"/>
-              </w:rPr>
-            </w:r>
-          </w:p>
-        </w:tc>
-        <w:tc>
-          <w:tcPr>
-            <w:tcW w:w="0" w:type="auto"/>
-          </w:tcPr>
-          <w:p>
-            <w:pPr>
-              <w:rPr>
-                <w:bCs/>
-                <w:sz w:val="20"/>
-                <w:szCs w:val="20"/>
-              </w:rPr>
-            </w:pPr>
-            <w:r>
-              <w:rPr>
-                <w:bCs/>
-                <w:sz w:val="20"/>
-                <w:szCs w:val="20"/>
-              </w:rPr>
-              <w:t>Хопкрофт, Д. Параллельные и распределённые вычисления / Д. Хопкрофт. — Москва : Вильямс, 2020. — 320 с.</w:t>
+              <w:t>1</w:t>
+            </w:r>
+          </w:p>
+        </w:tc>
+        <w:tc>
+          <w:tcPr>
+            <w:tcW w:w="0" w:type="auto"/>
+          </w:tcPr>
+          <w:p>
+            <w:pPr>
+              <w:jc w:val="center"/>
+              <w:rPr>
+                <w:bCs/>
+                <w:sz w:val="20"/>
+                <w:szCs w:val="20"/>
+              </w:rPr>
+            </w:pPr>
+            <w:r>
+              <w:rPr>
+                <w:bCs/>
+                <w:sz w:val="20"/>
+                <w:szCs w:val="20"/>
+              </w:rPr>
+              <w:t/>
+            </w:r>
+          </w:p>
+        </w:tc>
+        <w:tc>
+          <w:tcPr>
+            <w:tcW w:w="0" w:type="auto"/>
+          </w:tcPr>
+          <w:p>
+            <w:pPr>
+              <w:jc w:val="center"/>
+              <w:rPr>
+                <w:bCs/>
+                <w:sz w:val="20"/>
+                <w:szCs w:val="20"/>
+              </w:rPr>
+            </w:pPr>
+            <w:r>
+              <w:rPr>
+                <w:bCs/>
+                <w:sz w:val="20"/>
+                <w:szCs w:val="20"/>
+              </w:rPr>
+              <w:t/>
+            </w:r>
+          </w:p>
+        </w:tc>
+        <w:tc>
+          <w:tcPr>
+            <w:tcW w:w="0" w:type="auto"/>
+          </w:tcPr>
+          <w:p>
+            <w:pPr>
+              <w:rPr>
+                <w:bCs/>
+                <w:sz w:val="20"/>
+                <w:szCs w:val="20"/>
+              </w:rPr>
+            </w:pPr>
+            <w:r>
+              <w:rPr>
+                <w:bCs/>
+                <w:sz w:val="20"/>
+                <w:szCs w:val="20"/>
+              </w:rPr>
+              <w:t>Фаулер, М. Шаблоны корпоративных приложений / М. Фаулер. — Москва : Вильямс, 2009. — 544 с. — ISBN 978-5-8459-1578-8. — Текст : электронный // Лань : электронно-библиотечная система. — URL: https://e.lanbook.com/book/5612 (дата обращения: 01.09.2024). — Режим доступа: для авториз. пользователей.</w:t>
             </w:r>
           </w:p>
         </w:tc>
@@ -22409,7 +25568,7 @@
                 <w:sz w:val="20"/>
                 <w:szCs w:val="20"/>
               </w:rPr>
-              <w:t>http://biblio-online.ru</w:t>
+              <w:t>http://www.e.lanbook.com</w:t>
             </w:r>
           </w:p>
         </w:tc>
@@ -22432,7 +25591,1095 @@
                 <w:sz w:val="20"/>
                 <w:szCs w:val="20"/>
               </w:rPr>
-              <w:t>0.50</w:t>
+              <w:t xml:space="preserve"> 1.00</w:t>
+            </w:r>
+          </w:p>
+        </w:tc>
+      </w:tr>
+      <w:tr>
+        <w:trPr>
+          <w:cantSplit/>
+          <w:trHeight w:val="211"/>
+          <w:jc w:val="center"/>
+        </w:trPr>
+        <w:tc>
+          <w:tcPr>
+            <w:tcW w:w="0" w:type="auto"/>
+          </w:tcPr>
+          <w:p>
+            <w:pPr>
+              <w:jc w:val="center"/>
+              <w:rPr>
+                <w:bCs/>
+                <w:sz w:val="20"/>
+                <w:szCs w:val="20"/>
+              </w:rPr>
+            </w:pPr>
+            <w:r>
+              <w:rPr>
+                <w:bCs/>
+                <w:sz w:val="20"/>
+                <w:szCs w:val="20"/>
+              </w:rPr>
+              <w:t>Дополнительная литература</w:t>
+            </w:r>
+          </w:p>
+        </w:tc>
+        <w:tc>
+          <w:tcPr>
+            <w:tcW w:w="0" w:type="auto"/>
+          </w:tcPr>
+          <w:p>
+            <w:pPr>
+              <w:jc w:val="center"/>
+              <w:rPr>
+                <w:bCs/>
+                <w:sz w:val="20"/>
+                <w:szCs w:val="20"/>
+              </w:rPr>
+            </w:pPr>
+            <w:r>
+              <w:rPr>
+                <w:bCs/>
+                <w:sz w:val="20"/>
+                <w:szCs w:val="20"/>
+              </w:rPr>
+              <w:t>Для выполнения СРО;Для выполнения практических занятий;</w:t>
+            </w:r>
+          </w:p>
+        </w:tc>
+        <w:tc>
+          <w:tcPr>
+            <w:tcW w:w="0" w:type="auto"/>
+          </w:tcPr>
+          <w:p>
+            <w:pPr>
+              <w:jc w:val="center"/>
+              <w:rPr>
+                <w:bCs/>
+                <w:sz w:val="20"/>
+                <w:szCs w:val="20"/>
+              </w:rPr>
+            </w:pPr>
+            <w:r>
+              <w:rPr>
+                <w:bCs/>
+                <w:sz w:val="20"/>
+                <w:szCs w:val="20"/>
+              </w:rPr>
+              <w:t>1</w:t>
+            </w:r>
+          </w:p>
+        </w:tc>
+        <w:tc>
+          <w:tcPr>
+            <w:tcW w:w="0" w:type="auto"/>
+          </w:tcPr>
+          <w:p>
+            <w:pPr>
+              <w:jc w:val="center"/>
+              <w:rPr>
+                <w:bCs/>
+                <w:sz w:val="20"/>
+                <w:szCs w:val="20"/>
+              </w:rPr>
+            </w:pPr>
+            <w:r>
+              <w:rPr>
+                <w:bCs/>
+                <w:sz w:val="20"/>
+                <w:szCs w:val="20"/>
+              </w:rPr>
+              <w:t/>
+            </w:r>
+          </w:p>
+        </w:tc>
+        <w:tc>
+          <w:tcPr>
+            <w:tcW w:w="0" w:type="auto"/>
+          </w:tcPr>
+          <w:p>
+            <w:pPr>
+              <w:jc w:val="center"/>
+              <w:rPr>
+                <w:bCs/>
+                <w:sz w:val="20"/>
+                <w:szCs w:val="20"/>
+              </w:rPr>
+            </w:pPr>
+            <w:r>
+              <w:rPr>
+                <w:bCs/>
+                <w:sz w:val="20"/>
+                <w:szCs w:val="20"/>
+              </w:rPr>
+              <w:t/>
+            </w:r>
+          </w:p>
+        </w:tc>
+        <w:tc>
+          <w:tcPr>
+            <w:tcW w:w="0" w:type="auto"/>
+          </w:tcPr>
+          <w:p>
+            <w:pPr>
+              <w:rPr>
+                <w:bCs/>
+                <w:sz w:val="20"/>
+                <w:szCs w:val="20"/>
+              </w:rPr>
+            </w:pPr>
+            <w:r>
+              <w:rPr>
+                <w:bCs/>
+                <w:sz w:val="20"/>
+                <w:szCs w:val="20"/>
+              </w:rPr>
+              <w:t>Бойко, Г. М. Математические методы и информационные технологии в научных исследованиях. Практикум : учебное пособие / Г. М. Бойко. - Железногорск : ФГБОУ ВО СПСА ГПС МЧС России, 2021. - 100 с. - Текст : электронный. - URL: https://znanium.com/catalog/product/1354584 (дата обращения: 18.05.2021). – Режим доступа: по подписке.</w:t>
+            </w:r>
+          </w:p>
+        </w:tc>
+        <w:tc>
+          <w:tcPr>
+            <w:tcW w:w="0" w:type="auto"/>
+            <w:shd w:val="clear" w:color="auto" w:fill="auto"/>
+          </w:tcPr>
+          <w:p>
+            <w:pPr>
+              <w:rPr>
+                <w:bCs/>
+                <w:sz w:val="20"/>
+                <w:szCs w:val="20"/>
+              </w:rPr>
+            </w:pPr>
+            <w:r>
+              <w:rPr>
+                <w:bCs/>
+                <w:sz w:val="20"/>
+                <w:szCs w:val="20"/>
+              </w:rPr>
+              <w:t>1</w:t>
+            </w:r>
+          </w:p>
+        </w:tc>
+        <w:tc>
+          <w:tcPr>
+            <w:tcW w:w="0" w:type="auto"/>
+          </w:tcPr>
+          <w:p>
+            <w:pPr>
+              <w:rPr>
+                <w:bCs/>
+                <w:sz w:val="20"/>
+                <w:szCs w:val="20"/>
+              </w:rPr>
+            </w:pPr>
+            <w:r>
+              <w:rPr>
+                <w:bCs/>
+                <w:sz w:val="20"/>
+                <w:szCs w:val="20"/>
+              </w:rPr>
+              <w:t>http://www.znanium.com</w:t>
+            </w:r>
+          </w:p>
+        </w:tc>
+        <w:tc>
+          <w:tcPr>
+            <w:tcW w:w="0" w:type="auto"/>
+            <w:shd w:val="clear" w:color="auto" w:fill="auto"/>
+          </w:tcPr>
+          <w:p>
+            <w:pPr>
+              <w:rPr>
+                <w:bCs/>
+                <w:sz w:val="20"/>
+                <w:szCs w:val="20"/>
+              </w:rPr>
+            </w:pPr>
+            <w:r>
+              <w:rPr>
+                <w:bCs/>
+                <w:sz w:val="20"/>
+                <w:szCs w:val="20"/>
+              </w:rPr>
+              <w:t xml:space="preserve"> 1.00</w:t>
+            </w:r>
+          </w:p>
+        </w:tc>
+      </w:tr>
+      <w:tr>
+        <w:trPr>
+          <w:cantSplit/>
+          <w:trHeight w:val="211"/>
+          <w:jc w:val="center"/>
+        </w:trPr>
+        <w:tc>
+          <w:tcPr>
+            <w:tcW w:w="0" w:type="auto"/>
+          </w:tcPr>
+          <w:p>
+            <w:pPr>
+              <w:jc w:val="center"/>
+              <w:rPr>
+                <w:bCs/>
+                <w:sz w:val="20"/>
+                <w:szCs w:val="20"/>
+              </w:rPr>
+            </w:pPr>
+            <w:r>
+              <w:rPr>
+                <w:bCs/>
+                <w:sz w:val="20"/>
+                <w:szCs w:val="20"/>
+              </w:rPr>
+              <w:t>Дополнительная литература</w:t>
+            </w:r>
+          </w:p>
+        </w:tc>
+        <w:tc>
+          <w:tcPr>
+            <w:tcW w:w="0" w:type="auto"/>
+          </w:tcPr>
+          <w:p>
+            <w:pPr>
+              <w:jc w:val="center"/>
+              <w:rPr>
+                <w:bCs/>
+                <w:sz w:val="20"/>
+                <w:szCs w:val="20"/>
+              </w:rPr>
+            </w:pPr>
+            <w:r>
+              <w:rPr>
+                <w:bCs/>
+                <w:sz w:val="20"/>
+                <w:szCs w:val="20"/>
+              </w:rPr>
+              <w:t>Для выполнения СРО;</w:t>
+            </w:r>
+          </w:p>
+        </w:tc>
+        <w:tc>
+          <w:tcPr>
+            <w:tcW w:w="0" w:type="auto"/>
+          </w:tcPr>
+          <w:p>
+            <w:pPr>
+              <w:jc w:val="center"/>
+              <w:rPr>
+                <w:bCs/>
+                <w:sz w:val="20"/>
+                <w:szCs w:val="20"/>
+              </w:rPr>
+            </w:pPr>
+            <w:r>
+              <w:rPr>
+                <w:bCs/>
+                <w:sz w:val="20"/>
+                <w:szCs w:val="20"/>
+              </w:rPr>
+              <w:t>1</w:t>
+            </w:r>
+          </w:p>
+        </w:tc>
+        <w:tc>
+          <w:tcPr>
+            <w:tcW w:w="0" w:type="auto"/>
+          </w:tcPr>
+          <w:p>
+            <w:pPr>
+              <w:jc w:val="center"/>
+              <w:rPr>
+                <w:bCs/>
+                <w:sz w:val="20"/>
+                <w:szCs w:val="20"/>
+              </w:rPr>
+            </w:pPr>
+            <w:r>
+              <w:rPr>
+                <w:bCs/>
+                <w:sz w:val="20"/>
+                <w:szCs w:val="20"/>
+              </w:rPr>
+              <w:t/>
+            </w:r>
+          </w:p>
+        </w:tc>
+        <w:tc>
+          <w:tcPr>
+            <w:tcW w:w="0" w:type="auto"/>
+          </w:tcPr>
+          <w:p>
+            <w:pPr>
+              <w:jc w:val="center"/>
+              <w:rPr>
+                <w:bCs/>
+                <w:sz w:val="20"/>
+                <w:szCs w:val="20"/>
+              </w:rPr>
+            </w:pPr>
+            <w:r>
+              <w:rPr>
+                <w:bCs/>
+                <w:sz w:val="20"/>
+                <w:szCs w:val="20"/>
+              </w:rPr>
+              <w:t/>
+            </w:r>
+          </w:p>
+        </w:tc>
+        <w:tc>
+          <w:tcPr>
+            <w:tcW w:w="0" w:type="auto"/>
+          </w:tcPr>
+          <w:p>
+            <w:pPr>
+              <w:rPr>
+                <w:bCs/>
+                <w:sz w:val="20"/>
+                <w:szCs w:val="20"/>
+              </w:rPr>
+            </w:pPr>
+            <w:r>
+              <w:rPr>
+                <w:bCs/>
+                <w:sz w:val="20"/>
+                <w:szCs w:val="20"/>
+              </w:rPr>
+              <w:t>Бесшапошникова, В. И. Методологические основы научного исследования. Практикум : учебное пособие / В. И. Бесшапошникова. — Москва : РГУ им. А.Н. Косыгина, [б. г.]. — Часть 1 — 2018. — 120 с. — Текст : электронный // Лань : электронно-библиотечная система. — URL: https://e.lanbook.com/book/128194 (дата обращения: 18.05.2021). — Режим доступа: для авториз. пользователей.</w:t>
+            </w:r>
+          </w:p>
+        </w:tc>
+        <w:tc>
+          <w:tcPr>
+            <w:tcW w:w="0" w:type="auto"/>
+            <w:shd w:val="clear" w:color="auto" w:fill="auto"/>
+          </w:tcPr>
+          <w:p>
+            <w:pPr>
+              <w:rPr>
+                <w:bCs/>
+                <w:sz w:val="20"/>
+                <w:szCs w:val="20"/>
+              </w:rPr>
+            </w:pPr>
+            <w:r>
+              <w:rPr>
+                <w:bCs/>
+                <w:sz w:val="20"/>
+                <w:szCs w:val="20"/>
+              </w:rPr>
+              <w:t>1</w:t>
+            </w:r>
+          </w:p>
+        </w:tc>
+        <w:tc>
+          <w:tcPr>
+            <w:tcW w:w="0" w:type="auto"/>
+          </w:tcPr>
+          <w:p>
+            <w:pPr>
+              <w:rPr>
+                <w:bCs/>
+                <w:sz w:val="20"/>
+                <w:szCs w:val="20"/>
+              </w:rPr>
+            </w:pPr>
+            <w:r>
+              <w:rPr>
+                <w:bCs/>
+                <w:sz w:val="20"/>
+                <w:szCs w:val="20"/>
+              </w:rPr>
+              <w:t>http://www.e.lanbook.com</w:t>
+            </w:r>
+          </w:p>
+        </w:tc>
+        <w:tc>
+          <w:tcPr>
+            <w:tcW w:w="0" w:type="auto"/>
+            <w:shd w:val="clear" w:color="auto" w:fill="auto"/>
+          </w:tcPr>
+          <w:p>
+            <w:pPr>
+              <w:rPr>
+                <w:bCs/>
+                <w:sz w:val="20"/>
+                <w:szCs w:val="20"/>
+              </w:rPr>
+            </w:pPr>
+            <w:r>
+              <w:rPr>
+                <w:bCs/>
+                <w:sz w:val="20"/>
+                <w:szCs w:val="20"/>
+              </w:rPr>
+              <w:t xml:space="preserve"> 1.00</w:t>
+            </w:r>
+          </w:p>
+        </w:tc>
+      </w:tr>
+      <w:tr>
+        <w:trPr>
+          <w:cantSplit/>
+          <w:trHeight w:val="211"/>
+          <w:jc w:val="center"/>
+        </w:trPr>
+        <w:tc>
+          <w:tcPr>
+            <w:tcW w:w="0" w:type="auto"/>
+          </w:tcPr>
+          <w:p>
+            <w:pPr>
+              <w:jc w:val="center"/>
+              <w:rPr>
+                <w:bCs/>
+                <w:sz w:val="20"/>
+                <w:szCs w:val="20"/>
+              </w:rPr>
+            </w:pPr>
+            <w:r>
+              <w:rPr>
+                <w:bCs/>
+                <w:sz w:val="20"/>
+                <w:szCs w:val="20"/>
+              </w:rPr>
+              <w:t>Дополнительная литература</w:t>
+            </w:r>
+          </w:p>
+        </w:tc>
+        <w:tc>
+          <w:tcPr>
+            <w:tcW w:w="0" w:type="auto"/>
+          </w:tcPr>
+          <w:p>
+            <w:pPr>
+              <w:jc w:val="center"/>
+              <w:rPr>
+                <w:bCs/>
+                <w:sz w:val="20"/>
+                <w:szCs w:val="20"/>
+              </w:rPr>
+            </w:pPr>
+            <w:r>
+              <w:rPr>
+                <w:bCs/>
+                <w:sz w:val="20"/>
+                <w:szCs w:val="20"/>
+              </w:rPr>
+              <w:t>Для выполнения практических занятий;</w:t>
+            </w:r>
+          </w:p>
+        </w:tc>
+        <w:tc>
+          <w:tcPr>
+            <w:tcW w:w="0" w:type="auto"/>
+          </w:tcPr>
+          <w:p>
+            <w:pPr>
+              <w:jc w:val="center"/>
+              <w:rPr>
+                <w:bCs/>
+                <w:sz w:val="20"/>
+                <w:szCs w:val="20"/>
+              </w:rPr>
+            </w:pPr>
+            <w:r>
+              <w:rPr>
+                <w:bCs/>
+                <w:sz w:val="20"/>
+                <w:szCs w:val="20"/>
+              </w:rPr>
+              <w:t>1</w:t>
+            </w:r>
+          </w:p>
+        </w:tc>
+        <w:tc>
+          <w:tcPr>
+            <w:tcW w:w="0" w:type="auto"/>
+          </w:tcPr>
+          <w:p>
+            <w:pPr>
+              <w:jc w:val="center"/>
+              <w:rPr>
+                <w:bCs/>
+                <w:sz w:val="20"/>
+                <w:szCs w:val="20"/>
+              </w:rPr>
+            </w:pPr>
+            <w:r>
+              <w:rPr>
+                <w:bCs/>
+                <w:sz w:val="20"/>
+                <w:szCs w:val="20"/>
+              </w:rPr>
+              <w:t/>
+            </w:r>
+          </w:p>
+        </w:tc>
+        <w:tc>
+          <w:tcPr>
+            <w:tcW w:w="0" w:type="auto"/>
+          </w:tcPr>
+          <w:p>
+            <w:pPr>
+              <w:jc w:val="center"/>
+              <w:rPr>
+                <w:bCs/>
+                <w:sz w:val="20"/>
+                <w:szCs w:val="20"/>
+              </w:rPr>
+            </w:pPr>
+            <w:r>
+              <w:rPr>
+                <w:bCs/>
+                <w:sz w:val="20"/>
+                <w:szCs w:val="20"/>
+              </w:rPr>
+              <w:t/>
+            </w:r>
+          </w:p>
+        </w:tc>
+        <w:tc>
+          <w:tcPr>
+            <w:tcW w:w="0" w:type="auto"/>
+          </w:tcPr>
+          <w:p>
+            <w:pPr>
+              <w:rPr>
+                <w:bCs/>
+                <w:sz w:val="20"/>
+                <w:szCs w:val="20"/>
+              </w:rPr>
+            </w:pPr>
+            <w:r>
+              <w:rPr>
+                <w:bCs/>
+                <w:sz w:val="20"/>
+                <w:szCs w:val="20"/>
+              </w:rPr>
+              <w:t>Асхаков, С. И. Основы научных исследований : учебное пособие / С. И. Асхаков. — Карачаевск : КЧГУ, 2020. — 348 с. — Текст : электронный // Лань : электронно-библиотечная система. — URL: https://e.lanbook.com/book/161998 (дата обращения: 18.05.2021). — Режим доступа: для авториз. пользователей.</w:t>
+            </w:r>
+          </w:p>
+        </w:tc>
+        <w:tc>
+          <w:tcPr>
+            <w:tcW w:w="0" w:type="auto"/>
+            <w:shd w:val="clear" w:color="auto" w:fill="auto"/>
+          </w:tcPr>
+          <w:p>
+            <w:pPr>
+              <w:rPr>
+                <w:bCs/>
+                <w:sz w:val="20"/>
+                <w:szCs w:val="20"/>
+              </w:rPr>
+            </w:pPr>
+            <w:r>
+              <w:rPr>
+                <w:bCs/>
+                <w:sz w:val="20"/>
+                <w:szCs w:val="20"/>
+              </w:rPr>
+              <w:t>1</w:t>
+            </w:r>
+          </w:p>
+        </w:tc>
+        <w:tc>
+          <w:tcPr>
+            <w:tcW w:w="0" w:type="auto"/>
+          </w:tcPr>
+          <w:p>
+            <w:pPr>
+              <w:rPr>
+                <w:bCs/>
+                <w:sz w:val="20"/>
+                <w:szCs w:val="20"/>
+              </w:rPr>
+            </w:pPr>
+            <w:r>
+              <w:rPr>
+                <w:bCs/>
+                <w:sz w:val="20"/>
+                <w:szCs w:val="20"/>
+              </w:rPr>
+              <w:t>http://www.e.lanbook.com</w:t>
+            </w:r>
+          </w:p>
+        </w:tc>
+        <w:tc>
+          <w:tcPr>
+            <w:tcW w:w="0" w:type="auto"/>
+            <w:shd w:val="clear" w:color="auto" w:fill="auto"/>
+          </w:tcPr>
+          <w:p>
+            <w:pPr>
+              <w:rPr>
+                <w:bCs/>
+                <w:sz w:val="20"/>
+                <w:szCs w:val="20"/>
+              </w:rPr>
+            </w:pPr>
+            <w:r>
+              <w:rPr>
+                <w:bCs/>
+                <w:sz w:val="20"/>
+                <w:szCs w:val="20"/>
+              </w:rPr>
+              <w:t xml:space="preserve"> 1.00</w:t>
+            </w:r>
+          </w:p>
+        </w:tc>
+      </w:tr>
+      <w:tr>
+        <w:trPr>
+          <w:cantSplit/>
+          <w:trHeight w:val="211"/>
+          <w:jc w:val="center"/>
+        </w:trPr>
+        <w:tc>
+          <w:tcPr>
+            <w:tcW w:w="0" w:type="auto"/>
+          </w:tcPr>
+          <w:p>
+            <w:pPr>
+              <w:jc w:val="center"/>
+              <w:rPr>
+                <w:bCs/>
+                <w:sz w:val="20"/>
+                <w:szCs w:val="20"/>
+              </w:rPr>
+            </w:pPr>
+            <w:r>
+              <w:rPr>
+                <w:bCs/>
+                <w:sz w:val="20"/>
+                <w:szCs w:val="20"/>
+              </w:rPr>
+              <w:t>Дополнительная литература</w:t>
+            </w:r>
+          </w:p>
+        </w:tc>
+        <w:tc>
+          <w:tcPr>
+            <w:tcW w:w="0" w:type="auto"/>
+          </w:tcPr>
+          <w:p>
+            <w:pPr>
+              <w:jc w:val="center"/>
+              <w:rPr>
+                <w:bCs/>
+                <w:sz w:val="20"/>
+                <w:szCs w:val="20"/>
+              </w:rPr>
+            </w:pPr>
+            <w:r>
+              <w:rPr>
+                <w:bCs/>
+                <w:sz w:val="20"/>
+                <w:szCs w:val="20"/>
+              </w:rPr>
+              <w:t>Для выполнения практических занятий;</w:t>
+            </w:r>
+          </w:p>
+        </w:tc>
+        <w:tc>
+          <w:tcPr>
+            <w:tcW w:w="0" w:type="auto"/>
+          </w:tcPr>
+          <w:p>
+            <w:pPr>
+              <w:jc w:val="center"/>
+              <w:rPr>
+                <w:bCs/>
+                <w:sz w:val="20"/>
+                <w:szCs w:val="20"/>
+              </w:rPr>
+            </w:pPr>
+            <w:r>
+              <w:rPr>
+                <w:bCs/>
+                <w:sz w:val="20"/>
+                <w:szCs w:val="20"/>
+              </w:rPr>
+              <w:t>1</w:t>
+            </w:r>
+          </w:p>
+        </w:tc>
+        <w:tc>
+          <w:tcPr>
+            <w:tcW w:w="0" w:type="auto"/>
+          </w:tcPr>
+          <w:p>
+            <w:pPr>
+              <w:jc w:val="center"/>
+              <w:rPr>
+                <w:bCs/>
+                <w:sz w:val="20"/>
+                <w:szCs w:val="20"/>
+              </w:rPr>
+            </w:pPr>
+            <w:r>
+              <w:rPr>
+                <w:bCs/>
+                <w:sz w:val="20"/>
+                <w:szCs w:val="20"/>
+              </w:rPr>
+              <w:t/>
+            </w:r>
+          </w:p>
+        </w:tc>
+        <w:tc>
+          <w:tcPr>
+            <w:tcW w:w="0" w:type="auto"/>
+          </w:tcPr>
+          <w:p>
+            <w:pPr>
+              <w:jc w:val="center"/>
+              <w:rPr>
+                <w:bCs/>
+                <w:sz w:val="20"/>
+                <w:szCs w:val="20"/>
+              </w:rPr>
+            </w:pPr>
+            <w:r>
+              <w:rPr>
+                <w:bCs/>
+                <w:sz w:val="20"/>
+                <w:szCs w:val="20"/>
+              </w:rPr>
+              <w:t/>
+            </w:r>
+          </w:p>
+        </w:tc>
+        <w:tc>
+          <w:tcPr>
+            <w:tcW w:w="0" w:type="auto"/>
+          </w:tcPr>
+          <w:p>
+            <w:pPr>
+              <w:rPr>
+                <w:bCs/>
+                <w:sz w:val="20"/>
+                <w:szCs w:val="20"/>
+              </w:rPr>
+            </w:pPr>
+            <w:r>
+              <w:rPr>
+                <w:bCs/>
+                <w:sz w:val="20"/>
+                <w:szCs w:val="20"/>
+              </w:rPr>
+              <w:t>Основы научных исследований : учебное пособие / составители Ю. В. Устинова [и др.]. — Кемерово : КемГУ, 2019. — 112 с. — ISBN 978-5-8353-2426-2. — Текст : электронный // Лань : электронно-библиотечная система. — URL: https://e.lanbook.com/book/134299 (дата обращения: 18.05.2021). — Режим доступа: для авториз. пользователей.</w:t>
+            </w:r>
+          </w:p>
+        </w:tc>
+        <w:tc>
+          <w:tcPr>
+            <w:tcW w:w="0" w:type="auto"/>
+            <w:shd w:val="clear" w:color="auto" w:fill="auto"/>
+          </w:tcPr>
+          <w:p>
+            <w:pPr>
+              <w:rPr>
+                <w:bCs/>
+                <w:sz w:val="20"/>
+                <w:szCs w:val="20"/>
+              </w:rPr>
+            </w:pPr>
+            <w:r>
+              <w:rPr>
+                <w:bCs/>
+                <w:sz w:val="20"/>
+                <w:szCs w:val="20"/>
+              </w:rPr>
+              <w:t>1</w:t>
+            </w:r>
+          </w:p>
+        </w:tc>
+        <w:tc>
+          <w:tcPr>
+            <w:tcW w:w="0" w:type="auto"/>
+          </w:tcPr>
+          <w:p>
+            <w:pPr>
+              <w:rPr>
+                <w:bCs/>
+                <w:sz w:val="20"/>
+                <w:szCs w:val="20"/>
+              </w:rPr>
+            </w:pPr>
+            <w:r>
+              <w:rPr>
+                <w:bCs/>
+                <w:sz w:val="20"/>
+                <w:szCs w:val="20"/>
+              </w:rPr>
+              <w:t>http://www.e.lanbook.com</w:t>
+            </w:r>
+          </w:p>
+        </w:tc>
+        <w:tc>
+          <w:tcPr>
+            <w:tcW w:w="0" w:type="auto"/>
+            <w:shd w:val="clear" w:color="auto" w:fill="auto"/>
+          </w:tcPr>
+          <w:p>
+            <w:pPr>
+              <w:rPr>
+                <w:bCs/>
+                <w:sz w:val="20"/>
+                <w:szCs w:val="20"/>
+              </w:rPr>
+            </w:pPr>
+            <w:r>
+              <w:rPr>
+                <w:bCs/>
+                <w:sz w:val="20"/>
+                <w:szCs w:val="20"/>
+              </w:rPr>
+              <w:t xml:space="preserve"> 1.00</w:t>
+            </w:r>
+          </w:p>
+        </w:tc>
+      </w:tr>
+      <w:tr>
+        <w:trPr>
+          <w:cantSplit/>
+          <w:trHeight w:val="211"/>
+          <w:jc w:val="center"/>
+        </w:trPr>
+        <w:tc>
+          <w:tcPr>
+            <w:tcW w:w="0" w:type="auto"/>
+          </w:tcPr>
+          <w:p>
+            <w:pPr>
+              <w:jc w:val="center"/>
+              <w:rPr>
+                <w:bCs/>
+                <w:sz w:val="20"/>
+                <w:szCs w:val="20"/>
+              </w:rPr>
+            </w:pPr>
+            <w:r>
+              <w:rPr>
+                <w:bCs/>
+                <w:sz w:val="20"/>
+                <w:szCs w:val="20"/>
+              </w:rPr>
+              <w:t>Дополнительная литература</w:t>
+            </w:r>
+          </w:p>
+        </w:tc>
+        <w:tc>
+          <w:tcPr>
+            <w:tcW w:w="0" w:type="auto"/>
+          </w:tcPr>
+          <w:p>
+            <w:pPr>
+              <w:jc w:val="center"/>
+              <w:rPr>
+                <w:bCs/>
+                <w:sz w:val="20"/>
+                <w:szCs w:val="20"/>
+              </w:rPr>
+            </w:pPr>
+            <w:r>
+              <w:rPr>
+                <w:bCs/>
+                <w:sz w:val="20"/>
+                <w:szCs w:val="20"/>
+              </w:rPr>
+              <w:t>Для выполнения СРО;</w:t>
+            </w:r>
+          </w:p>
+        </w:tc>
+        <w:tc>
+          <w:tcPr>
+            <w:tcW w:w="0" w:type="auto"/>
+          </w:tcPr>
+          <w:p>
+            <w:pPr>
+              <w:jc w:val="center"/>
+              <w:rPr>
+                <w:bCs/>
+                <w:sz w:val="20"/>
+                <w:szCs w:val="20"/>
+              </w:rPr>
+            </w:pPr>
+            <w:r>
+              <w:rPr>
+                <w:bCs/>
+                <w:sz w:val="20"/>
+                <w:szCs w:val="20"/>
+              </w:rPr>
+              <w:t>1</w:t>
+            </w:r>
+          </w:p>
+        </w:tc>
+        <w:tc>
+          <w:tcPr>
+            <w:tcW w:w="0" w:type="auto"/>
+          </w:tcPr>
+          <w:p>
+            <w:pPr>
+              <w:jc w:val="center"/>
+              <w:rPr>
+                <w:bCs/>
+                <w:sz w:val="20"/>
+                <w:szCs w:val="20"/>
+              </w:rPr>
+            </w:pPr>
+            <w:r>
+              <w:rPr>
+                <w:bCs/>
+                <w:sz w:val="20"/>
+                <w:szCs w:val="20"/>
+              </w:rPr>
+              <w:t/>
+            </w:r>
+          </w:p>
+        </w:tc>
+        <w:tc>
+          <w:tcPr>
+            <w:tcW w:w="0" w:type="auto"/>
+          </w:tcPr>
+          <w:p>
+            <w:pPr>
+              <w:jc w:val="center"/>
+              <w:rPr>
+                <w:bCs/>
+                <w:sz w:val="20"/>
+                <w:szCs w:val="20"/>
+              </w:rPr>
+            </w:pPr>
+            <w:r>
+              <w:rPr>
+                <w:bCs/>
+                <w:sz w:val="20"/>
+                <w:szCs w:val="20"/>
+              </w:rPr>
+              <w:t/>
+            </w:r>
+          </w:p>
+        </w:tc>
+        <w:tc>
+          <w:tcPr>
+            <w:tcW w:w="0" w:type="auto"/>
+          </w:tcPr>
+          <w:p>
+            <w:pPr>
+              <w:rPr>
+                <w:bCs/>
+                <w:sz w:val="20"/>
+                <w:szCs w:val="20"/>
+              </w:rPr>
+            </w:pPr>
+            <w:r>
+              <w:rPr>
+                <w:bCs/>
+                <w:sz w:val="20"/>
+                <w:szCs w:val="20"/>
+              </w:rPr>
+              <w:t>Челноков, М. Б. Основы научного творчества : учебное пособие / М. Б. Челноков. — Санкт-Петербург : Лань, 2020. — 172 с. — ISBN 978-5-8114-3864-8. — Текст : электронный // Лань : электронно-библиотечная система. — URL: https://e.lanbook.com/book/126916 (дата обращения: 20.05.2021). — Режим доступа: для авториз. пользователей.</w:t>
+            </w:r>
+          </w:p>
+        </w:tc>
+        <w:tc>
+          <w:tcPr>
+            <w:tcW w:w="0" w:type="auto"/>
+            <w:shd w:val="clear" w:color="auto" w:fill="auto"/>
+          </w:tcPr>
+          <w:p>
+            <w:pPr>
+              <w:rPr>
+                <w:bCs/>
+                <w:sz w:val="20"/>
+                <w:szCs w:val="20"/>
+              </w:rPr>
+            </w:pPr>
+            <w:r>
+              <w:rPr>
+                <w:bCs/>
+                <w:sz w:val="20"/>
+                <w:szCs w:val="20"/>
+              </w:rPr>
+              <w:t>1</w:t>
+            </w:r>
+          </w:p>
+        </w:tc>
+        <w:tc>
+          <w:tcPr>
+            <w:tcW w:w="0" w:type="auto"/>
+          </w:tcPr>
+          <w:p>
+            <w:pPr>
+              <w:rPr>
+                <w:bCs/>
+                <w:sz w:val="20"/>
+                <w:szCs w:val="20"/>
+              </w:rPr>
+            </w:pPr>
+            <w:r>
+              <w:rPr>
+                <w:bCs/>
+                <w:sz w:val="20"/>
+                <w:szCs w:val="20"/>
+              </w:rPr>
+              <w:t>http://www.e.lanbook.com</w:t>
+            </w:r>
+          </w:p>
+        </w:tc>
+        <w:tc>
+          <w:tcPr>
+            <w:tcW w:w="0" w:type="auto"/>
+            <w:shd w:val="clear" w:color="auto" w:fill="auto"/>
+          </w:tcPr>
+          <w:p>
+            <w:pPr>
+              <w:rPr>
+                <w:bCs/>
+                <w:sz w:val="20"/>
+                <w:szCs w:val="20"/>
+              </w:rPr>
+            </w:pPr>
+            <w:r>
+              <w:rPr>
+                <w:bCs/>
+                <w:sz w:val="20"/>
+                <w:szCs w:val="20"/>
+              </w:rPr>
+              <w:t xml:space="preserve"> 1.00</w:t>
+            </w:r>
+          </w:p>
+        </w:tc>
+      </w:tr>
+      <w:tr>
+        <w:trPr>
+          <w:cantSplit/>
+          <w:trHeight w:val="211"/>
+          <w:jc w:val="center"/>
+        </w:trPr>
+        <w:tc>
+          <w:tcPr>
+            <w:tcW w:w="0" w:type="auto"/>
+            <w:gridSpan w:val="9"/>
+          </w:tcPr>
+          <w:p>
+            <w:pPr>
+              <w:rPr>
+                <w:sz w:val="18"/>
+                <w:szCs w:val="18"/>
+              </w:rPr>
+            </w:pPr>
+            <w:r>
+              <w:rPr>
+                <w:sz w:val="18"/>
+                <w:szCs w:val="18"/>
+              </w:rPr>
+              <w:t>Примечание – Графы 1-5,8 заполняются кафедрой, графы 7 и 9 - библиотекой</w:t>
             </w:r>
           </w:p>
         </w:tc>
@@ -22481,7 +26728,7 @@
               </w:rPr>
             </w:pPr>
             <w:r>
-              <w:t>д.т.н., профессор Еникеев Ф.У.</w:t>
+              <w:t>д.т.н., профессор Баязитов Ф.А.</w:t>
             </w:r>
           </w:p>
         </w:tc>
@@ -22581,7 +26828,7 @@
           <w:color w:val="000000"/>
           <w:u w:val="single"/>
         </w:rPr>
-        <w:t>37895</w:t>
+        <w:t>38051</w:t>
       </w:r>
       <w:r>
         <w:rPr>
@@ -22595,7 +26842,7 @@
           <w:color w:val="000000"/>
           <w:u w:val="single"/>
         </w:rPr>
-        <w:t>(38012)Алгоритмы и структуры данных</w:t>
+        <w:t>(38052)Облачные вычисления и DevOps</w:t>
       </w:r>
     </w:p>
     <w:p>
@@ -22627,7 +26874,7 @@
           <w:color w:val="000000"/>
           <w:u w:val="single"/>
         </w:rPr>
-        <w:t>09.03.01 Информатика и вычислительная техника</w:t>
+        <w:t>09.04.01 Информатика и вычислительная техника</w:t>
       </w:r>
     </w:p>
     <w:p>
@@ -22663,7 +26910,7 @@
           <w:color w:val="000000"/>
           <w:u w:val="single"/>
         </w:rPr>
-        <w:t>профиль«Программное обеспечение средств вычислительной техники и автоматизированных систем»</w:t>
+        <w:t>профиль «Разработка и применение интеллектуальных систем»</w:t>
       </w:r>
     </w:p>
     <w:p>
@@ -23147,6 +27394,27 @@
                 <w:sz w:val="20"/>
                 <w:szCs w:val="20"/>
               </w:rPr>
+              <w:t>4</w:t>
+            </w:r>
+          </w:p>
+        </w:tc>
+        <w:tc>
+          <w:tcPr>
+            <w:tcW w:w="0" w:type="auto"/>
+          </w:tcPr>
+          <w:p>
+            <w:pPr>
+              <w:jc w:val="center"/>
+              <w:rPr>
+                <w:sz w:val="20"/>
+                <w:szCs w:val="20"/>
+              </w:rPr>
+            </w:pPr>
+            <w:r>
+              <w:rPr>
+                <w:sz w:val="20"/>
+                <w:szCs w:val="20"/>
+              </w:rPr>
               <w:t>5</w:t>
             </w:r>
           </w:p>
@@ -23157,27 +27425,6 @@
           </w:tcPr>
           <w:p>
             <w:pPr>
-              <w:jc w:val="center"/>
-              <w:rPr>
-                <w:sz w:val="20"/>
-                <w:szCs w:val="20"/>
-              </w:rPr>
-            </w:pPr>
-            <w:r>
-              <w:rPr>
-                <w:sz w:val="20"/>
-                <w:szCs w:val="20"/>
-              </w:rPr>
-              <w:t>5</w:t>
-            </w:r>
-          </w:p>
-        </w:tc>
-        <w:tc>
-          <w:tcPr>
-            <w:tcW w:w="0" w:type="auto"/>
-          </w:tcPr>
-          <w:p>
-            <w:pPr>
               <w:ind w:left="6" w:right="-51" w:hanging="6"/>
               <w:jc w:val="center"/>
               <w:rPr>
@@ -23233,7 +27480,7 @@
                 <w:sz w:val="20"/>
                 <w:szCs w:val="20"/>
               </w:rPr>
-              <w:t>7</w:t>
+              <w:t>1</w:t>
             </w:r>
           </w:p>
         </w:tc>
@@ -23307,7 +27554,7 @@
                 <w:sz w:val="20"/>
                 <w:szCs w:val="20"/>
               </w:rPr>
-              <w:t>7</w:t>
+              <w:t>1</w:t>
             </w:r>
           </w:p>
         </w:tc>
@@ -23375,7 +27622,7 @@
                 <w:sz w:val="20"/>
                 <w:szCs w:val="20"/>
               </w:rPr>
-              <w:t>Голубев, В. В. Методология научных исследований : методические рекомендации / В. В. Голубев, А. В. Кудрявцев, А. С. Фирсов. — Тверь : Тверская ГСХА, 2014. — 40 с. — Текст : электронный // Лань : электронно-библиотечная система. — URL: https://e.lanbook.com/book/134202 (дата обращения: 20.05.2021). — Режим доступа: для авториз. пользователей.</w:t>
+              <w:t>Голубев, В. В. CI/CD, мониторинг и безопасность : методические рекомендации / В. В. Голубев, А. В. Кудрявцев, А. С. Фирсов. — Тверь : Тверская ГСХА, 2014. — 40 с. — Текст : электронный // Лань : электронно-библиотечная система. — URL: https://e.lanbook.com/book/134202 (дата обращения: 20.05.2021). — Режим доступа: для авториз. пользователей.</w:t>
             </w:r>
           </w:p>
         </w:tc>
@@ -23518,7 +27765,7 @@
                 <w:sz w:val="20"/>
                 <w:szCs w:val="20"/>
               </w:rPr>
-              <w:t>7</w:t>
+              <w:t>1</w:t>
             </w:r>
           </w:p>
         </w:tc>
@@ -23586,7 +27833,7 @@
                 <w:sz w:val="20"/>
                 <w:szCs w:val="20"/>
               </w:rPr>
-              <w:t>Компьютерное моделирование : учебно-методические указания к выполнению лабораторных работ / УГНТУ, каф. ВТИК ; сост. Ф. У. Еникеев. - Уфа : УГНТУ, 2017. - 3,33 Мб. - URL: http://bibl.rusoil.net/base_docs/UGNTU/VTIK/Enikeev.pdf. - Текст : электронный.</w:t>
+              <w:t>Облачные вычисления и DevOps : учебно-методические указания к выполнению практических и лабораторных работ / УГНТУ, каф. ВТИК. - Уфа : УГНТУ, 2024. - Текст : электронный.</w:t>
             </w:r>
           </w:p>
         </w:tc>
@@ -23782,7 +28029,7 @@
               </w:rPr>
             </w:pPr>
             <w:r>
-              <w:t>д.т.н., профессор Еникеев Ф.У.</w:t>
+              <w:t>д.т.н., профессор Баязитов Ф.А.</w:t>
             </w:r>
           </w:p>
         </w:tc>
@@ -23921,7 +28168,7 @@
         <w:ind w:left="5360" w:firstLine="4381"/>
       </w:pPr>
       <w:r>
-        <w:t>30.06.2022</w:t>
+        <w:t>30.06.2026</w:t>
       </w:r>
     </w:p>
     <w:p>
@@ -23962,7 +28209,7 @@
         <w:rPr>
           <w:b/>
         </w:rPr>
-        <w:t>(38012)Алгоритмы и структуры данных</w:t>
+        <w:t>(38052)Облачные вычисления и DevOps</w:t>
       </w:r>
     </w:p>
     <w:p>
@@ -24011,7 +28258,7 @@
           <w:color w:val="000000"/>
           <w:u w:val="single"/>
         </w:rPr>
-        <w:t>09.03.01 Информатика и вычислительная техника</w:t>
+        <w:t>09.04.01 Информатика и вычислительная техника</w:t>
       </w:r>
     </w:p>
     <w:p>
@@ -24046,7 +28293,7 @@
           <w:color w:val="000000"/>
           <w:u w:val="single"/>
         </w:rPr>
-        <w:t>профиль «Программное обеспечение средств вычислительной техники и автоматизированных систем»</w:t>
+        <w:t>профиль «Разработка и применение интеллектуальных систем»</w:t>
       </w:r>
     </w:p>
     <w:p>
@@ -24075,7 +28322,7 @@
           <w:color w:val="000000"/>
           <w:u w:val="single"/>
         </w:rPr>
-        <w:t>бакалавриат</w:t>
+        <w:t>магистратура</w:t>
       </w:r>
     </w:p>
     <w:p>
@@ -24304,7 +28551,7 @@
               <w:rPr>
                 <w:bCs/>
               </w:rPr>
-              <w:t>д.т.н., профессор Еникеев Ф.У.</w:t>
+              <w:t>д.т.н., профессор Баязитов Ф.А.</w:t>
             </w:r>
           </w:p>
         </w:tc>
@@ -24355,7 +28602,7 @@
               </w:rPr>
             </w:pPr>
             <w:r>
-              <w:t>к.физ.-мат. наук, доцент Зарипов Д.М.</w:t>
+              <w:t>к.т.н., доцент Зарипов Д.М.</w:t>
             </w:r>
           </w:p>
         </w:tc>
@@ -24430,7 +28677,7 @@
           <w:i w:val="0"/>
           <w:iCs w:val="0"/>
         </w:rPr>
-        <w:t>преподавание дисциплины 26.01.2022, протокол №6.</w:t>
+        <w:t>преподавание дисциплины 26.01.2026, протокол №6.</w:t>
       </w:r>
     </w:p>
     <w:p>
@@ -24578,7 +28825,7 @@
         <w:rPr>
           <w:bCs/>
         </w:rPr>
-        <w:t xml:space="preserve">Год приема 2022 г. </w:t>
+        <w:t xml:space="preserve">Год приема 2026 г. </w:t>
       </w:r>
     </w:p>
     <w:p>
@@ -24631,7 +28878,7 @@
         <w:rPr>
           <w:bCs/>
         </w:rPr>
-        <w:t xml:space="preserve">08.06.2022 </w:t>
+        <w:t xml:space="preserve">08.06.2026 </w:t>
       </w:r>
       <w:r>
         <w:t xml:space="preserve">№ </w:t>
@@ -24896,7 +29143,7 @@
           </w:tcPr>
           <w:p>
             <w:r>
-              <w:t>Организация научно-исследовательской работы в России</w:t>
+              <w:t>Облачные платформы и инфраструктура</w:t>
             </w:r>
           </w:p>
         </w:tc>
@@ -24924,7 +29171,7 @@
               <w:jc w:val="center"/>
             </w:pPr>
             <w:r>
-              <w:t>Законодательную основу регулирования отношений между субъектами научной и научно-технической деятельности, органами власти и потребителями научной и научно-технической продукции</w:t>
+              <w:t>Облачные платформы AWS, Azure, GCP: сервисы, архитектуры, IaC-инструменты (Terraform, Ansible)</w:t>
             </w:r>
           </w:p>
         </w:tc>
@@ -24934,7 +29181,7 @@
           </w:tcPr>
           <w:p>
             <w:r>
-              <w:t>ПК-3.1 Составляет руководства пользователя программным продуктом</w:t>
+              <w:t>УК-1.1 Анализирует научные публикации по архитектурам DL, выявляет актуальные проблемы</w:t>
             </w:r>
           </w:p>
         </w:tc>
@@ -24990,7 +29237,7 @@
           </w:tcPr>
           <w:p>
             <w:r>
-              <w:t>Организация научно-исследовательской работы в России</w:t>
+              <w:t>Облачные платформы и инфраструктура</w:t>
             </w:r>
           </w:p>
         </w:tc>
@@ -25018,7 +29265,7 @@
               <w:jc w:val="center"/>
             </w:pPr>
             <w:r>
-              <w:t>Законодательную основу регулирования отношений между субъектами научной и научно-технической деятельности, органами власти и потребителями научной и научно-технической продукции</w:t>
+              <w:t>Облачные платформы AWS, Azure, GCP: сервисы, архитектуры, IaC-инструменты (Terraform, Ansible)</w:t>
             </w:r>
           </w:p>
         </w:tc>
@@ -25028,7 +29275,7 @@
           </w:tcPr>
           <w:p>
             <w:r>
-              <w:t>ПК-3.2 Согласовывает регламенты разработки технической документации по использованию программного средства</w:t>
+              <w:t>УК-1.2 Формулирует гипотезу об эффективности применяемой архитектуры и методику её проверки</w:t>
             </w:r>
           </w:p>
         </w:tc>
@@ -25038,7 +29285,7 @@
           </w:tcPr>
           <w:p>
             <w:r>
-              <w:t xml:space="preserve">Готовит Техническое задание и Акт внедрения по материалам своей выпускной квалификационной работы </w:t>
+              <w:t xml:space="preserve">Готовит Публикация в Google Play по материалам своей выпускной квалификационной работы </w:t>
             </w:r>
           </w:p>
         </w:tc>
@@ -25084,7 +29331,7 @@
           </w:tcPr>
           <w:p>
             <w:r>
-              <w:t>Организация научно-исследовательской работы в России</w:t>
+              <w:t>Облачные платформы и инфраструктура</w:t>
             </w:r>
           </w:p>
         </w:tc>
@@ -25112,7 +29359,7 @@
               <w:jc w:val="center"/>
             </w:pPr>
             <w:r>
-              <w:t>Законодательную основу регулирования отношений между субъектами научной и научно-технической деятельности, органами власти и потребителями научной и научно-технической продукции</w:t>
+              <w:t>Облачные платформы AWS, Azure, GCP: сервисы, архитектуры, IaC-инструменты (Terraform, Ansible)</w:t>
             </w:r>
           </w:p>
         </w:tc>
@@ -25122,7 +29369,7 @@
           </w:tcPr>
           <w:p>
             <w:r>
-              <w:t>ПК-3.3 Готовит описания методик разработки компонентов программных комплексов, используемых на предприятии</w:t>
+              <w:t>УК-1.3 Критически оценивает облачные решения AWS/Azure/GCP и Kubernetes по выбранным метрикам</w:t>
             </w:r>
           </w:p>
         </w:tc>
@@ -25180,7 +29427,7 @@
           </w:tcPr>
           <w:p>
             <w:r>
-              <w:t>Организация научно-исследовательской работы в России</w:t>
+              <w:t>Облачные платформы и инфраструктура</w:t>
             </w:r>
           </w:p>
         </w:tc>
@@ -25208,7 +29455,7 @@
               <w:jc w:val="center"/>
             </w:pPr>
             <w:r>
-              <w:t>Законодательную основу регулирования отношений между субъектами научной и научно-технической деятельности, органами власти и потребителями научной и научно-технической продукции</w:t>
+              <w:t>Облачные платформы AWS, Azure, GCP: сервисы, архитектуры, IaC-инструменты (Terraform, Ansible)</w:t>
             </w:r>
           </w:p>
         </w:tc>
@@ -25218,7 +29465,7 @@
           </w:tcPr>
           <w:p>
             <w:r>
-              <w:t>ПК-3.4 Готовит описания методик применения программных комплексов, используемых на предприятии</w:t>
+              <w:t>УК-1.4 Интерпретирует результаты обучения модели и формулирует выводы об её применимости</w:t>
             </w:r>
           </w:p>
         </w:tc>
@@ -25276,7 +29523,7 @@
           </w:tcPr>
           <w:p>
             <w:r>
-              <w:t>Организация научно-исследовательской работы в России</w:t>
+              <w:t>Облачные платформы и инфраструктура</w:t>
             </w:r>
           </w:p>
         </w:tc>
@@ -25304,7 +29551,7 @@
               <w:jc w:val="center"/>
             </w:pPr>
             <w:r>
-              <w:t>Законодательную основу регулирования отношений между субъектами научной и научно-технической деятельности, органами власти и потребителями научной и научно-технической продукции</w:t>
+              <w:t>Облачные платформы AWS, Azure, GCP: сервисы, архитектуры, IaC-инструменты (Terraform, Ansible)</w:t>
             </w:r>
           </w:p>
         </w:tc>
@@ -25314,7 +29561,7 @@
           </w:tcPr>
           <w:p>
             <w:r>
-              <w:t>ПК-3.5 Проводит консультирование работников по использованию программно-методических комплексов предприятия</w:t>
+              <w:t>УК-1.5 Оценивает ограничения применённых моделей и предлагает направления улучшения</w:t>
             </w:r>
           </w:p>
         </w:tc>
@@ -25370,7 +29617,7 @@
           </w:tcPr>
           <w:p>
             <w:r>
-              <w:t>Организация научно-исследовательской работы в России</w:t>
+              <w:t>Облачные платформы и инфраструктура</w:t>
             </w:r>
           </w:p>
         </w:tc>
@@ -25398,7 +29645,7 @@
               <w:jc w:val="center"/>
             </w:pPr>
             <w:r>
-              <w:t>Законодательную основу регулирования отношений между субъектами научной и научно-технической деятельности, органами власти и потребителями научной и научно-технической продукции</w:t>
+              <w:t>Облачные платформы AWS, Azure, GCP: сервисы, архитектуры, IaC-инструменты (Terraform, Ansible)</w:t>
             </w:r>
           </w:p>
         </w:tc>
@@ -25408,7 +29655,7 @@
           </w:tcPr>
           <w:p>
             <w:r>
-              <w:t>ПК-3.1 Составляет руководства пользователя программным продуктом</w:t>
+              <w:t>УК-1.1 Анализирует научные публикации по архитектурам DL, выявляет актуальные проблемы</w:t>
             </w:r>
           </w:p>
         </w:tc>
@@ -25466,7 +29713,7 @@
           </w:tcPr>
           <w:p>
             <w:r>
-              <w:t>Организация научно-исследовательской работы в России</w:t>
+              <w:t>Облачные платформы и инфраструктура</w:t>
             </w:r>
           </w:p>
         </w:tc>
@@ -25494,7 +29741,7 @@
               <w:jc w:val="center"/>
             </w:pPr>
             <w:r>
-              <w:t>Законодательную основу регулирования отношений между субъектами научной и научно-технической деятельности, органами власти и потребителями научной и научно-технической продукции</w:t>
+              <w:t>Облачные платформы AWS, Azure, GCP: сервисы, архитектуры, IaC-инструменты (Terraform, Ansible)</w:t>
             </w:r>
           </w:p>
         </w:tc>
@@ -25504,7 +29751,7 @@
           </w:tcPr>
           <w:p>
             <w:r>
-              <w:t>ПК-3.2 Согласовывает регламенты разработки технической документации по использованию программного средства</w:t>
+              <w:t>УК-1.2 Формулирует гипотезу об эффективности применяемой архитектуры и методику её проверки</w:t>
             </w:r>
           </w:p>
         </w:tc>
@@ -25514,7 +29761,7 @@
           </w:tcPr>
           <w:p>
             <w:r>
-              <w:t xml:space="preserve">Готовит Техническое задание и Акт внедрения по материалам своей выпускной квалификационной работы </w:t>
+              <w:t xml:space="preserve">Готовит Публикация в Google Play по материалам своей выпускной квалификационной работы </w:t>
             </w:r>
           </w:p>
         </w:tc>
@@ -25560,7 +29807,7 @@
           </w:tcPr>
           <w:p>
             <w:r>
-              <w:t>Организация научно-исследовательской работы в России</w:t>
+              <w:t>Облачные платформы и инфраструктура</w:t>
             </w:r>
           </w:p>
         </w:tc>
@@ -25588,7 +29835,7 @@
               <w:jc w:val="center"/>
             </w:pPr>
             <w:r>
-              <w:t>Законодательную основу регулирования отношений между субъектами научной и научно-технической деятельности, органами власти и потребителями научной и научно-технической продукции</w:t>
+              <w:t>Облачные платформы AWS, Azure, GCP: сервисы, архитектуры, IaC-инструменты (Terraform, Ansible)</w:t>
             </w:r>
           </w:p>
         </w:tc>
@@ -25598,7 +29845,7 @@
           </w:tcPr>
           <w:p>
             <w:r>
-              <w:t>ПК-3.3 Готовит описания методик разработки компонентов программных комплексов, используемых на предприятии</w:t>
+              <w:t>УК-1.3 Критически оценивает облачные решения AWS/Azure/GCP и Kubernetes по выбранным метрикам</w:t>
             </w:r>
           </w:p>
         </w:tc>
@@ -25656,7 +29903,7 @@
           </w:tcPr>
           <w:p>
             <w:r>
-              <w:t>Организация научно-исследовательской работы в России</w:t>
+              <w:t>Облачные платформы и инфраструктура</w:t>
             </w:r>
           </w:p>
         </w:tc>
@@ -25684,7 +29931,7 @@
               <w:jc w:val="center"/>
             </w:pPr>
             <w:r>
-              <w:t>Законодательную основу регулирования отношений между субъектами научной и научно-технической деятельности, органами власти и потребителями научной и научно-технической продукции</w:t>
+              <w:t>Облачные платформы AWS, Azure, GCP: сервисы, архитектуры, IaC-инструменты (Terraform, Ansible)</w:t>
             </w:r>
           </w:p>
         </w:tc>
@@ -25694,7 +29941,7 @@
           </w:tcPr>
           <w:p>
             <w:r>
-              <w:t>ПК-3.4 Готовит описания методик применения программных комплексов, используемых на предприятии</w:t>
+              <w:t>УК-1.4 Интерпретирует результаты обучения модели и формулирует выводы об её применимости</w:t>
             </w:r>
           </w:p>
         </w:tc>
@@ -25752,7 +29999,7 @@
           </w:tcPr>
           <w:p>
             <w:r>
-              <w:t>Организация научно-исследовательской работы в России</w:t>
+              <w:t>Облачные платформы и инфраструктура</w:t>
             </w:r>
           </w:p>
         </w:tc>
@@ -25780,7 +30027,7 @@
               <w:jc w:val="center"/>
             </w:pPr>
             <w:r>
-              <w:t>Законодательную основу регулирования отношений между субъектами научной и научно-технической деятельности, органами власти и потребителями научной и научно-технической продукции</w:t>
+              <w:t>Облачные платформы AWS, Azure, GCP: сервисы, архитектуры, IaC-инструменты (Terraform, Ansible)</w:t>
             </w:r>
           </w:p>
         </w:tc>
@@ -25790,7 +30037,7 @@
           </w:tcPr>
           <w:p>
             <w:r>
-              <w:t>ПК-3.5 Проводит консультирование работников по использованию программно-методических комплексов предприятия</w:t>
+              <w:t>УК-1.5 Оценивает ограничения применённых моделей и предлагает направления улучшения</w:t>
             </w:r>
           </w:p>
         </w:tc>
@@ -25846,7 +30093,7 @@
           </w:tcPr>
           <w:p>
             <w:r>
-              <w:t>Организация научно-исследовательской работы в России</w:t>
+              <w:t>Облачные платформы и инфраструктура</w:t>
             </w:r>
           </w:p>
         </w:tc>
@@ -25874,7 +30121,7 @@
               <w:jc w:val="center"/>
             </w:pPr>
             <w:r>
-              <w:t xml:space="preserve">Порядок подготовки научных и научно-педагогических кадров в России </w:t>
+              <w:t xml:space="preserve">Принципы построения CI/CD пайплайнов: GitLab CI, GitHub Actions, Jenkins, ArgoCD</w:t>
             </w:r>
           </w:p>
         </w:tc>
@@ -25884,7 +30131,7 @@
           </w:tcPr>
           <w:p>
             <w:r>
-              <w:t>ПК-7.1 Выполняет сбор информации по предметной области исследования</w:t>
+              <w:t>ПК-1.1 Реализует и обучает модели DL для задач классификации, генерации, seq2seq</w:t>
             </w:r>
           </w:p>
         </w:tc>
@@ -25942,7 +30189,7 @@
           </w:tcPr>
           <w:p>
             <w:r>
-              <w:t>Организация научно-исследовательской работы в России</w:t>
+              <w:t>Облачные платформы и инфраструктура</w:t>
             </w:r>
           </w:p>
         </w:tc>
@@ -25970,7 +30217,7 @@
               <w:jc w:val="center"/>
             </w:pPr>
             <w:r>
-              <w:t xml:space="preserve">Порядок подготовки научных и научно-педагогических кадров в России </w:t>
+              <w:t xml:space="preserve">Принципы построения CI/CD пайплайнов: GitLab CI, GitHub Actions, Jenkins, ArgoCD</w:t>
             </w:r>
           </w:p>
         </w:tc>
@@ -25980,7 +30227,7 @@
           </w:tcPr>
           <w:p>
             <w:r>
-              <w:t>ПК-7.2 Применяет статистические методы систематизации и классификации информации, относящейся к предметной области</w:t>
+              <w:t>ПК-1.2 Применяет transfer learning и fine-tuning для адаптации предобученных моделей</w:t>
             </w:r>
           </w:p>
         </w:tc>
@@ -26038,7 +30285,7 @@
           </w:tcPr>
           <w:p>
             <w:r>
-              <w:t>Организация научно-исследовательской работы в России</w:t>
+              <w:t>Облачные платформы и инфраструктура</w:t>
             </w:r>
           </w:p>
         </w:tc>
@@ -26066,7 +30313,7 @@
               <w:jc w:val="center"/>
             </w:pPr>
             <w:r>
-              <w:t xml:space="preserve">Порядок подготовки научных и научно-педагогических кадров в России </w:t>
+              <w:t xml:space="preserve">Принципы построения CI/CD пайплайнов: GitLab CI, GitHub Actions, Jenkins, ArgoCD</w:t>
             </w:r>
           </w:p>
         </w:tc>
@@ -26076,7 +30323,7 @@
           </w:tcPr>
           <w:p>
             <w:r>
-              <w:t>ПК-7.3 Определяет цель и задачи исследования</w:t>
+              <w:t>ПК-1.3 Настраивает распределённое хранилище и базы данных в облаке (RDS, S3, NoSQL)</w:t>
             </w:r>
           </w:p>
         </w:tc>
@@ -26132,7 +30379,7 @@
           </w:tcPr>
           <w:p>
             <w:r>
-              <w:t>Организация научно-исследовательской работы в России</w:t>
+              <w:t>Облачные платформы и инфраструктура</w:t>
             </w:r>
           </w:p>
         </w:tc>
@@ -26160,7 +30407,7 @@
               <w:jc w:val="center"/>
             </w:pPr>
             <w:r>
-              <w:t xml:space="preserve">Порядок подготовки научных и научно-педагогических кадров в России </w:t>
+              <w:t xml:space="preserve">Принципы построения CI/CD пайплайнов: GitLab CI, GitHub Actions, Jenkins, ArgoCD</w:t>
             </w:r>
           </w:p>
         </w:tc>
@@ -26170,7 +30417,7 @@
           </w:tcPr>
           <w:p>
             <w:r>
-              <w:t>ПК-7.4 Применяет нормативную документацию, относящуюся к изучаемой теме</w:t>
+              <w:t>ПК-1.4 Интерпретирует работу нейросетевых моделей методами SHAP, LIME, Grad-CAM</w:t>
             </w:r>
           </w:p>
         </w:tc>
@@ -26226,7 +30473,7 @@
           </w:tcPr>
           <w:p>
             <w:r>
-              <w:t>Организация научно-исследовательской работы в России</w:t>
+              <w:t>Облачные платформы и инфраструктура</w:t>
             </w:r>
           </w:p>
         </w:tc>
@@ -26254,7 +30501,7 @@
               <w:jc w:val="center"/>
             </w:pPr>
             <w:r>
-              <w:t xml:space="preserve">Порядок подготовки научных и научно-педагогических кадров в России </w:t>
+              <w:t xml:space="preserve">Принципы построения CI/CD пайплайнов: GitLab CI, GitHub Actions, Jenkins, ArgoCD</w:t>
             </w:r>
           </w:p>
         </w:tc>
@@ -26264,7 +30511,7 @@
           </w:tcPr>
           <w:p>
             <w:r>
-              <w:t>ПК-7.5 Применяет методы анализа научно-технической информации</w:t>
+              <w:t>ПК-1.5 Проводит вычислительный эксперимент и сравнительный анализ архитектур DL</w:t>
             </w:r>
           </w:p>
         </w:tc>
@@ -26320,7 +30567,7 @@
           </w:tcPr>
           <w:p>
             <w:r>
-              <w:t>Организация научно-исследовательской работы в России</w:t>
+              <w:t>Облачные платформы и инфраструктура</w:t>
             </w:r>
           </w:p>
         </w:tc>
@@ -26348,7 +30595,7 @@
               <w:jc w:val="center"/>
             </w:pPr>
             <w:r>
-              <w:t xml:space="preserve">Порядок подготовки научных и научно-педагогических кадров в России </w:t>
+              <w:t xml:space="preserve">Принципы построения CI/CD пайплайнов: GitLab CI, GitHub Actions, Jenkins, ArgoCD</w:t>
             </w:r>
           </w:p>
         </w:tc>
@@ -26358,7 +30605,7 @@
           </w:tcPr>
           <w:p>
             <w:r>
-              <w:t>ПК-7.6 Формирует рекомендации по внедрению результатов исследований и разработок</w:t>
+              <w:t>ПК-1.6 Публикует результаты экспериментов с моделями DL в формате научной статьи</w:t>
             </w:r>
           </w:p>
         </w:tc>
@@ -26368,7 +30615,7 @@
           </w:tcPr>
           <w:p>
             <w:r>
-              <w:t xml:space="preserve">Готовит Техническое задание и Акт внедрения по материалам своей выпускной квалификационной работы </w:t>
+              <w:t xml:space="preserve">Готовит Публикация в Google Play по материалам своей выпускной квалификационной работы </w:t>
             </w:r>
           </w:p>
         </w:tc>
@@ -26414,7 +30661,7 @@
           </w:tcPr>
           <w:p>
             <w:r>
-              <w:t>Организация научно-исследовательской работы в России</w:t>
+              <w:t>Облачные платформы и инфраструктура</w:t>
             </w:r>
           </w:p>
         </w:tc>
@@ -26442,7 +30689,7 @@
               <w:jc w:val="center"/>
             </w:pPr>
             <w:r>
-              <w:t xml:space="preserve">Порядок подготовки научных и научно-педагогических кадров в России </w:t>
+              <w:t xml:space="preserve">Принципы построения CI/CD пайплайнов: GitLab CI, GitHub Actions, Jenkins, ArgoCD</w:t>
             </w:r>
           </w:p>
         </w:tc>
@@ -26452,7 +30699,7 @@
           </w:tcPr>
           <w:p>
             <w:r>
-              <w:t>ПК-7.7 Делает выводы по результатам произведённых исследований и разработок</w:t>
+              <w:t>ПК-1.7 Применяет RAG-пайплайны и prompt engineering для задач на основе LLM</w:t>
             </w:r>
           </w:p>
         </w:tc>
@@ -26508,7 +30755,7 @@
           </w:tcPr>
           <w:p>
             <w:r>
-              <w:t>Этапы научного исследования</w:t>
+              <w:t>Контейнеризация и оркестрация сервисов</w:t>
             </w:r>
           </w:p>
         </w:tc>
@@ -26536,7 +30783,7 @@
               <w:jc w:val="center"/>
             </w:pPr>
             <w:r>
-              <w:t>Субъекты научной деятельности в системе высшего и послевузовского профессионального образования</w:t>
+              <w:t>Методы контейнеризации (Docker) и оркестрации (Kubernetes): архитектура, компоненты, настройка</w:t>
             </w:r>
           </w:p>
         </w:tc>
@@ -26546,7 +30793,7 @@
           </w:tcPr>
           <w:p>
             <w:r>
-              <w:t>ПК-5.1 Использует теоретические методики целеполагания для программных систем</w:t>
+              <w:t>ОПК-2.1 Реализует архитектуру Transformer с механизмом self-attention из первых принципов</w:t>
             </w:r>
           </w:p>
         </w:tc>
@@ -26604,7 +30851,7 @@
           </w:tcPr>
           <w:p>
             <w:r>
-              <w:t>Этапы научного исследования</w:t>
+              <w:t>Контейнеризация и оркестрация сервисов</w:t>
             </w:r>
           </w:p>
         </w:tc>
@@ -26632,7 +30879,7 @@
               <w:jc w:val="center"/>
             </w:pPr>
             <w:r>
-              <w:t>Субъекты научной деятельности в системе высшего и послевузовского профессионального образования</w:t>
+              <w:t>Методы контейнеризации (Docker) и оркестрации (Kubernetes): архитектура, компоненты, настройка</w:t>
             </w:r>
           </w:p>
         </w:tc>
@@ -26642,7 +30889,7 @@
           </w:tcPr>
           <w:p>
             <w:r>
-              <w:t>ПК-5.2 Оформляет технические задания на разработку программных средств с описанием функционирования системы</w:t>
+              <w:t>ОПК-2.2 Применяет методы fine-tuning (LoRA, QLoRA, full fine-tuning) к предобученным LLM</w:t>
             </w:r>
           </w:p>
         </w:tc>
@@ -26652,7 +30899,7 @@
           </w:tcPr>
           <w:p>
             <w:r>
-              <w:t xml:space="preserve">Готовит Техническое задание и Акт внедрения по материалам своей выпускной квалификационной работы </w:t>
+              <w:t xml:space="preserve">Готовит Публикация в Google Play по материалам своей выпускной квалификационной работы </w:t>
             </w:r>
           </w:p>
         </w:tc>
@@ -26698,7 +30945,7 @@
           </w:tcPr>
           <w:p>
             <w:r>
-              <w:t>Этапы научного исследования</w:t>
+              <w:t>Контейнеризация и оркестрация сервисов</w:t>
             </w:r>
           </w:p>
         </w:tc>
@@ -26726,7 +30973,7 @@
               <w:jc w:val="center"/>
             </w:pPr>
             <w:r>
-              <w:t>Субъекты научной деятельности в системе высшего и послевузовского профессионального образования</w:t>
+              <w:t>Методы контейнеризации (Docker) и оркестрации (Kubernetes): архитектура, компоненты, настройка</w:t>
             </w:r>
           </w:p>
         </w:tc>
@@ -26736,7 +30983,7 @@
           </w:tcPr>
           <w:p>
             <w:r>
-              <w:t>ПК-5.3 Разрабатывает технико-экономические обоснования создания программных комплексов</w:t>
+              <w:t>ОПК-2.3 Реализует алгоритм диффузионной генерации (DDPM/DDIM) и оценивает качество генерации</w:t>
             </w:r>
           </w:p>
         </w:tc>
@@ -26746,7 +30993,7 @@
           </w:tcPr>
           <w:p>
             <w:r>
-              <w:t xml:space="preserve">Готовит Техническое задание и Акт внедрения по материалам своей выпускной квалификационной работы </w:t>
+              <w:t xml:space="preserve">Готовит Публикация в Google Play по материалам своей выпускной квалификационной работы </w:t>
             </w:r>
           </w:p>
         </w:tc>
@@ -26792,7 +31039,7 @@
           </w:tcPr>
           <w:p>
             <w:r>
-              <w:t>Этапы научного исследования</w:t>
+              <w:t>Контейнеризация и оркестрация сервисов</w:t>
             </w:r>
           </w:p>
         </w:tc>
@@ -26820,7 +31067,7 @@
               <w:jc w:val="center"/>
             </w:pPr>
             <w:r>
-              <w:t>Субъекты научной деятельности в системе высшего и послевузовского профессионального образования</w:t>
+              <w:t>Методы контейнеризации (Docker) и оркестрации (Kubernetes): архитектура, компоненты, настройка</w:t>
             </w:r>
           </w:p>
         </w:tc>
@@ -26830,7 +31077,7 @@
           </w:tcPr>
           <w:p>
             <w:r>
-              <w:t>ПК-5.4 Производит декомпозицию системы на подфункции, проводит описание каждой функции</w:t>
+              <w:t>ОПК-2.4 Настраивает процедуру RLHF/DPO для обучения модели с учётом обратной связи</w:t>
             </w:r>
           </w:p>
         </w:tc>
@@ -26888,7 +31135,7 @@
           </w:tcPr>
           <w:p>
             <w:r>
-              <w:t>Этапы научного исследования</w:t>
+              <w:t>Контейнеризация и оркестрация сервисов</w:t>
             </w:r>
           </w:p>
         </w:tc>
@@ -26916,7 +31163,7 @@
               <w:jc w:val="center"/>
             </w:pPr>
             <w:r>
-              <w:t>Субъекты научной деятельности в системе высшего и послевузовского профессионального образования</w:t>
+              <w:t>Методы контейнеризации (Docker) и оркестрации (Kubernetes): архитектура, компоненты, настройка</w:t>
             </w:r>
           </w:p>
         </w:tc>
@@ -26926,7 +31173,7 @@
           </w:tcPr>
           <w:p>
             <w:r>
-              <w:t>ПК-5.5 Формулирует требования к результатам аналитических работ в рамках системы</w:t>
+              <w:t>ОПК-2.5 Применяет параметрически-эффективные методы адаптации (PEFT) для задач NLP/CV</w:t>
             </w:r>
           </w:p>
         </w:tc>
@@ -26984,7 +31231,7 @@
           </w:tcPr>
           <w:p>
             <w:r>
-              <w:t>Этапы научного исследования</w:t>
+              <w:t>Контейнеризация и оркестрация сервисов</w:t>
             </w:r>
           </w:p>
         </w:tc>
@@ -27012,7 +31259,7 @@
               <w:jc w:val="center"/>
             </w:pPr>
             <w:r>
-              <w:t>Субъекты научной деятельности в системе высшего и послевузовского профессионального образования</w:t>
+              <w:t>Методы контейнеризации (Docker) и оркестрации (Kubernetes): архитектура, компоненты, настройка</w:t>
             </w:r>
           </w:p>
         </w:tc>
@@ -27022,7 +31269,7 @@
           </w:tcPr>
           <w:p>
             <w:r>
-              <w:t>ПК-5.6 Подбирает средства проектирования систем среднего и крупного масштаба сложности</w:t>
+              <w:t>ОПК-2.6 Оценивает модели с помощью метрик FID, BLEU, ROUGE, Accuracy, F1, perplexity</w:t>
             </w:r>
           </w:p>
         </w:tc>
@@ -27080,7 +31327,7 @@
           </w:tcPr>
           <w:p>
             <w:r>
-              <w:t>Этапы научного исследования</w:t>
+              <w:t>Контейнеризация и оркестрация сервисов</w:t>
             </w:r>
           </w:p>
         </w:tc>
@@ -27108,7 +31355,7 @@
               <w:jc w:val="center"/>
             </w:pPr>
             <w:r>
-              <w:t>Субъекты научной деятельности в системе высшего и послевузовского профессионального образования</w:t>
+              <w:t>Методы контейнеризации (Docker) и оркестрации (Kubernetes): архитектура, компоненты, настройка</w:t>
             </w:r>
           </w:p>
         </w:tc>
@@ -27118,7 +31365,7 @@
           </w:tcPr>
           <w:p>
             <w:r>
-              <w:t>ПК-5.7 Строит логические модели систем среднего и крупного масштаба сложности</w:t>
+              <w:t>ОПК-2.7 Разрабатывает мультимодальную систему (текст+изображение) на базе CLIP/LLaVA</w:t>
             </w:r>
           </w:p>
         </w:tc>
@@ -27176,7 +31423,7 @@
           </w:tcPr>
           <w:p>
             <w:r>
-              <w:t>Этапы научного исследования</w:t>
+              <w:t>Контейнеризация и оркестрация сервисов</w:t>
             </w:r>
           </w:p>
         </w:tc>
@@ -27204,7 +31451,7 @@
               <w:jc w:val="center"/>
             </w:pPr>
             <w:r>
-              <w:t>Субъекты научной деятельности в системе высшего и послевузовского профессионального образования</w:t>
+              <w:t>Методы контейнеризации (Docker) и оркестрации (Kubernetes): архитектура, компоненты, настройка</w:t>
             </w:r>
           </w:p>
         </w:tc>
@@ -27214,7 +31461,7 @@
           </w:tcPr>
           <w:p>
             <w:r>
-              <w:t>ПК-5.8 Описывает порядок работ по созданию и сдаче системы, построенной по техническому заданию</w:t>
+              <w:t>ОПК-2.8 Оптимизирует модели: квантизация (GPTQ, GGUF), pruning, knowledge distillation</w:t>
             </w:r>
           </w:p>
         </w:tc>
@@ -27272,7 +31519,7 @@
           </w:tcPr>
           <w:p>
             <w:r>
-              <w:t>Этапы научного исследования</w:t>
+              <w:t>Контейнеризация и оркестрация сервисов</w:t>
             </w:r>
           </w:p>
         </w:tc>
@@ -27300,7 +31547,7 @@
               <w:jc w:val="center"/>
             </w:pPr>
             <w:r>
-              <w:t>Методы оформления результатов научной работы</w:t>
+              <w:t>Методы обеспечения безопасности в DevOps: SAST, DAST, контейнерная безопасность, secrets management</w:t>
             </w:r>
           </w:p>
         </w:tc>
@@ -27310,7 +31557,7 @@
           </w:tcPr>
           <w:p>
             <w:r>
-              <w:t>ПК-8.1 Применяет программные средства для оформления результатов выполненной работы</w:t>
+              <w:t>ОПК-3.1 Оформляет результаты экспериментов с моделями DL в научную статью ВАК/arXiv</w:t>
             </w:r>
           </w:p>
         </w:tc>
@@ -27368,7 +31615,7 @@
           </w:tcPr>
           <w:p>
             <w:r>
-              <w:t>Этапы научного исследования</w:t>
+              <w:t>Контейнеризация и оркестрация сервисов</w:t>
             </w:r>
           </w:p>
         </w:tc>
@@ -27396,7 +31643,7 @@
               <w:jc w:val="center"/>
             </w:pPr>
             <w:r>
-              <w:t>Методы оформления результатов научной работы</w:t>
+              <w:t>Методы обеспечения безопасности в DevOps: SAST, DAST, контейнерная безопасность, secrets management</w:t>
             </w:r>
           </w:p>
         </w:tc>
@@ -27406,7 +31653,7 @@
           </w:tcPr>
           <w:p>
             <w:r>
-              <w:t>ПК-8.2 Составляет проекты календарных планов работ</w:t>
+              <w:t>ОПК-3.2 Готовит доклад и презентацию по результатам работы с архитектурами DL</w:t>
             </w:r>
           </w:p>
         </w:tc>
@@ -27462,7 +31709,7 @@
           </w:tcPr>
           <w:p>
             <w:r>
-              <w:t>Этапы научного исследования</w:t>
+              <w:t>Контейнеризация и оркестрация сервисов</w:t>
             </w:r>
           </w:p>
         </w:tc>
@@ -27490,7 +31737,7 @@
               <w:jc w:val="center"/>
             </w:pPr>
             <w:r>
-              <w:t>Методы оформления результатов научной работы</w:t>
+              <w:t>Методы обеспечения безопасности в DevOps: SAST, DAST, контейнерная безопасность, secrets management</w:t>
             </w:r>
           </w:p>
         </w:tc>
@@ -27500,7 +31747,7 @@
           </w:tcPr>
           <w:p>
             <w:r>
-              <w:t>ПК-8.3 Формирует программу представления результатов отдельных элементов научно-исследовательских и опытно-конструкторских работ</w:t>
+              <w:t>ОПК-3.3 Разрабатывает и публично защищает проект на основе предобученной модели</w:t>
             </w:r>
           </w:p>
         </w:tc>
@@ -27558,7 +31805,7 @@
           </w:tcPr>
           <w:p>
             <w:r>
-              <w:t>Этапы научного исследования</w:t>
+              <w:t>Контейнеризация и оркестрация сервисов</w:t>
             </w:r>
           </w:p>
         </w:tc>
@@ -27586,7 +31833,7 @@
               <w:jc w:val="center"/>
             </w:pPr>
             <w:r>
-              <w:t>Методы оформления результатов научной работы</w:t>
+              <w:t>Методы обеспечения безопасности в DevOps: SAST, DAST, контейнерная безопасность, secrets management</w:t>
             </w:r>
           </w:p>
         </w:tc>
@@ -27596,7 +31843,7 @@
           </w:tcPr>
           <w:p>
             <w:r>
-              <w:t>ПК-8.4 Оформляет результаты выполненных работ в виде отчётов, презентаций, видеороликов</w:t>
+              <w:t>ОПК-3.4 Представляет результаты на конференции кафедры (IT-days)</w:t>
             </w:r>
           </w:p>
         </w:tc>
@@ -27654,7 +31901,7 @@
           </w:tcPr>
           <w:p>
             <w:r>
-              <w:t>Этапы научного исследования</w:t>
+              <w:t>Контейнеризация и оркестрация сервисов</w:t>
             </w:r>
           </w:p>
         </w:tc>
@@ -27682,7 +31929,7 @@
               <w:jc w:val="center"/>
             </w:pPr>
             <w:r>
-              <w:t>Методы оформления результатов научной работы</w:t>
+              <w:t>Методы обеспечения безопасности в DevOps: SAST, DAST, контейнерная безопасность, secrets management</w:t>
             </w:r>
           </w:p>
         </w:tc>
@@ -27692,7 +31939,7 @@
           </w:tcPr>
           <w:p>
             <w:r>
-              <w:t>ПК-8.5 Публикует промежуточные результаты исследования в виде тезисов докладов на научно-практических конференциях</w:t>
+              <w:t>ОПК-3.5 Оформляет репозиторий GitHub с кодом и воспроизводимым pipeline</w:t>
             </w:r>
           </w:p>
         </w:tc>
@@ -27750,7 +31997,7 @@
           </w:tcPr>
           <w:p>
             <w:r>
-              <w:t>Этапы научного исследования</w:t>
+              <w:t>Контейнеризация и оркестрация сервисов</w:t>
             </w:r>
           </w:p>
         </w:tc>
@@ -27778,7 +32025,7 @@
               <w:jc w:val="center"/>
             </w:pPr>
             <w:r>
-              <w:t>Методы оформления результатов научной работы</w:t>
+              <w:t>Методы обеспечения безопасности в DevOps: SAST, DAST, контейнерная безопасность, secrets management</w:t>
             </w:r>
           </w:p>
         </w:tc>
@@ -27788,7 +32035,7 @@
           </w:tcPr>
           <w:p>
             <w:r>
-              <w:t>ПК-8.6 Готовит к публикации результаты завершённых работ в виде научных статей</w:t>
+              <w:t>ОПК-3.6 Составляет обзор литературы по выбранной архитектуре DL для ВКР магистра</w:t>
             </w:r>
           </w:p>
         </w:tc>
@@ -27846,7 +32093,7 @@
           </w:tcPr>
           <w:p>
             <w:r>
-              <w:t>Этапы научного исследования</w:t>
+              <w:t>Контейнеризация и оркестрация сервисов</w:t>
             </w:r>
           </w:p>
         </w:tc>
@@ -27874,7 +32121,7 @@
               <w:jc w:val="center"/>
             </w:pPr>
             <w:r>
-              <w:t xml:space="preserve">Порядок подготовки научных и научно-педагогических кадров в России </w:t>
+              <w:t xml:space="preserve">Принципы построения CI/CD пайплайнов: GitLab CI, GitHub Actions, Jenkins, ArgoCD</w:t>
             </w:r>
           </w:p>
         </w:tc>
@@ -27884,7 +32131,7 @@
           </w:tcPr>
           <w:p>
             <w:r>
-              <w:t>ПК-7.1 Выполняет сбор информации по предметной области исследования</w:t>
+              <w:t>ПК-1.1 Реализует и обучает модели DL для задач классификации, генерации, seq2seq</w:t>
             </w:r>
           </w:p>
         </w:tc>
@@ -27940,7 +32187,7 @@
           </w:tcPr>
           <w:p>
             <w:r>
-              <w:t>Этапы научного исследования</w:t>
+              <w:t>Контейнеризация и оркестрация сервисов</w:t>
             </w:r>
           </w:p>
         </w:tc>
@@ -27968,7 +32215,7 @@
               <w:jc w:val="center"/>
             </w:pPr>
             <w:r>
-              <w:t xml:space="preserve">Порядок подготовки научных и научно-педагогических кадров в России </w:t>
+              <w:t xml:space="preserve">Принципы построения CI/CD пайплайнов: GitLab CI, GitHub Actions, Jenkins, ArgoCD</w:t>
             </w:r>
           </w:p>
         </w:tc>
@@ -27978,7 +32225,7 @@
           </w:tcPr>
           <w:p>
             <w:r>
-              <w:t>ПК-7.2 Применяет статистические методы систематизации и классификации информации, относящейся к предметной области</w:t>
+              <w:t>ПК-1.2 Применяет transfer learning и fine-tuning для адаптации предобученных моделей</w:t>
             </w:r>
           </w:p>
         </w:tc>
@@ -28036,7 +32283,7 @@
           </w:tcPr>
           <w:p>
             <w:r>
-              <w:t>Этапы научного исследования</w:t>
+              <w:t>Контейнеризация и оркестрация сервисов</w:t>
             </w:r>
           </w:p>
         </w:tc>
@@ -28064,7 +32311,7 @@
               <w:jc w:val="center"/>
             </w:pPr>
             <w:r>
-              <w:t xml:space="preserve">Порядок подготовки научных и научно-педагогических кадров в России </w:t>
+              <w:t xml:space="preserve">Принципы построения CI/CD пайплайнов: GitLab CI, GitHub Actions, Jenkins, ArgoCD</w:t>
             </w:r>
           </w:p>
         </w:tc>
@@ -28074,7 +32321,7 @@
           </w:tcPr>
           <w:p>
             <w:r>
-              <w:t>ПК-7.3 Определяет цель и задачи исследования</w:t>
+              <w:t>ПК-1.3 Настраивает распределённое хранилище и базы данных в облаке (RDS, S3, NoSQL)</w:t>
             </w:r>
           </w:p>
         </w:tc>
@@ -28130,7 +32377,7 @@
           </w:tcPr>
           <w:p>
             <w:r>
-              <w:t>Этапы научного исследования</w:t>
+              <w:t>Контейнеризация и оркестрация сервисов</w:t>
             </w:r>
           </w:p>
         </w:tc>
@@ -28158,7 +32405,7 @@
               <w:jc w:val="center"/>
             </w:pPr>
             <w:r>
-              <w:t xml:space="preserve">Порядок подготовки научных и научно-педагогических кадров в России </w:t>
+              <w:t xml:space="preserve">Принципы построения CI/CD пайплайнов: GitLab CI, GitHub Actions, Jenkins, ArgoCD</w:t>
             </w:r>
           </w:p>
         </w:tc>
@@ -28168,7 +32415,7 @@
           </w:tcPr>
           <w:p>
             <w:r>
-              <w:t>ПК-7.4 Применяет нормативную документацию, относящуюся к изучаемой теме</w:t>
+              <w:t>ПК-1.4 Интерпретирует работу нейросетевых моделей методами SHAP, LIME, Grad-CAM</w:t>
             </w:r>
           </w:p>
         </w:tc>
@@ -28178,7 +32425,7 @@
           </w:tcPr>
           <w:p>
             <w:r>
-              <w:t>Выбирает оптимальную структуру данных для решения конкретной задачи тематике выпускной квалификационной работы</w:t>
+              <w:t>Составляет перечень ключевых слов по тематике ВКР и выбирает паспорт специальности, наиболее близкий тематике выпускной квалификационной работы</w:t>
             </w:r>
           </w:p>
         </w:tc>
@@ -28224,7 +32471,7 @@
           </w:tcPr>
           <w:p>
             <w:r>
-              <w:t>Этапы научного исследования</w:t>
+              <w:t>Контейнеризация и оркестрация сервисов</w:t>
             </w:r>
           </w:p>
         </w:tc>
@@ -28252,7 +32499,7 @@
               <w:jc w:val="center"/>
             </w:pPr>
             <w:r>
-              <w:t xml:space="preserve">Порядок подготовки научных и научно-педагогических кадров в России </w:t>
+              <w:t xml:space="preserve">Принципы построения CI/CD пайплайнов: GitLab CI, GitHub Actions, Jenkins, ArgoCD</w:t>
             </w:r>
           </w:p>
         </w:tc>
@@ -28262,7 +32509,7 @@
           </w:tcPr>
           <w:p>
             <w:r>
-              <w:t>ПК-7.5 Применяет методы анализа научно-технической информации</w:t>
+              <w:t>ПК-1.5 Проводит вычислительный эксперимент и сравнительный анализ архитектур DL</w:t>
             </w:r>
           </w:p>
         </w:tc>
@@ -28320,7 +32567,7 @@
           </w:tcPr>
           <w:p>
             <w:r>
-              <w:t>Этапы научного исследования</w:t>
+              <w:t>Контейнеризация и оркестрация сервисов</w:t>
             </w:r>
           </w:p>
         </w:tc>
@@ -28348,7 +32595,7 @@
               <w:jc w:val="center"/>
             </w:pPr>
             <w:r>
-              <w:t xml:space="preserve">Порядок подготовки научных и научно-педагогических кадров в России </w:t>
+              <w:t xml:space="preserve">Принципы построения CI/CD пайплайнов: GitLab CI, GitHub Actions, Jenkins, ArgoCD</w:t>
             </w:r>
           </w:p>
         </w:tc>
@@ -28358,7 +32605,7 @@
           </w:tcPr>
           <w:p>
             <w:r>
-              <w:t>ПК-7.6 Формирует рекомендации по внедрению результатов исследований и разработок</w:t>
+              <w:t>ПК-1.6 Публикует результаты экспериментов с моделями DL в формате научной статьи</w:t>
             </w:r>
           </w:p>
         </w:tc>
@@ -28368,7 +32615,7 @@
           </w:tcPr>
           <w:p>
             <w:r>
-              <w:t xml:space="preserve">Готовит Техническое задание и Акт внедрения по материалам своей выпускной квалификационной работы </w:t>
+              <w:t xml:space="preserve">Готовит Публикация в Google Play по материалам своей выпускной квалификационной работы </w:t>
             </w:r>
           </w:p>
         </w:tc>
@@ -28414,7 +32661,7 @@
           </w:tcPr>
           <w:p>
             <w:r>
-              <w:t>Этапы научного исследования</w:t>
+              <w:t>Контейнеризация и оркестрация сервисов</w:t>
             </w:r>
           </w:p>
         </w:tc>
@@ -28442,7 +32689,7 @@
               <w:jc w:val="center"/>
             </w:pPr>
             <w:r>
-              <w:t xml:space="preserve">Порядок подготовки научных и научно-педагогических кадров в России </w:t>
+              <w:t xml:space="preserve">Принципы построения CI/CD пайплайнов: GitLab CI, GitHub Actions, Jenkins, ArgoCD</w:t>
             </w:r>
           </w:p>
         </w:tc>
@@ -28452,7 +32699,7 @@
           </w:tcPr>
           <w:p>
             <w:r>
-              <w:t>ПК-7.7 Делает выводы по результатам произведённых исследований и разработок</w:t>
+              <w:t>ПК-1.7 Применяет RAG-пайплайны и prompt engineering для задач на основе LLM</w:t>
             </w:r>
           </w:p>
         </w:tc>
@@ -28510,7 +32757,7 @@
           </w:tcPr>
           <w:p>
             <w:r>
-              <w:t>Методология научных исследований</w:t>
+              <w:t>CI/CD, мониторинг и безопасность</w:t>
             </w:r>
           </w:p>
         </w:tc>
@@ -28538,7 +32785,7 @@
               <w:jc w:val="center"/>
             </w:pPr>
             <w:r>
-              <w:t xml:space="preserve">Порядок подготовки научных и научно-педагогических кадров в России </w:t>
+              <w:t xml:space="preserve">Принципы построения CI/CD пайплайнов: GitLab CI, GitHub Actions, Jenkins, ArgoCD</w:t>
             </w:r>
           </w:p>
         </w:tc>
@@ -28548,7 +32795,7 @@
           </w:tcPr>
           <w:p>
             <w:r>
-              <w:t>ПК-7.1 Выполняет сбор информации по предметной области исследования</w:t>
+              <w:t>ПК-1.1 Реализует и обучает модели DL для задач классификации, генерации, seq2seq</w:t>
             </w:r>
           </w:p>
         </w:tc>
@@ -28606,7 +32853,7 @@
           </w:tcPr>
           <w:p>
             <w:r>
-              <w:t>Методология научных исследований</w:t>
+              <w:t>CI/CD, мониторинг и безопасность</w:t>
             </w:r>
           </w:p>
         </w:tc>
@@ -28634,7 +32881,7 @@
               <w:jc w:val="center"/>
             </w:pPr>
             <w:r>
-              <w:t xml:space="preserve">Порядок подготовки научных и научно-педагогических кадров в России </w:t>
+              <w:t xml:space="preserve">Принципы построения CI/CD пайплайнов: GitLab CI, GitHub Actions, Jenkins, ArgoCD</w:t>
             </w:r>
           </w:p>
         </w:tc>
@@ -28644,7 +32891,7 @@
           </w:tcPr>
           <w:p>
             <w:r>
-              <w:t>ПК-7.2 Применяет статистические методы систематизации и классификации информации, относящейся к предметной области</w:t>
+              <w:t>ПК-1.2 Применяет transfer learning и fine-tuning для адаптации предобученных моделей</w:t>
             </w:r>
           </w:p>
         </w:tc>
@@ -28702,7 +32949,7 @@
           </w:tcPr>
           <w:p>
             <w:r>
-              <w:t>Методология научных исследований</w:t>
+              <w:t>CI/CD, мониторинг и безопасность</w:t>
             </w:r>
           </w:p>
         </w:tc>
@@ -28730,7 +32977,7 @@
               <w:jc w:val="center"/>
             </w:pPr>
             <w:r>
-              <w:t xml:space="preserve">Порядок подготовки научных и научно-педагогических кадров в России </w:t>
+              <w:t xml:space="preserve">Принципы построения CI/CD пайплайнов: GitLab CI, GitHub Actions, Jenkins, ArgoCD</w:t>
             </w:r>
           </w:p>
         </w:tc>
@@ -28740,7 +32987,7 @@
           </w:tcPr>
           <w:p>
             <w:r>
-              <w:t>ПК-7.3 Определяет цель и задачи исследования</w:t>
+              <w:t>ПК-1.3 Настраивает распределённое хранилище и базы данных в облаке (RDS, S3, NoSQL)</w:t>
             </w:r>
           </w:p>
         </w:tc>
@@ -28798,7 +33045,7 @@
           </w:tcPr>
           <w:p>
             <w:r>
-              <w:t>Методология научных исследований</w:t>
+              <w:t>CI/CD, мониторинг и безопасность</w:t>
             </w:r>
           </w:p>
         </w:tc>
@@ -28826,7 +33073,7 @@
               <w:jc w:val="center"/>
             </w:pPr>
             <w:r>
-              <w:t xml:space="preserve">Порядок подготовки научных и научно-педагогических кадров в России </w:t>
+              <w:t xml:space="preserve">Принципы построения CI/CD пайплайнов: GitLab CI, GitHub Actions, Jenkins, ArgoCD</w:t>
             </w:r>
           </w:p>
         </w:tc>
@@ -28836,7 +33083,7 @@
           </w:tcPr>
           <w:p>
             <w:r>
-              <w:t>ПК-7.4 Применяет нормативную документацию, относящуюся к изучаемой теме</w:t>
+              <w:t>ПК-1.4 Интерпретирует работу нейросетевых моделей методами SHAP, LIME, Grad-CAM</w:t>
             </w:r>
           </w:p>
         </w:tc>
@@ -28846,7 +33093,7 @@
           </w:tcPr>
           <w:p>
             <w:r>
-              <w:t xml:space="preserve">Готовит Техническое задание и Акт внедрения по материалам своей выпускной квалификационной работы </w:t>
+              <w:t xml:space="preserve">Готовит Публикация в Google Play по материалам своей выпускной квалификационной работы </w:t>
             </w:r>
           </w:p>
         </w:tc>
@@ -28892,7 +33139,7 @@
           </w:tcPr>
           <w:p>
             <w:r>
-              <w:t>Методология научных исследований</w:t>
+              <w:t>CI/CD, мониторинг и безопасность</w:t>
             </w:r>
           </w:p>
         </w:tc>
@@ -28920,7 +33167,7 @@
               <w:jc w:val="center"/>
             </w:pPr>
             <w:r>
-              <w:t xml:space="preserve">Порядок подготовки научных и научно-педагогических кадров в России </w:t>
+              <w:t xml:space="preserve">Принципы построения CI/CD пайплайнов: GitLab CI, GitHub Actions, Jenkins, ArgoCD</w:t>
             </w:r>
           </w:p>
         </w:tc>
@@ -28930,7 +33177,7 @@
           </w:tcPr>
           <w:p>
             <w:r>
-              <w:t>ПК-7.5 Применяет методы анализа научно-технической информации</w:t>
+              <w:t>ПК-1.5 Проводит вычислительный эксперимент и сравнительный анализ архитектур DL</w:t>
             </w:r>
           </w:p>
         </w:tc>
@@ -28988,7 +33235,7 @@
           </w:tcPr>
           <w:p>
             <w:r>
-              <w:t>Методология научных исследований</w:t>
+              <w:t>CI/CD, мониторинг и безопасность</w:t>
             </w:r>
           </w:p>
         </w:tc>
@@ -29016,7 +33263,7 @@
               <w:jc w:val="center"/>
             </w:pPr>
             <w:r>
-              <w:t xml:space="preserve">Порядок подготовки научных и научно-педагогических кадров в России </w:t>
+              <w:t xml:space="preserve">Принципы построения CI/CD пайплайнов: GitLab CI, GitHub Actions, Jenkins, ArgoCD</w:t>
             </w:r>
           </w:p>
         </w:tc>
@@ -29026,7 +33273,7 @@
           </w:tcPr>
           <w:p>
             <w:r>
-              <w:t>ПК-7.6 Формирует рекомендации по внедрению результатов исследований и разработок</w:t>
+              <w:t>ПК-1.6 Публикует результаты экспериментов с моделями DL в формате научной статьи</w:t>
             </w:r>
           </w:p>
         </w:tc>
@@ -29036,7 +33283,7 @@
           </w:tcPr>
           <w:p>
             <w:r>
-              <w:t>Готовит Техническое задание и Акт внедрения по материалам своей выпускной квалификационной работы</w:t>
+              <w:t>Готовит Публикация в Google Play по материалам своей выпускной квалификационной работы</w:t>
             </w:r>
           </w:p>
         </w:tc>
@@ -29082,7 +33329,7 @@
           </w:tcPr>
           <w:p>
             <w:r>
-              <w:t>Методология научных исследований</w:t>
+              <w:t>CI/CD, мониторинг и безопасность</w:t>
             </w:r>
           </w:p>
         </w:tc>
@@ -29110,7 +33357,7 @@
               <w:jc w:val="center"/>
             </w:pPr>
             <w:r>
-              <w:t xml:space="preserve">Порядок подготовки научных и научно-педагогических кадров в России </w:t>
+              <w:t xml:space="preserve">Принципы построения CI/CD пайплайнов: GitLab CI, GitHub Actions, Jenkins, ArgoCD</w:t>
             </w:r>
           </w:p>
         </w:tc>
@@ -29120,7 +33367,7 @@
           </w:tcPr>
           <w:p>
             <w:r>
-              <w:t>ПК-7.7 Делает выводы по результатам произведённых исследований и разработок</w:t>
+              <w:t>ПК-1.7 Применяет RAG-пайплайны и prompt engineering для задач на основе LLM</w:t>
             </w:r>
           </w:p>
         </w:tc>
@@ -29176,7 +33423,7 @@
           </w:tcPr>
           <w:p>
             <w:r>
-              <w:t>Методология научных исследований</w:t>
+              <w:t>CI/CD, мониторинг и безопасность</w:t>
             </w:r>
           </w:p>
         </w:tc>
@@ -29204,7 +33451,7 @@
               <w:jc w:val="center"/>
             </w:pPr>
             <w:r>
-              <w:t xml:space="preserve">Порядок подготовки научных и научно-педагогических кадров в России </w:t>
+              <w:t xml:space="preserve">Принципы построения CI/CD пайплайнов: GitLab CI, GitHub Actions, Jenkins, ArgoCD</w:t>
             </w:r>
           </w:p>
         </w:tc>
@@ -29214,7 +33461,7 @@
           </w:tcPr>
           <w:p>
             <w:r>
-              <w:t>ПК-7.1 Выполняет сбор информации по предметной области исследования</w:t>
+              <w:t>ПК-1.1 Реализует и обучает модели DL для задач классификации, генерации, seq2seq</w:t>
             </w:r>
           </w:p>
         </w:tc>
@@ -29270,7 +33517,7 @@
           </w:tcPr>
           <w:p>
             <w:r>
-              <w:t>Методология научных исследований</w:t>
+              <w:t>CI/CD, мониторинг и безопасность</w:t>
             </w:r>
           </w:p>
         </w:tc>
@@ -29298,7 +33545,7 @@
               <w:jc w:val="center"/>
             </w:pPr>
             <w:r>
-              <w:t xml:space="preserve">Порядок подготовки научных и научно-педагогических кадров в России </w:t>
+              <w:t xml:space="preserve">Принципы построения CI/CD пайплайнов: GitLab CI, GitHub Actions, Jenkins, ArgoCD</w:t>
             </w:r>
           </w:p>
         </w:tc>
@@ -29308,7 +33555,7 @@
           </w:tcPr>
           <w:p>
             <w:r>
-              <w:t>ПК-7.2 Применяет статистические методы систематизации и классификации информации, относящейся к предметной области</w:t>
+              <w:t>ПК-1.2 Применяет transfer learning и fine-tuning для адаптации предобученных моделей</w:t>
             </w:r>
           </w:p>
         </w:tc>
@@ -29366,7 +33613,7 @@
           </w:tcPr>
           <w:p>
             <w:r>
-              <w:t>Методология научных исследований</w:t>
+              <w:t>CI/CD, мониторинг и безопасность</w:t>
             </w:r>
           </w:p>
         </w:tc>
@@ -29394,7 +33641,7 @@
               <w:jc w:val="center"/>
             </w:pPr>
             <w:r>
-              <w:t xml:space="preserve">Порядок подготовки научных и научно-педагогических кадров в России </w:t>
+              <w:t xml:space="preserve">Принципы построения CI/CD пайплайнов: GitLab CI, GitHub Actions, Jenkins, ArgoCD</w:t>
             </w:r>
           </w:p>
         </w:tc>
@@ -29404,7 +33651,7 @@
           </w:tcPr>
           <w:p>
             <w:r>
-              <w:t>ПК-7.3 Определяет цель и задачи исследования</w:t>
+              <w:t>ПК-1.3 Настраивает распределённое хранилище и базы данных в облаке (RDS, S3, NoSQL)</w:t>
             </w:r>
           </w:p>
         </w:tc>
@@ -29460,7 +33707,7 @@
           </w:tcPr>
           <w:p>
             <w:r>
-              <w:t>Методология научных исследований</w:t>
+              <w:t>CI/CD, мониторинг и безопасность</w:t>
             </w:r>
           </w:p>
         </w:tc>
@@ -29488,7 +33735,7 @@
               <w:jc w:val="center"/>
             </w:pPr>
             <w:r>
-              <w:t xml:space="preserve">Порядок подготовки научных и научно-педагогических кадров в России </w:t>
+              <w:t xml:space="preserve">Принципы построения CI/CD пайплайнов: GitLab CI, GitHub Actions, Jenkins, ArgoCD</w:t>
             </w:r>
           </w:p>
         </w:tc>
@@ -29498,7 +33745,7 @@
           </w:tcPr>
           <w:p>
             <w:r>
-              <w:t>ПК-7.4 Применяет нормативную документацию, относящуюся к изучаемой теме</w:t>
+              <w:t>ПК-1.4 Интерпретирует работу нейросетевых моделей методами SHAP, LIME, Grad-CAM</w:t>
             </w:r>
           </w:p>
         </w:tc>
@@ -29508,7 +33755,7 @@
           </w:tcPr>
           <w:p>
             <w:r>
-              <w:t>Выбирает оптимальную структуру данных для решения конкретной задачи тематике выпускной квалификационной работы</w:t>
+              <w:t>Составляет перечень ключевых слов по тематике ВКР и выбирает паспорт специальности, наиболее близкий тематике выпускной квалификационной работы</w:t>
             </w:r>
           </w:p>
         </w:tc>
@@ -29554,7 +33801,7 @@
           </w:tcPr>
           <w:p>
             <w:r>
-              <w:t>Методология научных исследований</w:t>
+              <w:t>CI/CD, мониторинг и безопасность</w:t>
             </w:r>
           </w:p>
         </w:tc>
@@ -29582,7 +33829,7 @@
               <w:jc w:val="center"/>
             </w:pPr>
             <w:r>
-              <w:t xml:space="preserve">Порядок подготовки научных и научно-педагогических кадров в России </w:t>
+              <w:t xml:space="preserve">Принципы построения CI/CD пайплайнов: GitLab CI, GitHub Actions, Jenkins, ArgoCD</w:t>
             </w:r>
           </w:p>
         </w:tc>
@@ -29592,7 +33839,7 @@
           </w:tcPr>
           <w:p>
             <w:r>
-              <w:t>ПК-7.5 Применяет методы анализа научно-технической информации</w:t>
+              <w:t>ПК-1.5 Проводит вычислительный эксперимент и сравнительный анализ архитектур DL</w:t>
             </w:r>
           </w:p>
         </w:tc>
@@ -29650,7 +33897,7 @@
           </w:tcPr>
           <w:p>
             <w:r>
-              <w:t>Методология научных исследований</w:t>
+              <w:t>CI/CD, мониторинг и безопасность</w:t>
             </w:r>
           </w:p>
         </w:tc>
@@ -29678,7 +33925,7 @@
               <w:jc w:val="center"/>
             </w:pPr>
             <w:r>
-              <w:t xml:space="preserve">Порядок подготовки научных и научно-педагогических кадров в России </w:t>
+              <w:t xml:space="preserve">Принципы построения CI/CD пайплайнов: GitLab CI, GitHub Actions, Jenkins, ArgoCD</w:t>
             </w:r>
           </w:p>
         </w:tc>
@@ -29688,7 +33935,7 @@
           </w:tcPr>
           <w:p>
             <w:r>
-              <w:t>ПК-7.6 Формирует рекомендации по внедрению результатов исследований и разработок</w:t>
+              <w:t>ПК-1.6 Публикует результаты экспериментов с моделями DL в формате научной статьи</w:t>
             </w:r>
           </w:p>
         </w:tc>
@@ -29698,7 +33945,7 @@
           </w:tcPr>
           <w:p>
             <w:r>
-              <w:t>Готовит Техническое задание и Акт внедрения по материалам своей выпускной квалификационной работы</w:t>
+              <w:t>Готовит Публикация в Google Play по материалам своей выпускной квалификационной работы</w:t>
             </w:r>
           </w:p>
         </w:tc>
@@ -29744,7 +33991,7 @@
           </w:tcPr>
           <w:p>
             <w:r>
-              <w:t>Методология научных исследований</w:t>
+              <w:t>CI/CD, мониторинг и безопасность</w:t>
             </w:r>
           </w:p>
         </w:tc>
@@ -29772,7 +34019,7 @@
               <w:jc w:val="center"/>
             </w:pPr>
             <w:r>
-              <w:t xml:space="preserve">Порядок подготовки научных и научно-педагогических кадров в России </w:t>
+              <w:t xml:space="preserve">Принципы построения CI/CD пайплайнов: GitLab CI, GitHub Actions, Jenkins, ArgoCD</w:t>
             </w:r>
           </w:p>
         </w:tc>
@@ -29782,7 +34029,7 @@
           </w:tcPr>
           <w:p>
             <w:r>
-              <w:t>ПК-7.7 Делает выводы по результатам произведённых исследований и разработок</w:t>
+              <w:t>ПК-1.7 Применяет RAG-пайплайны и prompt engineering для задач на основе LLM</w:t>
             </w:r>
           </w:p>
         </w:tc>
@@ -29838,7 +34085,7 @@
           </w:tcPr>
           <w:p>
             <w:r>
-              <w:t>Методология научных исследований</w:t>
+              <w:t>CI/CD, мониторинг и безопасность</w:t>
             </w:r>
           </w:p>
         </w:tc>
@@ -29866,7 +34113,7 @@
               <w:jc w:val="center"/>
             </w:pPr>
             <w:r>
-              <w:t>Методы оформления результатов научной работы</w:t>
+              <w:t>Методы обеспечения безопасности в DevOps: SAST, DAST, контейнерная безопасность, secrets management</w:t>
             </w:r>
           </w:p>
         </w:tc>
@@ -29876,7 +34123,7 @@
           </w:tcPr>
           <w:p>
             <w:r>
-              <w:t>ПК-8.1 Применяет программные средства для оформления результатов выполненной работы</w:t>
+              <w:t>ОПК-3.1 Оформляет результаты экспериментов с моделями DL в научную статью ВАК/arXiv</w:t>
             </w:r>
           </w:p>
         </w:tc>
@@ -29934,7 +34181,7 @@
           </w:tcPr>
           <w:p>
             <w:r>
-              <w:t>Методология научных исследований</w:t>
+              <w:t>CI/CD, мониторинг и безопасность</w:t>
             </w:r>
           </w:p>
         </w:tc>
@@ -29962,7 +34209,7 @@
               <w:jc w:val="center"/>
             </w:pPr>
             <w:r>
-              <w:t>Методы оформления результатов научной работы</w:t>
+              <w:t>Методы обеспечения безопасности в DevOps: SAST, DAST, контейнерная безопасность, secrets management</w:t>
             </w:r>
           </w:p>
         </w:tc>
@@ -29972,7 +34219,7 @@
           </w:tcPr>
           <w:p>
             <w:r>
-              <w:t>ПК-8.2 Составляет проекты календарных планов работ</w:t>
+              <w:t>ОПК-3.2 Готовит доклад и презентацию по результатам работы с архитектурами DL</w:t>
             </w:r>
           </w:p>
         </w:tc>
@@ -30028,7 +34275,7 @@
           </w:tcPr>
           <w:p>
             <w:r>
-              <w:t>Методология научных исследований</w:t>
+              <w:t>CI/CD, мониторинг и безопасность</w:t>
             </w:r>
           </w:p>
         </w:tc>
@@ -30056,7 +34303,7 @@
               <w:jc w:val="center"/>
             </w:pPr>
             <w:r>
-              <w:t>Методы оформления результатов научной работы</w:t>
+              <w:t>Методы обеспечения безопасности в DevOps: SAST, DAST, контейнерная безопасность, secrets management</w:t>
             </w:r>
           </w:p>
         </w:tc>
@@ -30066,7 +34313,7 @@
           </w:tcPr>
           <w:p>
             <w:r>
-              <w:t>ПК-8.3 Формирует программу представления результатов отдельных элементов научно-исследовательских и опытно-конструкторских работ</w:t>
+              <w:t>ОПК-3.3 Разрабатывает и публично защищает проект на основе предобученной модели</w:t>
             </w:r>
           </w:p>
         </w:tc>
@@ -30124,7 +34371,7 @@
           </w:tcPr>
           <w:p>
             <w:r>
-              <w:t>Методология научных исследований</w:t>
+              <w:t>CI/CD, мониторинг и безопасность</w:t>
             </w:r>
           </w:p>
         </w:tc>
@@ -30152,7 +34399,7 @@
               <w:jc w:val="center"/>
             </w:pPr>
             <w:r>
-              <w:t>Методы оформления результатов научной работы</w:t>
+              <w:t>Методы обеспечения безопасности в DevOps: SAST, DAST, контейнерная безопасность, secrets management</w:t>
             </w:r>
           </w:p>
         </w:tc>
@@ -30162,7 +34409,7 @@
           </w:tcPr>
           <w:p>
             <w:r>
-              <w:t>ПК-8.4 Оформляет результаты выполненных работ в виде отчётов, презентаций, видеороликов</w:t>
+              <w:t>ОПК-3.4 Представляет результаты на конференции кафедры (IT-days)</w:t>
             </w:r>
           </w:p>
         </w:tc>
@@ -30220,7 +34467,7 @@
           </w:tcPr>
           <w:p>
             <w:r>
-              <w:t>Методология научных исследований</w:t>
+              <w:t>CI/CD, мониторинг и безопасность</w:t>
             </w:r>
           </w:p>
         </w:tc>
@@ -30248,7 +34495,7 @@
               <w:jc w:val="center"/>
             </w:pPr>
             <w:r>
-              <w:t>Методы оформления результатов научной работы</w:t>
+              <w:t>Методы обеспечения безопасности в DevOps: SAST, DAST, контейнерная безопасность, secrets management</w:t>
             </w:r>
           </w:p>
         </w:tc>
@@ -30258,7 +34505,7 @@
           </w:tcPr>
           <w:p>
             <w:r>
-              <w:t>ПК-8.5 Публикует промежуточные результаты исследования в виде тезисов докладов на научно-практических конференциях</w:t>
+              <w:t>ОПК-3.5 Оформляет репозиторий GitHub с кодом и воспроизводимым pipeline</w:t>
             </w:r>
           </w:p>
         </w:tc>
@@ -30316,7 +34563,7 @@
           </w:tcPr>
           <w:p>
             <w:r>
-              <w:t>Методология научных исследований</w:t>
+              <w:t>CI/CD, мониторинг и безопасность</w:t>
             </w:r>
           </w:p>
         </w:tc>
@@ -30344,7 +34591,7 @@
               <w:jc w:val="center"/>
             </w:pPr>
             <w:r>
-              <w:t>Методы оформления результатов научной работы</w:t>
+              <w:t>Методы обеспечения безопасности в DevOps: SAST, DAST, контейнерная безопасность, secrets management</w:t>
             </w:r>
           </w:p>
         </w:tc>
@@ -30354,7 +34601,7 @@
           </w:tcPr>
           <w:p>
             <w:r>
-              <w:t>ПК-8.6 Готовит к публикации результаты завершённых работ в виде научных статей</w:t>
+              <w:t>ОПК-3.6 Составляет обзор литературы по выбранной архитектуре DL для ВКР магистра</w:t>
             </w:r>
           </w:p>
         </w:tc>
@@ -30565,7 +34812,7 @@
               <w:jc w:val="center"/>
             </w:pPr>
             <w:r>
-              <w:t>5</w:t>
+              <w:t>4</w:t>
             </w:r>
           </w:p>
         </w:tc>
@@ -31555,17 +35802,17 @@
           <w:bCs/>
           <w:iCs/>
         </w:rPr>
-        <w:t xml:space="preserve">1 Техническое задание и Акт внедрения </w:t>
+        <w:t xml:space="preserve">1 Публикация в Google Play </w:t>
         <w:br/>
-        <w:t xml:space="preserve">2 Рецензия на ВКР, статью, диссертацию </w:t>
+        <w:t xml:space="preserve">2 Обзор чужого кода </w:t>
         <w:br/>
-        <w:t>3 Научная новизна и практическая значимость ВКР</w:t>
+        <w:t>3 Методы дообучения LLM: LoRA, QLoRA, PEFT</w:t>
         <w:br/>
-        <w:t xml:space="preserve">4 Отзыв научного руководителя  </w:t>
+        <w:t xml:space="preserve">4 Безопасность мобильного приложения  </w:t>
         <w:br/>
-        <w:t xml:space="preserve">5 Процедура "Антиплагиат"  </w:t>
+        <w:t xml:space="preserve">5 Platform Channels: архитектура, BinaryMessenger </w:t>
         <w:br/>
-        <w:t xml:space="preserve">6 Нормоконтроль  </w:t>
+        <w:t xml:space="preserve">6 Защита финального проекта  </w:t>
         <w:br/>
         <w:t/>
         <w:br/>
@@ -31599,7 +35846,7 @@
         <w:br/>
         <w:t/>
         <w:br/>
-        <w:t>Голубев, В. В. Методология научных исследований : методические рекомендации / В. В. Голубев, А. В. Кудрявцев, А. С. Фирсов. — Тверь : Тверская ГСХА, 2014. — 40 с. — Текст : электронный // Лань : электронно-библиотечная система. — URL: https://e.lanbook.com/book/134202 (дата обращения: 20.05.2021). — Режим доступа: для авториз. пользователей.</w:t>
+        <w:t>Голубев, В. В. CI/CD, мониторинг и безопасность : методические рекомендации / В. В. Голубев, А. В. Кудрявцев, А. С. Фирсов. — Тверь : Тверская ГСХА, 2014. — 40 с. — Текст : электронный // Лань : электронно-библиотечная система. — URL: https://e.lanbook.com/book/134202 (дата обращения: 20.05.2021). — Режим доступа: для авториз. пользователей.</w:t>
         <w:br/>
         <w:t/>
         <w:br/>
@@ -31657,7 +35904,7 @@
           <w:bCs/>
           <w:iCs/>
         </w:rPr>
-        <w:t>Доклад (сообщение) готовится по материалам своей собственной  выпускной квалификационной  работы бакалавра.</w:t>
+        <w:t>Доклад (сообщение) готовится по материалам итогового проекта или по выбранной теме в области облачных технологий и DevOps.</w:t>
         <w:br/>
         <w:t/>
         <w:br/>
@@ -31711,7 +35958,7 @@
         <w:br/>
         <w:t/>
         <w:br/>
-        <w:t>Голубев, В. В. Методология научных исследований : методические рекомендации / В. В. Голубев, А. В. Кудрявцев, А. С. Фирсов. — Тверь : Тверская ГСХА, 2014. — 40 с. — Текст : электронный // Лань : электронно-библиотечная система. — URL: https://e.lanbook.com/book/134202 (дата обращения: 20.05.2021). — Режим доступа: для авториз. пользователей.</w:t>
+        <w:t>Голубев, В. В. CI/CD, мониторинг и безопасность : методические рекомендации / В. В. Голубев, А. В. Кудрявцев, А. С. Фирсов. — Тверь : Тверская ГСХА, 2014. — 40 с. — Текст : электронный // Лань : электронно-библиотечная система. — URL: https://e.lanbook.com/book/134202 (дата обращения: 20.05.2021). — Режим доступа: для авториз. пользователей.</w:t>
         <w:br/>
         <w:t/>
         <w:br/>
@@ -31771,21 +36018,21 @@
           <w:bCs/>
           <w:iCs/>
         </w:rPr>
-        <w:t>ЛР №1 Реализация связного списка, стека и очереди</w:t>
+        <w:t xml:space="preserve">ЛР №1 Развёртывание инфраструктуры с Terraform </w:t>
         <w:br/>
-        <w:t>ЛР №2 Реализация бинарного дерева поиска и AVL-дерева</w:t>
+        <w:t xml:space="preserve">ЛР №2 Контейнеризация приложения с Docker и Docker Compose </w:t>
         <w:br/>
-        <w:t>ЛР №3 Сравнительный анализ алгоритмов сортировки</w:t>
+        <w:t>ЛР №3 Развёртывание сервиса в Kubernetes</w:t>
         <w:br/>
-        <w:t>ЛР №4 Алгоритмы на графах: BFS, DFS, Дейкстра</w:t>
+        <w:t xml:space="preserve">ЛР №4 Настройка CI/CD пайплайна (GitLab CI / GitHub Actions) </w:t>
         <w:br/>
-        <w:t>ЛР №5 Хеш-таблица с открытой адресацией и цепочками</w:t>
+        <w:t xml:space="preserve">ЛР №5 Мониторинг: Prometheus, Grafana, алертинг  </w:t>
         <w:br/>
-        <w:t>ЛР №6 Задачи динамического программирования</w:t>
+        <w:t xml:space="preserve">ЛР №6 Безопасность: сканирование образов, SAST, Vault </w:t>
         <w:br/>
-        <w:t>ЛР №7 Жадные алгоритмы: задача о рюкзаке и покрытии</w:t>
+        <w:t>ЛР №7 GitOps с ArgoCD</w:t>
         <w:br/>
-        <w:t>ЛР №8 Задачи оптимизации на графах (MST: Прим, Краскал)</w:t>
+        <w:t xml:space="preserve">ЛР №8 Подготовка к публикации </w:t>
         <w:br/>
         <w:t/>
         <w:br/>
@@ -31817,7 +36064,7 @@
         <w:br/>
         <w:t/>
         <w:br/>
-        <w:t>Компьютерное моделирование : учебно-методические указания к выполнению лабо-раторных работ / УГНТУ, каф. ВТИК ; сост. Ф. У. Еникеев. - Уфа : УГНТУ, 2017. - 3,33 Мб. - URL: http://bibl.rusoil.net/base_docs/UGNTU/VTIK/Enikeev.pdf. - Текст : электронный.</w:t>
+        <w:t>Компьютерное моделирование : учебно-методические указания к выполнению лабо-раторных работ / УГНТУ, каф. ВТИК ; сост. Ф. А. Баязитов. - Уфа : УГНТУ, 2017. - 3,33 Мб. - URL: http://bibl.rusoil.net/base_docs/UGNTU/VTIK/Enikeev.pdf. - Текст : электронный.</w:t>
         <w:br/>
         <w:t/>
         <w:br/>
@@ -31877,17 +36124,17 @@
           <w:bCs/>
           <w:iCs/>
         </w:rPr>
-        <w:t xml:space="preserve">1 Выбор паспорта специальности и ключевых слов </w:t>
+        <w:t xml:space="preserve">1 Введение в облачные платформы </w:t>
         <w:br/>
-        <w:t xml:space="preserve">2 Литературный обзор публикаций научного руководителя </w:t>
+        <w:t xml:space="preserve">2 Terraform: ресурсы и модули </w:t>
         <w:br/>
-        <w:t xml:space="preserve">3 Оформление результатов научных исследований  </w:t>
+        <w:t xml:space="preserve">3 Docker: образы, контейнеры, сети  </w:t>
         <w:br/>
-        <w:t xml:space="preserve">4 Формулировка цели, основных задач и выводов </w:t>
+        <w:t xml:space="preserve">4 Kubernetes: Deployment, Service, Ingress </w:t>
         <w:br/>
-        <w:t xml:space="preserve">5 Поиск автореферата кандидатской диссертации </w:t>
+        <w:t xml:space="preserve">5 CI/CD: стадии, артефакты, окружения </w:t>
         <w:br/>
-        <w:t xml:space="preserve">6 Выбор Диссертационного совета </w:t>
+        <w:t xml:space="preserve">6 DevSecOps: SAST, DAST, политики безопасности </w:t>
         <w:br/>
         <w:t/>
         <w:br/>
@@ -31966,7 +36213,7 @@
           <w:sz w:val="28"/>
           <w:szCs w:val="28"/>
         </w:rPr>
-        <w:t>(38012)Алгоритмы и структуры данных</w:t>
+        <w:t>(38052)Облачные вычисления и DevOps</w:t>
       </w:r>
     </w:p>
     <w:p>
@@ -32004,7 +36251,7 @@
           <w:color w:val="000000"/>
           <w:u w:val="single"/>
         </w:rPr>
-        <w:t>09.03.01 Информатика и вычислительная техника</w:t>
+        <w:t>09.04.01 Информатика и вычислительная техника</w:t>
       </w:r>
     </w:p>
     <w:p>
@@ -32046,7 +36293,7 @@
           <w:color w:val="000000"/>
           <w:u w:val="single"/>
         </w:rPr>
-        <w:t>профиль«Программное обеспечение средств вычислительной техники и автоматизированных систем»</w:t>
+        <w:t>профиль «Разработка и применение интеллектуальных систем»</w:t>
       </w:r>
     </w:p>
     <w:p>
@@ -32087,7 +36334,7 @@
           <w:color w:val="000000"/>
           <w:u w:val="single"/>
         </w:rPr>
-        <w:t>бакалавриат</w:t>
+        <w:t>магистратура</w:t>
       </w:r>
     </w:p>
     <w:p>
@@ -32247,17 +36494,17 @@
               <w:rPr>
                 <w:bCs/>
               </w:rPr>
-              <w:t xml:space="preserve"> ПК-3 Способен разрабатывать технические описания и руководства, готовить конспекты и проводить занятия по обучению работников применению программно-методических комплексов, используемых на предприятии:</w:t>
+              <w:t xml:space="preserve"> ПК-3 Способен осуществлять критический анализ проблемных ситуаций на основе системного подхода, вырабатывать стратегию действий:</w:t>
               <w:br/>
-              <w:t xml:space="preserve">  -ПК-3.1 Составляет руководства пользователя программным продуктом</w:t>
+              <w:t xml:space="preserve">  -УК-1.1 Анализирует научные публикации по архитектурам DL, выявляет актуальные проблемы</w:t>
               <w:br/>
-              <w:t xml:space="preserve">  -ПК-3.2 Согласовывает регламенты разработки технической документации по использованию программного средства</w:t>
+              <w:t xml:space="preserve">  -УК-1.2 Формулирует гипотезу об эффективности применяемой архитектуры и методику её проверки</w:t>
               <w:br/>
-              <w:t xml:space="preserve">  -ПК-3.3 Готовит описания методик разработки компонентов программных комплексов, используемых на предприятии</w:t>
+              <w:t xml:space="preserve">  -УК-1.3 Критически оценивает облачные решения AWS/Azure/GCP и Kubernetes по выбранным метрикам</w:t>
               <w:br/>
-              <w:t xml:space="preserve">  -ПК-3.4 Готовит описания методик применения программных комплексов, используемых на предприятии</w:t>
+              <w:t xml:space="preserve">  -УК-1.4 Интерпретирует результаты обучения модели и формулирует выводы об её применимости</w:t>
               <w:br/>
-              <w:t xml:space="preserve">  -ПК-3.5 Проводит консультирование работников по использованию программно-методических комплексов предприятия</w:t>
+              <w:t xml:space="preserve">  -УК-1.5 Оценивает ограничения применённых моделей и предлагает направления улучшения</w:t>
               <w:br/>
               <w:t/>
             </w:r>
@@ -32281,23 +36528,23 @@
               <w:rPr>
                 <w:bCs/>
               </w:rPr>
-              <w:t xml:space="preserve"> ПК-5 Способен подбирать средства проектирования и производить функциональное и логическое проектирование систем среднего и крупного масштаба и сложности:</w:t>
+              <w:t xml:space="preserve"> ПК-5 Способен применять современные методы и инструменты DevOps при разработке и эксплуатации программных систем:</w:t>
               <w:br/>
-              <w:t xml:space="preserve">  -ПК-5.1 Использует теоретические методики целеполагания для программных систем</w:t>
+              <w:t xml:space="preserve">  -ОПК-2.1 Реализует архитектуру Transformer с механизмом self-attention из первых принципов</w:t>
               <w:br/>
-              <w:t xml:space="preserve">  -ПК-5.2 Оформляет технические задания на разработку программных средств с описанием функционирования системы</w:t>
+              <w:t xml:space="preserve">  -ОПК-2.2 Применяет методы fine-tuning (LoRA, QLoRA, full fine-tuning) к предобученным LLM</w:t>
               <w:br/>
-              <w:t xml:space="preserve">  -ПК-5.3 Разрабатывает технико-экономические обоснования создания программных комплексов</w:t>
+              <w:t xml:space="preserve">  -ОПК-2.3 Реализует алгоритм диффузионной генерации (DDPM/DDIM) и оценивает качество генерации</w:t>
               <w:br/>
-              <w:t xml:space="preserve">  -ПК-5.4 Производит декомпозицию системы на подфункции, проводит описание каждой функции</w:t>
+              <w:t xml:space="preserve">  -ОПК-2.4 Настраивает процедуру RLHF/DPO для обучения модели с учётом обратной связи</w:t>
               <w:br/>
-              <w:t xml:space="preserve">  -ПК-5.5 Формулирует требования к результатам аналитических работ в рамках системы</w:t>
+              <w:t xml:space="preserve">  -ОПК-2.5 Применяет параметрически-эффективные методы адаптации (PEFT) для задач NLP/CV</w:t>
               <w:br/>
-              <w:t xml:space="preserve">  -ПК-5.6 Подбирает средства проектирования систем среднего и крупного масштаба сложности</w:t>
+              <w:t xml:space="preserve">  -ОПК-2.6 Оценивает модели с помощью метрик FID, BLEU, ROUGE, Accuracy, F1, perplexity</w:t>
               <w:br/>
-              <w:t xml:space="preserve">  -ПК-5.7 Строит логические модели систем среднего и крупного масштаба сложности</w:t>
+              <w:t xml:space="preserve">  -ОПК-2.7 Разрабатывает мультимодальную систему (текст+изображение) на базе CLIP/LLaVA</w:t>
               <w:br/>
-              <w:t xml:space="preserve">  -ПК-5.8 Описывает порядок работ по созданию и сдаче системы, построенной по техническому заданию</w:t>
+              <w:t xml:space="preserve">  -ОПК-2.8 Оптимизирует модели: квантизация (GPTQ, GGUF), pruning, knowledge distillation</w:t>
               <w:br/>
               <w:t/>
             </w:r>
@@ -32321,21 +36568,21 @@
               <w:rPr>
                 <w:bCs/>
               </w:rPr>
-              <w:t xml:space="preserve"> ПК-7 Способен производить сбор, систематизацию, классификацию и анализ информации, относящейся к изучаемой предметной области:</w:t>
+              <w:t xml:space="preserve"> ПК-7 Способен проектировать и реализовывать облачную инфраструктуру и конвейеры непрерывной интеграции и доставки:</w:t>
               <w:br/>
-              <w:t xml:space="preserve">  -ПК-7.1 Выполняет сбор информации по предметной области исследования</w:t>
+              <w:t xml:space="preserve">  -ПК-1.1 Реализует и обучает модели DL для задач классификации, генерации, seq2seq</w:t>
               <w:br/>
-              <w:t xml:space="preserve">  -ОПК-2.1 Применяет классические структуры данных и алгоритмыдметной области</w:t>
+              <w:t xml:space="preserve">  -ПК-1.2 Применяет transfer learning и fine-tuning для адаптации предобученных моделей</w:t>
               <w:br/>
-              <w:t xml:space="preserve">  -ПК-7.3 Определяет цель и задачи исследования</w:t>
+              <w:t xml:space="preserve">  -ПК-1.3 Настраивает распределённое хранилище и базы данных в облаке (RDS, S3, NoSQL)</w:t>
               <w:br/>
-              <w:t xml:space="preserve">  -ПК-7.4 Применяет нормативную документацию, относящуюся к изучаемой теме</w:t>
+              <w:t xml:space="preserve">  -ПК-1.4 Интерпретирует работу нейросетевых моделей методами SHAP, LIME, Grad-CAM</w:t>
               <w:br/>
-              <w:t xml:space="preserve">  -ПК-7.5 Применяет методы анализа научно-технической информации</w:t>
+              <w:t xml:space="preserve">  -ПК-1.5 Проводит вычислительный эксперимент и сравнительный анализ архитектур DL</w:t>
               <w:br/>
-              <w:t xml:space="preserve">  -ПК-7.6 Формирует рекомендации по внедрению результатов исследований и разработок</w:t>
+              <w:t xml:space="preserve">  -ПК-1.6 Публикует результаты экспериментов с моделями DL в формате научной статьи</w:t>
               <w:br/>
-              <w:t xml:space="preserve">  -ПК-7.7 Делает выводы по результатам произведённых исследований и разработок</w:t>
+              <w:t xml:space="preserve">  -ПК-1.7 Применяет RAG-пайплайны и prompt engineering для задач на основе LLM</w:t>
               <w:br/>
               <w:t/>
             </w:r>
@@ -32359,19 +36606,19 @@
               <w:rPr>
                 <w:bCs/>
               </w:rPr>
-              <w:t xml:space="preserve"> ПК-8 Способен оформлять результаты выполненной работы в форме отчетов и презентаций, представлять материал в виде публичных выступлений и печатных публикаций:</w:t>
+              <w:t xml:space="preserve"> ПК-8 Способен представлять и публиковать результаты в области облачных технологий и DevOps в научных изданиях:</w:t>
               <w:br/>
-              <w:t xml:space="preserve">  -ПК-8.1 Применяет программные средства для оформления результатов выполненной работы</w:t>
+              <w:t xml:space="preserve">  -ОПК-3.1 Оформляет результаты экспериментов с моделями DL в научную статью ВАК/arXiv</w:t>
               <w:br/>
-              <w:t xml:space="preserve">  -ПК-8.2 Составляет проекты календарных планов работ</w:t>
+              <w:t xml:space="preserve">  -ОПК-3.2 Готовит доклад и презентацию по результатам работы с архитектурами DL</w:t>
               <w:br/>
-              <w:t xml:space="preserve">  -ПК-8.3 Формирует программу представления результатов отдельных элементов научно-исследовательских и опытно-конструкторских работ</w:t>
+              <w:t xml:space="preserve">  -ОПК-3.3 Разрабатывает и публично защищает проект на основе предобученной модели</w:t>
               <w:br/>
-              <w:t xml:space="preserve">  -ПК-8.4 Оформляет результаты выполненных работ в виде отчётов, презентаций, видеороликов</w:t>
+              <w:t xml:space="preserve">  -ОПК-3.4 Представляет результаты на конференции кафедры (IT-days)</w:t>
               <w:br/>
-              <w:t xml:space="preserve">  -ПК-8.5 Публикует промежуточные результаты исследования в виде тезисов докладов на научно-практических конференциях</w:t>
+              <w:t xml:space="preserve">  -ОПК-3.5 Оформляет репозиторий GitHub с кодом и воспроизводимым pipeline</w:t>
               <w:br/>
-              <w:t xml:space="preserve">  -ПК-8.6 Готовит к публикации результаты завершённых работ в виде научных статей</w:t>
+              <w:t xml:space="preserve">  -ОПК-3.6 Составляет обзор литературы по выбранной архитектуре DL для ВКР магистра</w:t>
               <w:br/>
               <w:t/>
             </w:r>
@@ -32451,7 +36698,7 @@
               <w:rPr>
                 <w:bCs/>
               </w:rPr>
-              <w:t>ПК-3- Законодательную основу регулирования отношений между субъектами научной и научно-технической деятельности, органами власти и потребителями научной и научно-технической продукции</w:t>
+              <w:t>УК-1- Облачные платформы AWS, Azure, GCP: сервисы, архитектуры, IaC-инструменты (Terraform, Ansible)</w:t>
             </w:r>
           </w:p>
           <w:p>
@@ -32468,7 +36715,7 @@
               <w:rPr>
                 <w:bCs/>
               </w:rPr>
-              <w:t>ПК-5- Субъекты научной деятельности в системе высшего и послевузовского профессионального образования</w:t>
+              <w:t>ОПК-2- Методы контейнеризации (Docker) и оркестрации (Kubernetes): архитектура, компоненты, настройка</w:t>
             </w:r>
           </w:p>
           <w:p>
@@ -32485,7 +36732,7 @@
               <w:rPr>
                 <w:bCs/>
               </w:rPr>
-              <w:t xml:space="preserve">ПК-7- Порядок подготовки научных и научно-педагогических кадров в России </w:t>
+              <w:t xml:space="preserve">ПК-5- Принципы построения CI/CD пайплайнов: GitLab CI, GitHub Actions, Jenkins, ArgoCD</w:t>
             </w:r>
           </w:p>
           <w:p>
@@ -32502,7 +36749,7 @@
               <w:rPr>
                 <w:bCs/>
               </w:rPr>
-              <w:t>ПК-8- Методы оформления результатов научной работы</w:t>
+              <w:t>ОПК-3- Методы обеспечения безопасности в DevOps: SAST, DAST, контейнерная безопасность, secrets management</w:t>
             </w:r>
           </w:p>
         </w:tc>
@@ -32556,7 +36803,7 @@
               <w:rPr>
                 <w:bCs/>
               </w:rPr>
-              <w:t>ПК-3- Выбирать тему и разрабатывать план исследования</w:t>
+              <w:t>УК-1- Проектировать и развёртывать облачную инфраструктуру с использованием Terraform и Kubernetes</w:t>
             </w:r>
           </w:p>
           <w:p>
@@ -32573,7 +36820,7 @@
               <w:rPr>
                 <w:bCs/>
               </w:rPr>
-              <w:t>ПК-5- Определять оптимальные методы исследования</w:t>
+              <w:t>ОПК-2- Настраивать Kubernetes кластеры, реализовывать автомасштабирование и управление ресурсами</w:t>
             </w:r>
           </w:p>
           <w:p>
@@ -32590,7 +36837,7 @@
               <w:rPr>
                 <w:bCs/>
               </w:rPr>
-              <w:t>ПК-7- Отыскивать научную информацию и работать с литературой</w:t>
+              <w:t>ПК-5- Выстраивать полный DevOps-цикл: разработка, тестирование, мониторинг и сопровождение</w:t>
             </w:r>
           </w:p>
           <w:p>
@@ -32607,7 +36854,7 @@
               <w:rPr>
                 <w:bCs/>
               </w:rPr>
-              <w:t>ПК-8- Собирать, анализировать и обобщать научные факты, материалы практики</w:t>
+              <w:t>ОПК-3- Выявлять уязвимости в CI/CD пайплайнах и облачных конфигурациях, применять меры защиты</w:t>
             </w:r>
           </w:p>
         </w:tc>
@@ -32662,7 +36909,7 @@
               <w:rPr>
                 <w:bCs/>
               </w:rPr>
-              <w:t>ПК-3- Участвовать в научно-исследовательских работах по кафедральным темам</w:t>
+              <w:t>УК-1- Навыками создания CI/CD пайплайнов и управления облачной инфраструктурой как кодом</w:t>
             </w:r>
           </w:p>
           <w:p>
@@ -32679,7 +36926,7 @@
               <w:rPr>
                 <w:bCs/>
               </w:rPr>
-              <w:t>ПК-5- Выступать с докладами и сообщениями на научно-теоретических и научно-практических конференциях, проводимых в университете</w:t>
+              <w:t>ОПК-2- Навыками контейнеризации приложений и их оркестрации в среде Kubernetes и Docker Swarm</w:t>
             </w:r>
           </w:p>
           <w:p>
@@ -32696,7 +36943,7 @@
               <w:rPr>
                 <w:bCs/>
               </w:rPr>
-              <w:t>ПК-7- Готовить публикации по результатам проведенных исследований</w:t>
+              <w:t>ПК-5- Навыками настройки мониторинга (Prometheus/Grafana) и управления безопасностью DevOps</w:t>
             </w:r>
           </w:p>
           <w:p>
@@ -32713,7 +36960,7 @@
               <w:rPr>
                 <w:bCs/>
               </w:rPr>
-              <w:t>ПК-8- Обладать устойчивыми навыками самостоятельной научно-исследовательской работы</w:t>
+              <w:t>ОПК-3- Навыками аудита безопасности облачных систем и внедрения DevSecOps-практик</w:t>
             </w:r>
           </w:p>
         </w:tc>
@@ -32761,7 +37008,7 @@
               </w:rPr>
             </w:pPr>
             <w:r>
-              <w:t xml:space="preserve">Организация научно-исследовательской работы в России; Этапы научного исследования; Методология научных исследований; </w:t>
+              <w:t xml:space="preserve">Облачные платформы и инфраструктура; Контейнеризация и оркестрация сервисов; CI/CD, мониторинг и безопасность; </w:t>
             </w:r>
           </w:p>
         </w:tc>
@@ -32852,7 +37099,7 @@
               <w:ind w:left="743"/>
             </w:pPr>
             <w:r>
-              <w:t xml:space="preserve">диф.зачет; </w:t>
+              <w:t xml:space="preserve">экзамен; </w:t>
             </w:r>
           </w:p>
         </w:tc>
@@ -32934,7 +37181,7 @@
               </w:rPr>
             </w:pPr>
             <w:r>
-              <w:t>д.т.н., профессор Еникеев Ф.У.</w:t>
+              <w:t>д.т.н., профессор Баязитов Ф.А.</w:t>
             </w:r>
           </w:p>
         </w:tc>
